--- a/Task 1a - Real Exam.docx
+++ b/Task 1a - Real Exam.docx
@@ -4,19 +4,13 @@
   <w:body>
     <w:p>
       <w:pPr>
-        <w:rPr>
-          <w:b/>
-          <w:bCs/>
-        </w:rPr>
+        <w:pStyle w:val="Title"/>
       </w:pPr>
       <w:r>
-        <w:rPr>
-          <w:b/>
-          <w:bCs/>
-        </w:rPr>
         <w:t>Business Context</w:t>
       </w:r>
     </w:p>
+    <w:p/>
     <w:p>
       <w:r>
         <w:t>The problems being solved for Greenfield Local Hub (GLH) stem from the current limitations in how local producers promote their goods, manage stock and interact with customers. While GLH already operates a physical retail outlet and provides collective marketing for farmers and producers, there is currently no unified digital platform that allows customers to easily discover products, place orders or track availability. This lack of digital infrastructure reduces accessibility for customers and makes product management more difficult for producers.</w:t>
@@ -74,6 +68,7 @@
     <w:p/>
     <w:p>
       <w:r>
+        <w:lastRenderedPageBreak/>
         <w:t>Allow customer</w:t>
       </w:r>
       <w:r>
@@ -84,7 +79,6 @@
     <w:p/>
     <w:p>
       <w:r>
-        <w:lastRenderedPageBreak/>
         <w:t>Implement order scheduling and tracking – The problem being solved here is the lack of transparency in the ordering process. Customers may not know when their orders will be ready for collection or delivery. By including order scheduling and tracking features, customers will be able to monitor the status of their orders in real time. Reducing confusion and improving the overall user experience.</w:t>
       </w:r>
     </w:p>
@@ -108,21 +102,24 @@
       </w:r>
     </w:p>
     <w:p/>
-    <w:p>
-      <w:pPr>
-        <w:rPr>
-          <w:b/>
-          <w:bCs/>
-        </w:rPr>
+    <w:p/>
+    <w:p/>
+    <w:p/>
+    <w:p/>
+    <w:p/>
+    <w:p/>
+    <w:p/>
+    <w:p/>
+    <w:p>
+      <w:pPr>
+        <w:pStyle w:val="Title"/>
       </w:pPr>
       <w:r>
-        <w:rPr>
-          <w:b/>
-          <w:bCs/>
-        </w:rPr>
+        <w:lastRenderedPageBreak/>
         <w:t>Empathy Map</w:t>
       </w:r>
     </w:p>
+    <w:p/>
     <w:tbl>
       <w:tblPr>
         <w:tblStyle w:val="TableGrid"/>
@@ -401,7 +398,6 @@
                 <w:b/>
                 <w:bCs/>
               </w:rPr>
-              <w:lastRenderedPageBreak/>
               <w:t>Does:</w:t>
             </w:r>
           </w:p>
@@ -663,19 +659,14 @@
     <w:p/>
     <w:p>
       <w:pPr>
-        <w:rPr>
-          <w:b/>
-          <w:bCs/>
-        </w:rPr>
+        <w:pStyle w:val="Title"/>
       </w:pPr>
       <w:r>
-        <w:rPr>
-          <w:b/>
-          <w:bCs/>
-        </w:rPr>
+        <w:lastRenderedPageBreak/>
         <w:t>Project Aim</w:t>
       </w:r>
     </w:p>
+    <w:p/>
     <w:p>
       <w:r>
         <w:t>This project aims to develop a functional, secure and user-friendly web application for Greenfield Local Hub (GLH) that supports the promotion and sale of locally produced food and drink. The platform will allow customers to explore information about local farmers and producers, browse available products, and place orders online for delivery or collection. The system will also include a secure account registration system so customers can make their personal details, track orders and view their purchase history. Additionally, the platform will provide a producer dashboard, enabling farmers and producers to manage their own products by updating stock levels, editing product information and monitoring orders related to their goods. This will ensure accurate product availability and improve operational efficiency for GLH.</w:t>
@@ -696,22 +687,20 @@
     <w:p/>
     <w:p/>
     <w:p/>
-    <w:p>
-      <w:pPr>
-        <w:rPr>
-          <w:b/>
-          <w:bCs/>
-        </w:rPr>
+    <w:p/>
+    <w:p/>
+    <w:p/>
+    <w:p/>
+    <w:p>
+      <w:pPr>
+        <w:pStyle w:val="Title"/>
       </w:pPr>
       <w:r>
-        <w:rPr>
-          <w:b/>
-          <w:bCs/>
-        </w:rPr>
         <w:lastRenderedPageBreak/>
         <w:t>Functional Requirements</w:t>
       </w:r>
     </w:p>
+    <w:p/>
     <w:tbl>
       <w:tblPr>
         <w:tblStyle w:val="TableGrid"/>
@@ -900,6 +889,7 @@
           <w:p/>
           <w:p>
             <w:r>
+              <w:lastRenderedPageBreak/>
               <w:t>Mobile and tablet views are fully responsive.</w:t>
             </w:r>
           </w:p>
@@ -920,7 +910,6 @@
           <w:p/>
           <w:p>
             <w:r>
-              <w:lastRenderedPageBreak/>
               <w:t>Errors or missing products display a friendly notification.</w:t>
             </w:r>
           </w:p>
@@ -1161,8 +1150,21 @@
           </w:tcPr>
           <w:p>
             <w:r>
+              <w:t>The solution must allow producers to manage their products and update stock levels.</w:t>
+            </w:r>
+          </w:p>
+        </w:tc>
+        <w:tc>
+          <w:tcPr>
+            <w:tcW w:w="2254" w:type="dxa"/>
+          </w:tcPr>
+          <w:p>
+            <w:r>
+              <w:t xml:space="preserve">As a producer, I want to update my product information and stock levels so that customers always see </w:t>
+            </w:r>
+            <w:r>
               <w:lastRenderedPageBreak/>
-              <w:t>The solution must allow producers to manage their products and update stock levels.</w:t>
+              <w:t>accurate product availability.</w:t>
             </w:r>
           </w:p>
         </w:tc>
@@ -1172,7 +1174,12 @@
           </w:tcPr>
           <w:p>
             <w:r>
-              <w:t>As a producer, I want to update my product information and stock levels so that customers always see accurate product availability.</w:t>
+              <w:lastRenderedPageBreak/>
+              <w:t xml:space="preserve">Providing producers with a dashboard to manage their products improves efficiency and ensures accurate information is being </w:t>
+            </w:r>
+            <w:r>
+              <w:lastRenderedPageBreak/>
+              <w:t>displayed on the website. Without this feature, staff would need to manually update product information, which could lead to delays or errors. Allowing producers to manage their own products also empowers them to maintain control over the listings and respond quickly to changes in supply.</w:t>
             </w:r>
           </w:p>
         </w:tc>
@@ -1182,23 +1189,18 @@
           </w:tcPr>
           <w:p>
             <w:r>
-              <w:t>Providing producers with a dashboard to manage their products improves efficiency and ensures accurate information is being displayed on the website. Without this feature, staff would need to manually update product information, which could lead to delays or errors. Allowing producers to manage their own products also empowers them to maintain control over the listings and respond quickly to changes in supply.</w:t>
-            </w:r>
-          </w:p>
-        </w:tc>
-        <w:tc>
-          <w:tcPr>
-            <w:tcW w:w="2254" w:type="dxa"/>
-          </w:tcPr>
-          <w:p>
-            <w:r>
+              <w:lastRenderedPageBreak/>
               <w:t>Producers can access a secure dashboard after login.</w:t>
             </w:r>
           </w:p>
           <w:p/>
           <w:p>
             <w:r>
-              <w:t>Producers can add new products with name, description, price, category, and image.</w:t>
+              <w:t xml:space="preserve">Producers can add new products with name, </w:t>
+            </w:r>
+            <w:r>
+              <w:lastRenderedPageBreak/>
+              <w:t>description, price, category, and image.</w:t>
             </w:r>
           </w:p>
           <w:p/>
@@ -1291,7 +1293,11 @@
           </w:tcPr>
           <w:p>
             <w:r>
-              <w:t>Order tracking improves transparency in the purchasing process and reduces confusion for customers. By allowing users to see the status of their orders, the system improves trust and reduces the need for customers to contact GLH for updates. Scheduling delivery or collection also allows customers to plan their purchases more conveniently</w:t>
+              <w:t xml:space="preserve">Order tracking improves transparency in the purchasing process and reduces confusion for customers. By allowing users to see the status of their orders, the system improves trust and reduces the need for customers to contact GLH for updates. Scheduling </w:t>
+            </w:r>
+            <w:r>
+              <w:lastRenderedPageBreak/>
+              <w:t>delivery or collection also allows customers to plan their purchases more conveniently</w:t>
             </w:r>
           </w:p>
         </w:tc>
@@ -1301,6 +1307,7 @@
           </w:tcPr>
           <w:p>
             <w:r>
+              <w:lastRenderedPageBreak/>
               <w:t>Users can view all active orders from their dashboard.</w:t>
             </w:r>
           </w:p>
@@ -1319,6 +1326,7 @@
           <w:p/>
           <w:p>
             <w:r>
+              <w:lastRenderedPageBreak/>
               <w:t>Users can select preferred collection or delivery times.</w:t>
             </w:r>
           </w:p>
@@ -1367,11 +1375,7 @@
           <w:p/>
           <w:p>
             <w:r>
-              <w:t xml:space="preserve">System ensures real-time synchronization between producer </w:t>
-            </w:r>
-            <w:r>
-              <w:lastRenderedPageBreak/>
-              <w:t>update and customer view.</w:t>
+              <w:t>System ensures real-time synchronization between producer update and customer view.</w:t>
             </w:r>
           </w:p>
         </w:tc>
@@ -1404,7 +1408,11 @@
           </w:tcPr>
           <w:p>
             <w:r>
-              <w:t>A loyalty system encourages repeat purchases and helps build long-term customer relationships. By rewarding customers with points or discounts based on their purchases, GLH can increase customer retention and strengthen engagement with the platform. This also gives the organisation a competitive advantage over other food retailers.</w:t>
+              <w:t xml:space="preserve">A loyalty system encourages repeat purchases and helps build long-term customer relationships. By rewarding customers with points or discounts based on their purchases, GLH can increase customer retention and strengthen engagement with the platform. This also gives the organisation a competitive advantage </w:t>
+            </w:r>
+            <w:r>
+              <w:lastRenderedPageBreak/>
+              <w:t>over other food retailers.</w:t>
             </w:r>
           </w:p>
         </w:tc>
@@ -1414,6 +1422,7 @@
           </w:tcPr>
           <w:p>
             <w:r>
+              <w:lastRenderedPageBreak/>
               <w:t>Users earn loyalty points for each completed purchase.</w:t>
             </w:r>
           </w:p>
@@ -1438,6 +1447,7 @@
           <w:p/>
           <w:p>
             <w:r>
+              <w:lastRenderedPageBreak/>
               <w:t>System validates minimum points thresholds before redemption.</w:t>
             </w:r>
           </w:p>
@@ -1480,7 +1490,6 @@
           <w:p/>
           <w:p>
             <w:r>
-              <w:lastRenderedPageBreak/>
               <w:t>Points calculation accounts for returns or cancelled orders.</w:t>
             </w:r>
           </w:p>
@@ -1563,6 +1572,7 @@
           <w:p/>
           <w:p>
             <w:r>
+              <w:lastRenderedPageBreak/>
               <w:t>Website works on desktop, tablet, and mobile with full accessibility.</w:t>
             </w:r>
           </w:p>
@@ -1622,15 +1632,117 @@
           <w:bCs/>
         </w:rPr>
       </w:pPr>
-      <w:r>
+    </w:p>
+    <w:p>
+      <w:pPr>
         <w:rPr>
           <w:b/>
           <w:bCs/>
         </w:rPr>
-        <w:lastRenderedPageBreak/>
+      </w:pPr>
+    </w:p>
+    <w:p>
+      <w:pPr>
+        <w:rPr>
+          <w:b/>
+          <w:bCs/>
+        </w:rPr>
+      </w:pPr>
+    </w:p>
+    <w:p>
+      <w:pPr>
+        <w:rPr>
+          <w:b/>
+          <w:bCs/>
+        </w:rPr>
+      </w:pPr>
+    </w:p>
+    <w:p>
+      <w:pPr>
+        <w:rPr>
+          <w:b/>
+          <w:bCs/>
+        </w:rPr>
+      </w:pPr>
+    </w:p>
+    <w:p>
+      <w:pPr>
+        <w:rPr>
+          <w:b/>
+          <w:bCs/>
+        </w:rPr>
+      </w:pPr>
+    </w:p>
+    <w:p>
+      <w:pPr>
+        <w:rPr>
+          <w:b/>
+          <w:bCs/>
+        </w:rPr>
+      </w:pPr>
+    </w:p>
+    <w:p>
+      <w:pPr>
+        <w:rPr>
+          <w:b/>
+          <w:bCs/>
+        </w:rPr>
+      </w:pPr>
+    </w:p>
+    <w:p>
+      <w:pPr>
+        <w:rPr>
+          <w:b/>
+          <w:bCs/>
+        </w:rPr>
+      </w:pPr>
+    </w:p>
+    <w:p>
+      <w:pPr>
+        <w:rPr>
+          <w:b/>
+          <w:bCs/>
+        </w:rPr>
+      </w:pPr>
+    </w:p>
+    <w:p>
+      <w:pPr>
+        <w:rPr>
+          <w:b/>
+          <w:bCs/>
+        </w:rPr>
+      </w:pPr>
+    </w:p>
+    <w:p>
+      <w:pPr>
+        <w:rPr>
+          <w:b/>
+          <w:bCs/>
+        </w:rPr>
+      </w:pPr>
+    </w:p>
+    <w:p>
+      <w:pPr>
+        <w:rPr>
+          <w:b/>
+          <w:bCs/>
+        </w:rPr>
+      </w:pPr>
+    </w:p>
+    <w:p>
+      <w:pPr>
+        <w:pStyle w:val="Title"/>
+      </w:pPr>
+    </w:p>
+    <w:p>
+      <w:pPr>
+        <w:pStyle w:val="Title"/>
+      </w:pPr>
+      <w:r>
         <w:t>Non-Functional Requirements:</w:t>
       </w:r>
     </w:p>
+    <w:p/>
     <w:tbl>
       <w:tblPr>
         <w:tblStyle w:val="TableGrid"/>
@@ -1760,6 +1872,12 @@
               <w:t>Average pay load &lt; 2 seconds for 95% of requests.</w:t>
             </w:r>
           </w:p>
+          <w:p/>
+          <w:p>
+            <w:r>
+              <w:t>No page should exceed 4 seconds load time under peak traffic conditions</w:t>
+            </w:r>
+          </w:p>
         </w:tc>
         <w:tc>
           <w:tcPr>
@@ -1798,6 +1916,12 @@
               <w:t xml:space="preserve"> searches</w:t>
             </w:r>
           </w:p>
+          <w:p/>
+          <w:p>
+            <w:r>
+              <w:t>Search queries must return accurate results within less than 1% system errors</w:t>
+            </w:r>
+          </w:p>
         </w:tc>
         <w:tc>
           <w:tcPr>
@@ -1830,6 +1954,12 @@
               <w:t>Order confirmation displayed &lt; 3 seconds after submission.</w:t>
             </w:r>
           </w:p>
+          <w:p/>
+          <w:p>
+            <w:r>
+              <w:t>95% of checkout transactions must complete successfully without timeouts or system delays</w:t>
+            </w:r>
+          </w:p>
         </w:tc>
         <w:tc>
           <w:tcPr>
@@ -1837,18 +1967,23 @@
           </w:tcPr>
           <w:p>
             <w:r>
-              <w:t>Fast order processing ensures that customers receive immediate feedback, reducing the risk of duplicate orders and increasing trust in the platform, it also demonstrates operational efficiency for GLH, as the system reliably records orders without lag, improving the overall reputation of the hub’s digital services.</w:t>
-            </w:r>
-          </w:p>
-        </w:tc>
-      </w:tr>
-      <w:tr>
-        <w:tc>
-          <w:tcPr>
-            <w:tcW w:w="3005" w:type="dxa"/>
-          </w:tcPr>
-          <w:p>
-            <w:r>
+              <w:t xml:space="preserve">Fast order processing ensures that customers receive immediate feedback, reducing the risk of duplicate orders and increasing trust in the platform, it also demonstrates operational efficiency for GLH, as the system reliably records orders without </w:t>
+            </w:r>
+            <w:r>
+              <w:lastRenderedPageBreak/>
+              <w:t>lag, improving the overall reputation of the hub’s digital services.</w:t>
+            </w:r>
+          </w:p>
+        </w:tc>
+      </w:tr>
+      <w:tr>
+        <w:tc>
+          <w:tcPr>
+            <w:tcW w:w="3005" w:type="dxa"/>
+          </w:tcPr>
+          <w:p>
+            <w:r>
+              <w:lastRenderedPageBreak/>
               <w:t>Concurrent users should be supported up to 500 without degradation</w:t>
             </w:r>
           </w:p>
@@ -1859,7 +1994,19 @@
           </w:tcPr>
           <w:p>
             <w:r>
-              <w:t>System response time &lt; 3seconds under 500 simultaneous users.</w:t>
+              <w:t>System response time &lt; 3</w:t>
+            </w:r>
+            <w:r>
+              <w:t xml:space="preserve"> </w:t>
+            </w:r>
+            <w:r>
+              <w:t>seconds under 500 simultaneous users.</w:t>
+            </w:r>
+          </w:p>
+          <w:p/>
+          <w:p>
+            <w:r>
+              <w:t>System performance should not degrade by more then 10% during peak usage</w:t>
             </w:r>
           </w:p>
         </w:tc>
@@ -1869,11 +2016,7 @@
           </w:tcPr>
           <w:p>
             <w:r>
-              <w:t xml:space="preserve">This requirement ensures that peak traffic, such as during promotions or seasonal spikes, does not impact performance. Supporting multiple concurrent users without </w:t>
-            </w:r>
-            <w:r>
-              <w:lastRenderedPageBreak/>
-              <w:t>slowdowns maintains customer confidence, reduces errors, and ensures that both customers and producers can interact with the system reliably.</w:t>
+              <w:t>This requirement ensures that peak traffic, such as during promotions or seasonal spikes, does not impact performance. Supporting multiple concurrent users without slowdowns maintains customer confidence, reduces errors, and ensures that both customers and producers can interact with the system reliably.</w:t>
             </w:r>
           </w:p>
         </w:tc>
@@ -2001,7 +2144,13 @@
           </w:tcPr>
           <w:p>
             <w:r>
-              <w:t>Monthly uptime &gt; 99.5%</w:t>
+              <w:t>The platform must maintain 99.5% uptime per month</w:t>
+            </w:r>
+          </w:p>
+          <w:p/>
+          <w:p>
+            <w:r>
+              <w:t>System outages should not exceed 4 hours total per year.</w:t>
             </w:r>
           </w:p>
         </w:tc>
@@ -2036,7 +2185,16 @@
           </w:tcPr>
           <w:p>
             <w:r>
-              <w:t>100% of submitted orders persist successfully.</w:t>
+              <w:t xml:space="preserve">100% </w:t>
+            </w:r>
+            <w:r>
+              <w:t>of completed orders must be stored successfully in the database</w:t>
+            </w:r>
+          </w:p>
+          <w:p/>
+          <w:p>
+            <w:r>
+              <w:t>0 orders should be lost due to system failures</w:t>
             </w:r>
           </w:p>
         </w:tc>
@@ -2068,7 +2226,13 @@
           </w:tcPr>
           <w:p>
             <w:r>
-              <w:t>1 backup per 24 hours with successful verification</w:t>
+              <w:t>Automated database backups must occur every 24 hours.</w:t>
+            </w:r>
+          </w:p>
+          <w:p/>
+          <w:p>
+            <w:r>
+              <w:t>Backup restoration tests must succeed 100% of the time during testing</w:t>
             </w:r>
           </w:p>
         </w:tc>
@@ -2100,7 +2264,13 @@
           </w:tcPr>
           <w:p>
             <w:r>
-              <w:t>100% of critical errors triggers alerts to administrators</w:t>
+              <w:t>Critical errors must be logged within 1 minute of occurrence.</w:t>
+            </w:r>
+          </w:p>
+          <w:p/>
+          <w:p>
+            <w:r>
+              <w:t>Administrators must be notified of system failures within 5 minutes.</w:t>
             </w:r>
           </w:p>
         </w:tc>
@@ -2110,11 +2280,12 @@
           </w:tcPr>
           <w:p>
             <w:r>
-              <w:t xml:space="preserve">Rapid detection and notification of system errors allows the IT team to respond promptly, reducing downtime and minimising disruption for both customers and producers </w:t>
-            </w:r>
-            <w:r>
               <w:lastRenderedPageBreak/>
-              <w:t>Logging and alerts also facilitate auditing, compliance and continuous improvement of the system.</w:t>
+              <w:t xml:space="preserve">Rapid detection and notification of system errors allows the IT </w:t>
+            </w:r>
+            <w:r>
+              <w:lastRenderedPageBreak/>
+              <w:t>team to respond promptly, reducing downtime and minimising disruption for both customers and producers Logging and alerts also facilitate auditing, compliance and continuous improvement of the system.</w:t>
             </w:r>
           </w:p>
         </w:tc>
@@ -2242,7 +2413,16 @@
           </w:tcPr>
           <w:p>
             <w:r>
-              <w:t>100% of sensitive data encrypted at rest</w:t>
+              <w:t xml:space="preserve">100% of sensitive </w:t>
+            </w:r>
+            <w:r>
+              <w:t>user data must be encrypted at rest.</w:t>
+            </w:r>
+          </w:p>
+          <w:p/>
+          <w:p>
+            <w:r>
+              <w:t>The system must pass annual security vulnerability testing with no critical risk.</w:t>
             </w:r>
           </w:p>
         </w:tc>
@@ -2274,9 +2454,19 @@
           </w:tcPr>
           <w:p>
             <w:r>
-              <w:t>100% of web traffic encrypted.</w:t>
-            </w:r>
-          </w:p>
+              <w:t xml:space="preserve">100% of </w:t>
+            </w:r>
+            <w:r>
+              <w:t>website traffic must use HTTPS encryption.</w:t>
+            </w:r>
+          </w:p>
+          <w:p/>
+          <w:p>
+            <w:r>
+              <w:t>Security certificates must be valid and renewed before expiration</w:t>
+            </w:r>
+          </w:p>
+          <w:p/>
         </w:tc>
         <w:tc>
           <w:tcPr>
@@ -2306,7 +2496,16 @@
           </w:tcPr>
           <w:p>
             <w:r>
-              <w:t>100% of restricted pages enforce correct permissions.</w:t>
+              <w:t xml:space="preserve">100% of restricted pages </w:t>
+            </w:r>
+            <w:r>
+              <w:t>must enforce role-based access control</w:t>
+            </w:r>
+          </w:p>
+          <w:p/>
+          <w:p>
+            <w:r>
+              <w:t>No unauthorized users should access producer or admin dashboards</w:t>
             </w:r>
           </w:p>
         </w:tc>
@@ -2338,7 +2537,13 @@
           </w:tcPr>
           <w:p>
             <w:r>
-              <w:t>90% of new passwords meet strength criteria.</w:t>
+              <w:t>At least 90% of users must use strong passwords meeting complexity rules.</w:t>
+            </w:r>
+          </w:p>
+          <w:p/>
+          <w:p>
+            <w:r>
+              <w:t>After 5 failed login attempts, the account must temporarily lock.</w:t>
             </w:r>
           </w:p>
         </w:tc>
@@ -2485,7 +2690,13 @@
           </w:tcPr>
           <w:p>
             <w:r>
-              <w:t>95% of test users complete purchase &lt; 5 minutes</w:t>
+              <w:t>At least 90% of users must successfully complete a purchase during usability testing.</w:t>
+            </w:r>
+          </w:p>
+          <w:p/>
+          <w:p>
+            <w:r>
+              <w:t>New users should be able to learn basic navigation in under 2 minutes.</w:t>
             </w:r>
           </w:p>
         </w:tc>
@@ -2517,7 +2728,13 @@
           </w:tcPr>
           <w:p>
             <w:r>
-              <w:t>100% of pages follow consistent layout and menu structure.</w:t>
+              <w:t>100% of pages must contain the same main navigation menu.</w:t>
+            </w:r>
+          </w:p>
+          <w:p/>
+          <w:p>
+            <w:r>
+              <w:t>Users must reach any major section in 3 clicks or fewer.</w:t>
             </w:r>
           </w:p>
         </w:tc>
@@ -2549,7 +2766,13 @@
           </w:tcPr>
           <w:p>
             <w:r>
-              <w:t>100% of pages follow consistent layout and menu structure.</w:t>
+              <w:t>95% of users must complete forms without needing help.</w:t>
+            </w:r>
+          </w:p>
+          <w:p/>
+          <w:p>
+            <w:r>
+              <w:t>Form validation errors must appear immediately when incorrect data is entered.</w:t>
             </w:r>
           </w:p>
         </w:tc>
@@ -2581,7 +2804,16 @@
           </w:tcPr>
           <w:p>
             <w:r>
-              <w:t>100% of core functionality accessible on mobile devices.</w:t>
+              <w:t xml:space="preserve">100% </w:t>
+            </w:r>
+            <w:r>
+              <w:t>of core features must be usable on mobile devices.</w:t>
+            </w:r>
+          </w:p>
+          <w:p/>
+          <w:p>
+            <w:r>
+              <w:t>Mobile page load times must remain under 3 seconds.</w:t>
             </w:r>
           </w:p>
         </w:tc>
@@ -2719,9 +2951,10 @@
           </w:tcPr>
           <w:p>
             <w:r>
-              <w:t>100% of pages allow text scaling.</w:t>
-            </w:r>
-          </w:p>
+              <w:t>Users must be able to increase text size by up to 200% without layout issues.</w:t>
+            </w:r>
+          </w:p>
+          <w:p/>
         </w:tc>
         <w:tc>
           <w:tcPr>
@@ -2754,6 +2987,12 @@
               <w:t>100% of pages support high contrast without layout issues.</w:t>
             </w:r>
           </w:p>
+          <w:p/>
+          <w:p>
+            <w:r>
+              <w:t>Text contrast must meet WCAG 2.1 AA contrast ratios.</w:t>
+            </w:r>
+          </w:p>
         </w:tc>
         <w:tc>
           <w:tcPr>
@@ -2783,7 +3022,13 @@
           </w:tcPr>
           <w:p>
             <w:r>
-              <w:t>All interactive elements labelled with accessible text.</w:t>
+              <w:t>100% of images must contain alt text.</w:t>
+            </w:r>
+          </w:p>
+          <w:p/>
+          <w:p>
+            <w:r>
+              <w:t>Screen readers must correctly interpret all navigation elements.</w:t>
             </w:r>
           </w:p>
         </w:tc>
@@ -2793,11 +3038,7 @@
           </w:tcPr>
           <w:p>
             <w:r>
-              <w:t xml:space="preserve">Ensures the platform is usable by visually impaired users, </w:t>
-            </w:r>
-            <w:r>
-              <w:lastRenderedPageBreak/>
-              <w:t>complying with accessibility legislation and broadening the potential user base.</w:t>
+              <w:t>Ensures the platform is usable by visually impaired users, complying with accessibility legislation and broadening the potential user base.</w:t>
             </w:r>
           </w:p>
         </w:tc>
@@ -2820,10 +3061,19 @@
           </w:tcPr>
           <w:p>
             <w:r>
-              <w:t>100% of interactive features operable via keyboard</w:t>
-            </w:r>
-            <w:r>
-              <w:t>.</w:t>
+              <w:t>100</w:t>
+            </w:r>
+            <w:r>
+              <w:t>% of interactive elements must be accessible using keyboard navigation</w:t>
+            </w:r>
+          </w:p>
+          <w:p/>
+          <w:p>
+            <w:r>
+              <w:t>Focus indicators must be visible on all clickable elements.</w:t>
+            </w:r>
+            <w:r>
+              <w:t xml:space="preserve"> </w:t>
             </w:r>
           </w:p>
         </w:tc>
@@ -2961,7 +3211,13 @@
           </w:tcPr>
           <w:p>
             <w:r>
-              <w:t>Response times remain &lt; 3 seconds at 1000 users.</w:t>
+              <w:t>The platform must support 1,000 concurrent users without performance degradation</w:t>
+            </w:r>
+          </w:p>
+          <w:p/>
+          <w:p>
+            <w:r>
+              <w:t>System response times must remain under 3 seconds during high demand.</w:t>
             </w:r>
           </w:p>
         </w:tc>
@@ -2993,7 +3249,13 @@
           </w:tcPr>
           <w:p>
             <w:r>
-              <w:t>System handles catalogue queries &lt; 1 second.</w:t>
+              <w:t>The database must support 10,000+ products.</w:t>
+            </w:r>
+          </w:p>
+          <w:p/>
+          <w:p>
+            <w:r>
+              <w:t>Products search performance must remain under 1 second with a full catalogue.</w:t>
             </w:r>
           </w:p>
         </w:tc>
@@ -3028,6 +3290,12 @@
               <w:t>Query performance &lt; 2 seconds for historical orders.</w:t>
             </w:r>
           </w:p>
+          <w:p/>
+          <w:p>
+            <w:r>
+              <w:t>The database must support 50,000+ stored orders.</w:t>
+            </w:r>
+          </w:p>
         </w:tc>
         <w:tc>
           <w:tcPr>
@@ -3057,7 +3325,13 @@
           </w:tcPr>
           <w:p>
             <w:r>
-              <w:t>Additional servers can be added without downtime.</w:t>
+              <w:t>New servers must be deployable within 30 minutes</w:t>
+            </w:r>
+          </w:p>
+          <w:p/>
+          <w:p>
+            <w:r>
+              <w:t xml:space="preserve"> Scaling must occur without system downtime.</w:t>
             </w:r>
           </w:p>
         </w:tc>
@@ -3227,7 +3501,13 @@
           </w:tcPr>
           <w:p>
             <w:r>
-              <w:t>Average product query response &lt; 1 second.</w:t>
+              <w:t>Product queries must return results in under 1 second.</w:t>
+            </w:r>
+          </w:p>
+          <w:p/>
+          <w:p>
+            <w:r>
+              <w:t>The system must support 10,000 product listings</w:t>
             </w:r>
           </w:p>
         </w:tc>
@@ -3260,7 +3540,13 @@
           </w:tcPr>
           <w:p>
             <w:r>
-              <w:t>100% of daily orders successfully recorded and processed.</w:t>
+              <w:t>The system must process 2,000 orders per day if needed.</w:t>
+            </w:r>
+          </w:p>
+          <w:p/>
+          <w:p>
+            <w:r>
+              <w:t>Order processing errors must remain below 1%.</w:t>
             </w:r>
           </w:p>
         </w:tc>
@@ -3295,6 +3581,12 @@
               <w:t>Login and account retrieval operations complete in &lt; 2 seconds.</w:t>
             </w:r>
           </w:p>
+          <w:p/>
+          <w:p>
+            <w:r>
+              <w:t>The platform must support 20,000 registered users.</w:t>
+            </w:r>
+          </w:p>
         </w:tc>
         <w:tc>
           <w:tcPr>
@@ -3308,6 +3600,30 @@
         </w:tc>
       </w:tr>
     </w:tbl>
+    <w:p>
+      <w:pPr>
+        <w:rPr>
+          <w:sz w:val="22"/>
+          <w:szCs w:val="22"/>
+        </w:rPr>
+      </w:pPr>
+    </w:p>
+    <w:p>
+      <w:pPr>
+        <w:pStyle w:val="Title"/>
+        <w:rPr>
+          <w:sz w:val="44"/>
+          <w:szCs w:val="44"/>
+        </w:rPr>
+      </w:pPr>
+      <w:r>
+        <w:rPr>
+          <w:sz w:val="44"/>
+          <w:szCs w:val="44"/>
+        </w:rPr>
+        <w:t xml:space="preserve">FUNCTIONAL REQUIREMENT hIERARCHY dIAGRAM </w:t>
+      </w:r>
+    </w:p>
     <w:p>
       <w:pPr>
         <w:rPr>
@@ -3315,52 +3631,30 @@
           <w:bCs/>
         </w:rPr>
       </w:pPr>
-    </w:p>
-    <w:p>
-      <w:pPr>
-        <w:rPr>
-          <w:b/>
-          <w:bCs/>
-        </w:rPr>
-      </w:pPr>
       <w:r>
         <w:rPr>
-          <w:b/>
-          <w:bCs/>
-        </w:rPr>
-        <w:t xml:space="preserve">Functional Requirement </w:t>
-      </w:r>
-      <w:r>
-        <w:rPr>
-          <w:b/>
-          <w:bCs/>
-        </w:rPr>
-        <w:t>Hierarchy Diagram</w:t>
-      </w:r>
-      <w:r>
-        <w:rPr>
-          <w:b/>
-          <w:bCs/>
-        </w:rPr>
-        <w:t xml:space="preserve"> (Layout)</w:t>
-      </w:r>
-    </w:p>
-    <w:p>
-      <w:pPr>
-        <w:rPr>
-          <w:b/>
-          <w:bCs/>
-        </w:rPr>
-      </w:pPr>
-      <w:r>
-        <w:rPr>
-          <w:b/>
-          <w:bCs/>
+          <w:noProof/>
         </w:rPr>
         <w:drawing>
-          <wp:inline distT="0" distB="0" distL="0" distR="0" wp14:anchorId="1D8E4CC5" wp14:editId="1BC99E2E">
-            <wp:extent cx="5756744" cy="5398645"/>
-            <wp:effectExtent l="0" t="0" r="0" b="0"/>
+          <wp:anchor distT="0" distB="0" distL="114300" distR="114300" simplePos="0" relativeHeight="251658240" behindDoc="1" locked="0" layoutInCell="1" allowOverlap="1" wp14:anchorId="71E87578" wp14:editId="7580C4A0">
+            <wp:simplePos x="0" y="0"/>
+            <wp:positionH relativeFrom="column">
+              <wp:posOffset>0</wp:posOffset>
+            </wp:positionH>
+            <wp:positionV relativeFrom="paragraph">
+              <wp:posOffset>0</wp:posOffset>
+            </wp:positionV>
+            <wp:extent cx="5731510" cy="5374640"/>
+            <wp:effectExtent l="0" t="0" r="2540" b="0"/>
+            <wp:wrapTight wrapText="bothSides">
+              <wp:wrapPolygon edited="0">
+                <wp:start x="0" y="0"/>
+                <wp:lineTo x="0" y="21513"/>
+                <wp:lineTo x="21538" y="21513"/>
+                <wp:lineTo x="21538" y="0"/>
+                <wp:lineTo x="0" y="0"/>
+              </wp:wrapPolygon>
+            </wp:wrapTight>
             <wp:docPr id="1" name="Picture 1"/>
             <wp:cNvGraphicFramePr>
               <a:graphicFrameLocks xmlns:a="http://schemas.openxmlformats.org/drawingml/2006/main" noChangeAspect="1"/>
@@ -3373,7 +3667,13 @@
                     <pic:cNvPicPr/>
                   </pic:nvPicPr>
                   <pic:blipFill>
-                    <a:blip r:embed="rId8"/>
+                    <a:blip r:embed="rId8">
+                      <a:extLst>
+                        <a:ext uri="{28A0092B-C50C-407E-A947-70E740481C1C}">
+                          <a14:useLocalDpi xmlns:a14="http://schemas.microsoft.com/office/drawing/2010/main" val="0"/>
+                        </a:ext>
+                      </a:extLst>
+                    </a:blip>
                     <a:stretch>
                       <a:fillRect/>
                     </a:stretch>
@@ -3381,7 +3681,7 @@
                   <pic:spPr>
                     <a:xfrm>
                       <a:off x="0" y="0"/>
-                      <a:ext cx="5776228" cy="5416917"/>
+                      <a:ext cx="5731510" cy="5374640"/>
                     </a:xfrm>
                     <a:prstGeom prst="rect">
                       <a:avLst/>
@@ -3395,42 +3695,20 @@
                 </pic:pic>
               </a:graphicData>
             </a:graphic>
-          </wp:inline>
+          </wp:anchor>
         </w:drawing>
       </w:r>
     </w:p>
     <w:p>
       <w:pPr>
-        <w:rPr>
-          <w:b/>
-          <w:bCs/>
-        </w:rPr>
-      </w:pPr>
-    </w:p>
-    <w:p>
-      <w:pPr>
-        <w:rPr>
-          <w:b/>
-          <w:bCs/>
-        </w:rPr>
-      </w:pPr>
-    </w:p>
-    <w:p>
-      <w:pPr>
-        <w:rPr>
-          <w:b/>
-          <w:bCs/>
-        </w:rPr>
+        <w:pStyle w:val="Title"/>
       </w:pPr>
       <w:r>
-        <w:rPr>
-          <w:b/>
-          <w:bCs/>
-        </w:rPr>
         <w:lastRenderedPageBreak/>
         <w:t>UI Considerations</w:t>
       </w:r>
     </w:p>
+    <w:p/>
     <w:p>
       <w:r>
         <w:t>So</w:t>
@@ -3469,13 +3747,14 @@
           <w:bCs/>
         </w:rPr>
       </w:pPr>
-      <w:r>
+    </w:p>
+    <w:p>
+      <w:pPr>
         <w:rPr>
           <w:b/>
           <w:bCs/>
         </w:rPr>
-        <w:t>Security considerations and risk mitigation</w:t>
-      </w:r>
+      </w:pPr>
     </w:p>
     <w:p>
       <w:pPr>
@@ -3492,17 +3771,595 @@
           <w:bCs/>
         </w:rPr>
       </w:pPr>
+    </w:p>
+    <w:p>
+      <w:pPr>
+        <w:pStyle w:val="Title"/>
+      </w:pPr>
       <w:r>
+        <w:lastRenderedPageBreak/>
+        <w:t>Security considerations and risk mitigation</w:t>
+      </w:r>
+    </w:p>
+    <w:p/>
+    <w:tbl>
+      <w:tblPr>
+        <w:tblStyle w:val="TableGrid"/>
+        <w:tblW w:w="0" w:type="auto"/>
+        <w:tblLook w:val="04A0" w:firstRow="1" w:lastRow="0" w:firstColumn="1" w:lastColumn="0" w:noHBand="0" w:noVBand="1"/>
+      </w:tblPr>
+      <w:tblGrid>
+        <w:gridCol w:w="4508"/>
+        <w:gridCol w:w="4508"/>
+      </w:tblGrid>
+      <w:tr>
+        <w:tc>
+          <w:tcPr>
+            <w:tcW w:w="4508" w:type="dxa"/>
+          </w:tcPr>
+          <w:p>
+            <w:pPr>
+              <w:rPr>
+                <w:b/>
+                <w:bCs/>
+              </w:rPr>
+            </w:pPr>
+            <w:r>
+              <w:rPr>
+                <w:b/>
+                <w:bCs/>
+              </w:rPr>
+              <w:t>Risk</w:t>
+            </w:r>
+          </w:p>
+        </w:tc>
+        <w:tc>
+          <w:tcPr>
+            <w:tcW w:w="4508" w:type="dxa"/>
+          </w:tcPr>
+          <w:p>
+            <w:pPr>
+              <w:rPr>
+                <w:b/>
+                <w:bCs/>
+              </w:rPr>
+            </w:pPr>
+            <w:r>
+              <w:rPr>
+                <w:b/>
+                <w:bCs/>
+              </w:rPr>
+              <w:t>Mitigation</w:t>
+            </w:r>
+          </w:p>
+        </w:tc>
+      </w:tr>
+      <w:tr>
+        <w:tc>
+          <w:tcPr>
+            <w:tcW w:w="4508" w:type="dxa"/>
+          </w:tcPr>
+          <w:p>
+            <w:r>
+              <w:t>An attacker could attempt a Distributed Denial of Service (DDOS) attack by sending a large number of automated requests to the product catalogue or order system, overwhelming the server and making the website unavailable to legitimate users attempting to browse products or place orders.</w:t>
+            </w:r>
+          </w:p>
+        </w:tc>
+        <w:tc>
+          <w:tcPr>
+            <w:tcW w:w="4508" w:type="dxa"/>
+          </w:tcPr>
+          <w:p>
+            <w:r>
+              <w:t>To mitigate the risk, I will implement rate limiting and request throttling, which restricts the number of requests that can be sent from a single IP address within a certain time period. This helps prevent automated bots from overwhelming the system. Additionally, the platform will require users to be logged into an account before placing orders, which reduces the risk of automated scripts abusing the order system. The measures will not completely prevent DDoS attacks but they significantly reduce the likelihood of the system being overwhelmed by automated traffic.</w:t>
+            </w:r>
+          </w:p>
+        </w:tc>
+      </w:tr>
+      <w:tr>
+        <w:tc>
+          <w:tcPr>
+            <w:tcW w:w="4508" w:type="dxa"/>
+          </w:tcPr>
+          <w:p>
+            <w:r>
+              <w:t>An attacker could attempt a SQL injection attack by entering malicious SQL code into input fields such as login forms, search bars, or product management forms in order to gain unauthorised access to the database and retrieve sensitive information such as user accounts or order data.</w:t>
+            </w:r>
+          </w:p>
+        </w:tc>
+        <w:tc>
+          <w:tcPr>
+            <w:tcW w:w="4508" w:type="dxa"/>
+          </w:tcPr>
+          <w:p>
+            <w:r>
+              <w:t>To mitigate this risk the system will use parameterized queries and prepared statements when interacting with the database. This ensures that any user input is treated strictly as data rather than executable SQL code. Additionally, all input fields will include server-side validation and sanitization to ensure that only valid data formats are accepted. This significantly reduces the possibility of attackers injecting malicious database commands.</w:t>
+            </w:r>
+          </w:p>
+        </w:tc>
+      </w:tr>
+      <w:tr>
+        <w:tc>
+          <w:tcPr>
+            <w:tcW w:w="4508" w:type="dxa"/>
+          </w:tcPr>
+          <w:p>
+            <w:r>
+              <w:t>An attacker could attempt a brute force attack on the login system by repeatedly trying different password combinations in order to gain unauthorized access to a customer or producer account.</w:t>
+            </w:r>
+          </w:p>
+        </w:tc>
+        <w:tc>
+          <w:tcPr>
+            <w:tcW w:w="4508" w:type="dxa"/>
+          </w:tcPr>
+          <w:p>
+            <w:r>
+              <w:t>To mitigate this, the platform will implement strong password policies, requiring passwords to include a combination of uppercase letters, lowercase letters, numbers, and special characters. Additionally, the system will implement account lockout mechanisms after a certain number of failed login attempts, preventing attackers from repeatedly guessing passwords. This significantly reduces the likelihood of brute force attacks succeeding.</w:t>
+            </w:r>
+          </w:p>
+        </w:tc>
+      </w:tr>
+      <w:tr>
+        <w:tc>
+          <w:tcPr>
+            <w:tcW w:w="4508" w:type="dxa"/>
+          </w:tcPr>
+          <w:p>
+            <w:r>
+              <w:t>An attacker could perform Cross-Site Scripting (XSS) attack by injecting malicious scripts into input fields such as product descriptions or review sections. If executed, this code could run in another user’s browser, potentially stealing session cookies or redirecting users to malicious websites.</w:t>
+            </w:r>
+          </w:p>
+        </w:tc>
+        <w:tc>
+          <w:tcPr>
+            <w:tcW w:w="4508" w:type="dxa"/>
+          </w:tcPr>
+          <w:p>
+            <w:r>
+              <w:t>To mitigate this risk, all user-submitted content will be validated and encoded before being displayed on web pages. This ensures that any scripts entered into input fields are treated as plain text rather than executable code. Additionally, the system will implement Content Security Policy (CSP) headers, which help prevent unauthorized scripts from running within the website.</w:t>
+            </w:r>
+          </w:p>
+        </w:tc>
+      </w:tr>
+      <w:tr>
+        <w:tc>
+          <w:tcPr>
+            <w:tcW w:w="4508" w:type="dxa"/>
+          </w:tcPr>
+          <w:p>
+            <w:r>
+              <w:lastRenderedPageBreak/>
+              <w:t>Sensitive user information such as personal details, addresses, and order history could be intercepted by attackers if data is transmitted over an unsecured connection.</w:t>
+            </w:r>
+          </w:p>
+        </w:tc>
+        <w:tc>
+          <w:tcPr>
+            <w:tcW w:w="4508" w:type="dxa"/>
+          </w:tcPr>
+          <w:p>
+            <w:r>
+              <w:t>To mitigate this risk, the platform will enforce HTTPS encryption across the entire website using SSL/TLS certificates. This ensures that all communication between users and the server is encrypted, preventing attackers from intercepting or reading sensitive data during transmission.</w:t>
+            </w:r>
+          </w:p>
+        </w:tc>
+      </w:tr>
+      <w:tr>
+        <w:tc>
+          <w:tcPr>
+            <w:tcW w:w="4508" w:type="dxa"/>
+          </w:tcPr>
+          <w:p>
+            <w:r>
+              <w:t>An attacker could attempt unauthorised access to the producer dashboard in order to modify product prices, alter stock levels, or remove products from the catalogue.</w:t>
+            </w:r>
+          </w:p>
+        </w:tc>
+        <w:tc>
+          <w:tcPr>
+            <w:tcW w:w="4508" w:type="dxa"/>
+          </w:tcPr>
+          <w:p>
+            <w:r>
+              <w:t>To mitigate this risk, the system will implement role-based access control (RBAC). This ensures that only authenticated users with the correct permissions, such as registered producers or administrators, can access sensitive management features. Additionally, authentication checks will be performed before granting access to restricted areas of the system.</w:t>
+            </w:r>
+          </w:p>
+        </w:tc>
+      </w:tr>
+      <w:tr>
+        <w:tc>
+          <w:tcPr>
+            <w:tcW w:w="4508" w:type="dxa"/>
+          </w:tcPr>
+          <w:p>
+            <w:r>
+              <w:t>Users may accidentally or intentionally upload malicious files or inappropriate content when adding product images or updating product information, which could compromise the system or negatively affect the platforms reputation.</w:t>
+            </w:r>
+          </w:p>
+        </w:tc>
+        <w:tc>
+          <w:tcPr>
+            <w:tcW w:w="4508" w:type="dxa"/>
+          </w:tcPr>
+          <w:p>
+            <w:r>
+              <w:t>To mitigate this, the platform will implement file upload validation, restricting uploads to safe file formats such as JPG or PNG and enforcing file size limits. Uploaded files will also be scanned and stored securely on the server to prevent malicious code from being executed.</w:t>
+            </w:r>
+          </w:p>
+        </w:tc>
+      </w:tr>
+    </w:tbl>
+    <w:p>
+      <w:pPr>
         <w:rPr>
           <w:b/>
           <w:bCs/>
         </w:rPr>
+      </w:pPr>
+    </w:p>
+    <w:p>
+      <w:pPr>
+        <w:rPr>
+          <w:b/>
+          <w:bCs/>
+        </w:rPr>
+      </w:pPr>
+    </w:p>
+    <w:p>
+      <w:pPr>
+        <w:rPr>
+          <w:b/>
+          <w:bCs/>
+        </w:rPr>
+      </w:pPr>
+    </w:p>
+    <w:p>
+      <w:pPr>
+        <w:rPr>
+          <w:b/>
+          <w:bCs/>
+        </w:rPr>
+      </w:pPr>
+    </w:p>
+    <w:p>
+      <w:pPr>
+        <w:rPr>
+          <w:b/>
+          <w:bCs/>
+        </w:rPr>
+      </w:pPr>
+    </w:p>
+    <w:p>
+      <w:pPr>
+        <w:rPr>
+          <w:b/>
+          <w:bCs/>
+        </w:rPr>
+      </w:pPr>
+    </w:p>
+    <w:p>
+      <w:pPr>
+        <w:rPr>
+          <w:b/>
+          <w:bCs/>
+        </w:rPr>
+      </w:pPr>
+    </w:p>
+    <w:p>
+      <w:pPr>
+        <w:rPr>
+          <w:b/>
+          <w:bCs/>
+        </w:rPr>
+      </w:pPr>
+    </w:p>
+    <w:p>
+      <w:pPr>
+        <w:rPr>
+          <w:b/>
+          <w:bCs/>
+        </w:rPr>
+      </w:pPr>
+    </w:p>
+    <w:p>
+      <w:pPr>
+        <w:rPr>
+          <w:b/>
+          <w:bCs/>
+        </w:rPr>
+      </w:pPr>
+    </w:p>
+    <w:p>
+      <w:pPr>
+        <w:rPr>
+          <w:b/>
+          <w:bCs/>
+        </w:rPr>
+      </w:pPr>
+    </w:p>
+    <w:p>
+      <w:pPr>
+        <w:rPr>
+          <w:b/>
+          <w:bCs/>
+        </w:rPr>
+      </w:pPr>
+    </w:p>
+    <w:p>
+      <w:pPr>
+        <w:rPr>
+          <w:b/>
+          <w:bCs/>
+        </w:rPr>
+      </w:pPr>
+    </w:p>
+    <w:p>
+      <w:pPr>
+        <w:rPr>
+          <w:b/>
+          <w:bCs/>
+        </w:rPr>
+      </w:pPr>
+    </w:p>
+    <w:p>
+      <w:pPr>
+        <w:pStyle w:val="Title"/>
+      </w:pPr>
+      <w:r>
+        <w:lastRenderedPageBreak/>
         <w:t>Legal and regulatory requirements</w:t>
       </w:r>
+    </w:p>
+    <w:p/>
+    <w:tbl>
+      <w:tblPr>
+        <w:tblStyle w:val="TableGrid"/>
+        <w:tblW w:w="0" w:type="auto"/>
+        <w:tblLook w:val="04A0" w:firstRow="1" w:lastRow="0" w:firstColumn="1" w:lastColumn="0" w:noHBand="0" w:noVBand="1"/>
+      </w:tblPr>
+      <w:tblGrid>
+        <w:gridCol w:w="4508"/>
+        <w:gridCol w:w="4508"/>
+      </w:tblGrid>
+      <w:tr>
+        <w:tc>
+          <w:tcPr>
+            <w:tcW w:w="4508" w:type="dxa"/>
+          </w:tcPr>
+          <w:p>
+            <w:pPr>
+              <w:rPr>
+                <w:b/>
+                <w:bCs/>
+              </w:rPr>
+            </w:pPr>
+            <w:r>
+              <w:rPr>
+                <w:b/>
+                <w:bCs/>
+              </w:rPr>
+              <w:t>Legal Guideline</w:t>
+            </w:r>
+          </w:p>
+        </w:tc>
+        <w:tc>
+          <w:tcPr>
+            <w:tcW w:w="4508" w:type="dxa"/>
+          </w:tcPr>
+          <w:p>
+            <w:pPr>
+              <w:rPr>
+                <w:b/>
+                <w:bCs/>
+              </w:rPr>
+            </w:pPr>
+            <w:r>
+              <w:rPr>
+                <w:b/>
+                <w:bCs/>
+              </w:rPr>
+              <w:t>Application</w:t>
+            </w:r>
+          </w:p>
+        </w:tc>
+      </w:tr>
+      <w:tr>
+        <w:tc>
+          <w:tcPr>
+            <w:tcW w:w="4508" w:type="dxa"/>
+          </w:tcPr>
+          <w:p>
+            <w:r>
+              <w:t>UK GDPR (General Data Protection Regulation)</w:t>
+            </w:r>
+          </w:p>
+        </w:tc>
+        <w:tc>
+          <w:tcPr>
+            <w:tcW w:w="4508" w:type="dxa"/>
+          </w:tcPr>
+          <w:p>
+            <w:r>
+              <w:t>The platform will collect and store personal information when customers create accounts, place orders, or update their profiles to comply with UK GDPR, the system will only collect data that is necessary for the ser</w:t>
+            </w:r>
+            <w:r>
+              <w:t>vice to function, such as name, email address, and delivery details.</w:t>
+            </w:r>
+          </w:p>
+          <w:p>
+            <w:r>
+              <w:t>Personal data will be stored securely using encryption and password hashing to protect user accounts. Users will also be informed about how their data is used through a clear privacy policy and will have the ability to request access to or deletion of their personal data, ensuring their data rights are respected.</w:t>
+            </w:r>
+            <w:r>
+              <w:t xml:space="preserve"> </w:t>
+            </w:r>
+          </w:p>
+        </w:tc>
+      </w:tr>
+      <w:tr>
+        <w:tc>
+          <w:tcPr>
+            <w:tcW w:w="4508" w:type="dxa"/>
+          </w:tcPr>
+          <w:p>
+            <w:r>
+              <w:t>Data Protection Act 2018</w:t>
+            </w:r>
+          </w:p>
+        </w:tc>
+        <w:tc>
+          <w:tcPr>
+            <w:tcW w:w="4508" w:type="dxa"/>
+          </w:tcPr>
+          <w:p>
+            <w:r>
+              <w:t>The Data Protection Act works alongside UK GDPR and ensures that organisations handle personal data responsibly. To apply this law within the platform, al user data will be stored securely and access will be restricted using role-based permissions so that only authorised administrators can access sensitive information.</w:t>
+            </w:r>
+          </w:p>
+          <w:p>
+            <w:r>
+              <w:t>Additionally, data will not be shared with third parties unless unnecessary for the service (for example, delivery services), and this will be clearly explained to users in the privacy policy.</w:t>
+            </w:r>
+          </w:p>
+        </w:tc>
+      </w:tr>
+      <w:tr>
+        <w:tc>
+          <w:tcPr>
+            <w:tcW w:w="4508" w:type="dxa"/>
+          </w:tcPr>
+          <w:p>
+            <w:r>
+              <w:t>PECR (Privacy and Electronic Communications Regulations)</w:t>
+            </w:r>
+          </w:p>
+        </w:tc>
+        <w:tc>
+          <w:tcPr>
+            <w:tcW w:w="4508" w:type="dxa"/>
+          </w:tcPr>
+          <w:p>
+            <w:r>
+              <w:t>The website will use cookies to improve the user experience, such as remembering login sessions or saving preferences. To comply with PECR regulations, the website will include a cookie consent banner allowing users to accept or reject non-essential cookies before they are stored on their device. The system will also clearly explain the purpose of each cookie in the cookie policy, ensuring transparency and user consent before collection tracking data.</w:t>
+            </w:r>
+          </w:p>
+        </w:tc>
+      </w:tr>
+      <w:tr>
+        <w:tc>
+          <w:tcPr>
+            <w:tcW w:w="4508" w:type="dxa"/>
+          </w:tcPr>
+          <w:p>
+            <w:r>
+              <w:t>Equality Act 2010/Accessibility Requirements (WCAG)</w:t>
+            </w:r>
+          </w:p>
+        </w:tc>
+        <w:tc>
+          <w:tcPr>
+            <w:tcW w:w="4508" w:type="dxa"/>
+          </w:tcPr>
+          <w:p>
+            <w:r>
+              <w:t xml:space="preserve">The Equality Act requires digital services to be accessible to all users, including with disabilities. To comply with this, the platform will implement accessibility features such as adjustable text size, clear navigation, high contrast colour modes, and screen reader compatibility. All images will include alt text and interactive </w:t>
+            </w:r>
+            <w:r>
+              <w:t xml:space="preserve">elements will </w:t>
+            </w:r>
+            <w:r>
+              <w:lastRenderedPageBreak/>
+              <w:t>support keyboard navigation/ These features ensure the website can be used by a wide range of users and aligns with WCAG accessibility standards.</w:t>
+            </w:r>
+          </w:p>
+        </w:tc>
+      </w:tr>
+      <w:tr>
+        <w:tc>
+          <w:tcPr>
+            <w:tcW w:w="4508" w:type="dxa"/>
+          </w:tcPr>
+          <w:p>
+            <w:r>
+              <w:lastRenderedPageBreak/>
+              <w:t>Consumer Rights Act 2015</w:t>
+            </w:r>
+          </w:p>
+        </w:tc>
+        <w:tc>
+          <w:tcPr>
+            <w:tcW w:w="4508" w:type="dxa"/>
+          </w:tcPr>
+          <w:p>
+            <w:r>
+              <w:t>As the platform allows customers to purchase food and drink products online, it must ensure that product information is accurate and transparent. The website will clearly display product descriptions, prices, availability, and producer information so that customers can make informed purchasing decisions. If issues occur with an order, customers will have access to support and refund policies that follow consumer protection regulations, ensuring fairness and transparency in transactions.</w:t>
+            </w:r>
+          </w:p>
+        </w:tc>
+      </w:tr>
+      <w:tr>
+        <w:tc>
+          <w:tcPr>
+            <w:tcW w:w="4508" w:type="dxa"/>
+          </w:tcPr>
+          <w:p>
+            <w:r>
+              <w:t>Computer Misuse Act 1990</w:t>
+            </w:r>
+          </w:p>
+        </w:tc>
+        <w:tc>
+          <w:tcPr>
+            <w:tcW w:w="4508" w:type="dxa"/>
+          </w:tcPr>
+          <w:p>
+            <w:r>
+              <w:t>The system must protect against unauthorised access or malicious use. To comply with this legislation, the platform will implement secure authentication systems, strong password requirements, and role-based access controls to prevent unauthorised users from accessing restricted areas such as producer dashboard or database systems. Monitoring and logging mechanisms will also help detect suspicious activity, helping protect the system from cyber-attacks.</w:t>
+            </w:r>
+          </w:p>
+        </w:tc>
+      </w:tr>
+      <w:tr>
+        <w:tc>
+          <w:tcPr>
+            <w:tcW w:w="4508" w:type="dxa"/>
+          </w:tcPr>
+          <w:p>
+            <w:r>
+              <w:t>Copyright, Designs and Patents Act 1988</w:t>
+            </w:r>
+          </w:p>
+        </w:tc>
+        <w:tc>
+          <w:tcPr>
+            <w:tcW w:w="4508" w:type="dxa"/>
+          </w:tcPr>
+          <w:p>
+            <w:r>
+              <w:t>The platform will include images of products, branding materials, and written descriptions. To comply with copyright law, all images and content used on the website will either be owned by GLH, provided by producers with permission, or sourced from licensed materials. This ensures the platform does not infringe on intellectual property rights while maintaining professional and legally compliant content.</w:t>
+            </w:r>
+          </w:p>
+        </w:tc>
+      </w:tr>
+    </w:tbl>
+    <w:p>
+      <w:pPr>
+        <w:rPr>
+          <w:b/>
+          <w:bCs/>
+        </w:rPr>
+      </w:pPr>
     </w:p>
     <w:sectPr>
       <w:pgSz w:w="11906" w:h="16838"/>
       <w:pgMar w:top="1440" w:right="1440" w:bottom="1440" w:left="1440" w:header="708" w:footer="708" w:gutter="0"/>
+      <w:pgBorders w:offsetFrom="page">
+        <w:top w:val="single" w:sz="4" w:space="24" w:color="auto"/>
+        <w:left w:val="single" w:sz="4" w:space="24" w:color="auto"/>
+        <w:bottom w:val="single" w:sz="4" w:space="24" w:color="auto"/>
+        <w:right w:val="single" w:sz="4" w:space="24" w:color="auto"/>
+      </w:pgBorders>
       <w:cols w:space="708"/>
       <w:docGrid w:linePitch="360"/>
     </w:sectPr>
@@ -3685,15 +4542,15 @@
   <w:docDefaults>
     <w:rPrDefault>
       <w:rPr>
-        <w:rFonts w:asciiTheme="minorHAnsi" w:eastAsiaTheme="minorHAnsi" w:hAnsiTheme="minorHAnsi" w:cstheme="minorBidi"/>
-        <w:sz w:val="22"/>
-        <w:szCs w:val="22"/>
+        <w:rFonts w:asciiTheme="minorHAnsi" w:eastAsiaTheme="minorEastAsia" w:hAnsiTheme="minorHAnsi" w:cstheme="minorBidi"/>
+        <w:sz w:val="21"/>
+        <w:szCs w:val="21"/>
         <w:lang w:val="en-GB" w:eastAsia="en-US" w:bidi="ar-SA"/>
       </w:rPr>
     </w:rPrDefault>
     <w:pPrDefault>
       <w:pPr>
-        <w:spacing w:after="160" w:line="259" w:lineRule="auto"/>
+        <w:spacing w:after="160" w:line="300" w:lineRule="auto"/>
       </w:pPr>
     </w:pPrDefault>
   </w:docDefaults>
@@ -4078,6 +4935,212 @@
   <w:style w:type="paragraph" w:default="1" w:styleId="Normal">
     <w:name w:val="Normal"/>
     <w:qFormat/>
+    <w:rsid w:val="00775437"/>
+  </w:style>
+  <w:style w:type="paragraph" w:styleId="Heading1">
+    <w:name w:val="heading 1"/>
+    <w:basedOn w:val="Normal"/>
+    <w:next w:val="Normal"/>
+    <w:link w:val="Heading1Char"/>
+    <w:uiPriority w:val="9"/>
+    <w:qFormat/>
+    <w:rsid w:val="00775437"/>
+    <w:pPr>
+      <w:keepNext/>
+      <w:keepLines/>
+      <w:spacing w:before="320" w:after="80" w:line="240" w:lineRule="auto"/>
+      <w:jc w:val="center"/>
+      <w:outlineLvl w:val="0"/>
+    </w:pPr>
+    <w:rPr>
+      <w:rFonts w:asciiTheme="majorHAnsi" w:eastAsiaTheme="majorEastAsia" w:hAnsiTheme="majorHAnsi" w:cstheme="majorBidi"/>
+      <w:color w:val="2F5496" w:themeColor="accent1" w:themeShade="BF"/>
+      <w:sz w:val="40"/>
+      <w:szCs w:val="40"/>
+    </w:rPr>
+  </w:style>
+  <w:style w:type="paragraph" w:styleId="Heading2">
+    <w:name w:val="heading 2"/>
+    <w:basedOn w:val="Normal"/>
+    <w:next w:val="Normal"/>
+    <w:link w:val="Heading2Char"/>
+    <w:uiPriority w:val="9"/>
+    <w:unhideWhenUsed/>
+    <w:qFormat/>
+    <w:rsid w:val="00775437"/>
+    <w:pPr>
+      <w:keepNext/>
+      <w:keepLines/>
+      <w:spacing w:before="160" w:after="40" w:line="240" w:lineRule="auto"/>
+      <w:jc w:val="center"/>
+      <w:outlineLvl w:val="1"/>
+    </w:pPr>
+    <w:rPr>
+      <w:rFonts w:asciiTheme="majorHAnsi" w:eastAsiaTheme="majorEastAsia" w:hAnsiTheme="majorHAnsi" w:cstheme="majorBidi"/>
+      <w:sz w:val="32"/>
+      <w:szCs w:val="32"/>
+    </w:rPr>
+  </w:style>
+  <w:style w:type="paragraph" w:styleId="Heading3">
+    <w:name w:val="heading 3"/>
+    <w:basedOn w:val="Normal"/>
+    <w:next w:val="Normal"/>
+    <w:link w:val="Heading3Char"/>
+    <w:uiPriority w:val="9"/>
+    <w:semiHidden/>
+    <w:unhideWhenUsed/>
+    <w:qFormat/>
+    <w:rsid w:val="00775437"/>
+    <w:pPr>
+      <w:keepNext/>
+      <w:keepLines/>
+      <w:spacing w:before="160" w:after="0" w:line="240" w:lineRule="auto"/>
+      <w:outlineLvl w:val="2"/>
+    </w:pPr>
+    <w:rPr>
+      <w:rFonts w:asciiTheme="majorHAnsi" w:eastAsiaTheme="majorEastAsia" w:hAnsiTheme="majorHAnsi" w:cstheme="majorBidi"/>
+      <w:sz w:val="32"/>
+      <w:szCs w:val="32"/>
+    </w:rPr>
+  </w:style>
+  <w:style w:type="paragraph" w:styleId="Heading4">
+    <w:name w:val="heading 4"/>
+    <w:basedOn w:val="Normal"/>
+    <w:next w:val="Normal"/>
+    <w:link w:val="Heading4Char"/>
+    <w:uiPriority w:val="9"/>
+    <w:semiHidden/>
+    <w:unhideWhenUsed/>
+    <w:qFormat/>
+    <w:rsid w:val="00775437"/>
+    <w:pPr>
+      <w:keepNext/>
+      <w:keepLines/>
+      <w:spacing w:before="80" w:after="0"/>
+      <w:outlineLvl w:val="3"/>
+    </w:pPr>
+    <w:rPr>
+      <w:rFonts w:asciiTheme="majorHAnsi" w:eastAsiaTheme="majorEastAsia" w:hAnsiTheme="majorHAnsi" w:cstheme="majorBidi"/>
+      <w:i/>
+      <w:iCs/>
+      <w:sz w:val="30"/>
+      <w:szCs w:val="30"/>
+    </w:rPr>
+  </w:style>
+  <w:style w:type="paragraph" w:styleId="Heading5">
+    <w:name w:val="heading 5"/>
+    <w:basedOn w:val="Normal"/>
+    <w:next w:val="Normal"/>
+    <w:link w:val="Heading5Char"/>
+    <w:uiPriority w:val="9"/>
+    <w:semiHidden/>
+    <w:unhideWhenUsed/>
+    <w:qFormat/>
+    <w:rsid w:val="00775437"/>
+    <w:pPr>
+      <w:keepNext/>
+      <w:keepLines/>
+      <w:spacing w:before="40" w:after="0"/>
+      <w:outlineLvl w:val="4"/>
+    </w:pPr>
+    <w:rPr>
+      <w:rFonts w:asciiTheme="majorHAnsi" w:eastAsiaTheme="majorEastAsia" w:hAnsiTheme="majorHAnsi" w:cstheme="majorBidi"/>
+      <w:sz w:val="28"/>
+      <w:szCs w:val="28"/>
+    </w:rPr>
+  </w:style>
+  <w:style w:type="paragraph" w:styleId="Heading6">
+    <w:name w:val="heading 6"/>
+    <w:basedOn w:val="Normal"/>
+    <w:next w:val="Normal"/>
+    <w:link w:val="Heading6Char"/>
+    <w:uiPriority w:val="9"/>
+    <w:semiHidden/>
+    <w:unhideWhenUsed/>
+    <w:qFormat/>
+    <w:rsid w:val="00775437"/>
+    <w:pPr>
+      <w:keepNext/>
+      <w:keepLines/>
+      <w:spacing w:before="40" w:after="0"/>
+      <w:outlineLvl w:val="5"/>
+    </w:pPr>
+    <w:rPr>
+      <w:rFonts w:asciiTheme="majorHAnsi" w:eastAsiaTheme="majorEastAsia" w:hAnsiTheme="majorHAnsi" w:cstheme="majorBidi"/>
+      <w:i/>
+      <w:iCs/>
+      <w:sz w:val="26"/>
+      <w:szCs w:val="26"/>
+    </w:rPr>
+  </w:style>
+  <w:style w:type="paragraph" w:styleId="Heading7">
+    <w:name w:val="heading 7"/>
+    <w:basedOn w:val="Normal"/>
+    <w:next w:val="Normal"/>
+    <w:link w:val="Heading7Char"/>
+    <w:uiPriority w:val="9"/>
+    <w:semiHidden/>
+    <w:unhideWhenUsed/>
+    <w:qFormat/>
+    <w:rsid w:val="00775437"/>
+    <w:pPr>
+      <w:keepNext/>
+      <w:keepLines/>
+      <w:spacing w:before="40" w:after="0"/>
+      <w:outlineLvl w:val="6"/>
+    </w:pPr>
+    <w:rPr>
+      <w:rFonts w:asciiTheme="majorHAnsi" w:eastAsiaTheme="majorEastAsia" w:hAnsiTheme="majorHAnsi" w:cstheme="majorBidi"/>
+      <w:sz w:val="24"/>
+      <w:szCs w:val="24"/>
+    </w:rPr>
+  </w:style>
+  <w:style w:type="paragraph" w:styleId="Heading8">
+    <w:name w:val="heading 8"/>
+    <w:basedOn w:val="Normal"/>
+    <w:next w:val="Normal"/>
+    <w:link w:val="Heading8Char"/>
+    <w:uiPriority w:val="9"/>
+    <w:semiHidden/>
+    <w:unhideWhenUsed/>
+    <w:qFormat/>
+    <w:rsid w:val="00775437"/>
+    <w:pPr>
+      <w:keepNext/>
+      <w:keepLines/>
+      <w:spacing w:before="40" w:after="0"/>
+      <w:outlineLvl w:val="7"/>
+    </w:pPr>
+    <w:rPr>
+      <w:rFonts w:asciiTheme="majorHAnsi" w:eastAsiaTheme="majorEastAsia" w:hAnsiTheme="majorHAnsi" w:cstheme="majorBidi"/>
+      <w:i/>
+      <w:iCs/>
+      <w:sz w:val="22"/>
+      <w:szCs w:val="22"/>
+    </w:rPr>
+  </w:style>
+  <w:style w:type="paragraph" w:styleId="Heading9">
+    <w:name w:val="heading 9"/>
+    <w:basedOn w:val="Normal"/>
+    <w:next w:val="Normal"/>
+    <w:link w:val="Heading9Char"/>
+    <w:uiPriority w:val="9"/>
+    <w:semiHidden/>
+    <w:unhideWhenUsed/>
+    <w:qFormat/>
+    <w:rsid w:val="00775437"/>
+    <w:pPr>
+      <w:keepNext/>
+      <w:keepLines/>
+      <w:spacing w:before="40" w:after="0"/>
+      <w:outlineLvl w:val="8"/>
+    </w:pPr>
+    <w:rPr>
+      <w:b/>
+      <w:bCs/>
+      <w:i/>
+      <w:iCs/>
+    </w:rPr>
   </w:style>
   <w:style w:type="character" w:default="1" w:styleId="DefaultParagraphFont">
     <w:name w:val="Default Paragraph Font"/>
@@ -4179,6 +5242,407 @@
     <w:link w:val="Footer"/>
     <w:uiPriority w:val="99"/>
     <w:rsid w:val="00AF59DE"/>
+  </w:style>
+  <w:style w:type="character" w:customStyle="1" w:styleId="Heading1Char">
+    <w:name w:val="Heading 1 Char"/>
+    <w:basedOn w:val="DefaultParagraphFont"/>
+    <w:link w:val="Heading1"/>
+    <w:uiPriority w:val="9"/>
+    <w:rsid w:val="00775437"/>
+    <w:rPr>
+      <w:rFonts w:asciiTheme="majorHAnsi" w:eastAsiaTheme="majorEastAsia" w:hAnsiTheme="majorHAnsi" w:cstheme="majorBidi"/>
+      <w:color w:val="2F5496" w:themeColor="accent1" w:themeShade="BF"/>
+      <w:sz w:val="40"/>
+      <w:szCs w:val="40"/>
+    </w:rPr>
+  </w:style>
+  <w:style w:type="character" w:customStyle="1" w:styleId="Heading2Char">
+    <w:name w:val="Heading 2 Char"/>
+    <w:basedOn w:val="DefaultParagraphFont"/>
+    <w:link w:val="Heading2"/>
+    <w:uiPriority w:val="9"/>
+    <w:rsid w:val="00775437"/>
+    <w:rPr>
+      <w:rFonts w:asciiTheme="majorHAnsi" w:eastAsiaTheme="majorEastAsia" w:hAnsiTheme="majorHAnsi" w:cstheme="majorBidi"/>
+      <w:sz w:val="32"/>
+      <w:szCs w:val="32"/>
+    </w:rPr>
+  </w:style>
+  <w:style w:type="paragraph" w:styleId="Title">
+    <w:name w:val="Title"/>
+    <w:basedOn w:val="Normal"/>
+    <w:next w:val="Normal"/>
+    <w:link w:val="TitleChar"/>
+    <w:uiPriority w:val="10"/>
+    <w:qFormat/>
+    <w:rsid w:val="00775437"/>
+    <w:pPr>
+      <w:pBdr>
+        <w:top w:val="single" w:sz="6" w:space="8" w:color="A5A5A5" w:themeColor="accent3"/>
+        <w:bottom w:val="single" w:sz="6" w:space="8" w:color="A5A5A5" w:themeColor="accent3"/>
+      </w:pBdr>
+      <w:spacing w:after="400" w:line="240" w:lineRule="auto"/>
+      <w:contextualSpacing/>
+      <w:jc w:val="center"/>
+    </w:pPr>
+    <w:rPr>
+      <w:rFonts w:asciiTheme="majorHAnsi" w:eastAsiaTheme="majorEastAsia" w:hAnsiTheme="majorHAnsi" w:cstheme="majorBidi"/>
+      <w:caps/>
+      <w:color w:val="44546A" w:themeColor="text2"/>
+      <w:spacing w:val="30"/>
+      <w:sz w:val="72"/>
+      <w:szCs w:val="72"/>
+    </w:rPr>
+  </w:style>
+  <w:style w:type="character" w:customStyle="1" w:styleId="TitleChar">
+    <w:name w:val="Title Char"/>
+    <w:basedOn w:val="DefaultParagraphFont"/>
+    <w:link w:val="Title"/>
+    <w:uiPriority w:val="10"/>
+    <w:rsid w:val="00775437"/>
+    <w:rPr>
+      <w:rFonts w:asciiTheme="majorHAnsi" w:eastAsiaTheme="majorEastAsia" w:hAnsiTheme="majorHAnsi" w:cstheme="majorBidi"/>
+      <w:caps/>
+      <w:color w:val="44546A" w:themeColor="text2"/>
+      <w:spacing w:val="30"/>
+      <w:sz w:val="72"/>
+      <w:szCs w:val="72"/>
+    </w:rPr>
+  </w:style>
+  <w:style w:type="character" w:customStyle="1" w:styleId="Heading3Char">
+    <w:name w:val="Heading 3 Char"/>
+    <w:basedOn w:val="DefaultParagraphFont"/>
+    <w:link w:val="Heading3"/>
+    <w:uiPriority w:val="9"/>
+    <w:semiHidden/>
+    <w:rsid w:val="00775437"/>
+    <w:rPr>
+      <w:rFonts w:asciiTheme="majorHAnsi" w:eastAsiaTheme="majorEastAsia" w:hAnsiTheme="majorHAnsi" w:cstheme="majorBidi"/>
+      <w:sz w:val="32"/>
+      <w:szCs w:val="32"/>
+    </w:rPr>
+  </w:style>
+  <w:style w:type="character" w:customStyle="1" w:styleId="Heading4Char">
+    <w:name w:val="Heading 4 Char"/>
+    <w:basedOn w:val="DefaultParagraphFont"/>
+    <w:link w:val="Heading4"/>
+    <w:uiPriority w:val="9"/>
+    <w:semiHidden/>
+    <w:rsid w:val="00775437"/>
+    <w:rPr>
+      <w:rFonts w:asciiTheme="majorHAnsi" w:eastAsiaTheme="majorEastAsia" w:hAnsiTheme="majorHAnsi" w:cstheme="majorBidi"/>
+      <w:i/>
+      <w:iCs/>
+      <w:sz w:val="30"/>
+      <w:szCs w:val="30"/>
+    </w:rPr>
+  </w:style>
+  <w:style w:type="character" w:customStyle="1" w:styleId="Heading5Char">
+    <w:name w:val="Heading 5 Char"/>
+    <w:basedOn w:val="DefaultParagraphFont"/>
+    <w:link w:val="Heading5"/>
+    <w:uiPriority w:val="9"/>
+    <w:semiHidden/>
+    <w:rsid w:val="00775437"/>
+    <w:rPr>
+      <w:rFonts w:asciiTheme="majorHAnsi" w:eastAsiaTheme="majorEastAsia" w:hAnsiTheme="majorHAnsi" w:cstheme="majorBidi"/>
+      <w:sz w:val="28"/>
+      <w:szCs w:val="28"/>
+    </w:rPr>
+  </w:style>
+  <w:style w:type="character" w:customStyle="1" w:styleId="Heading6Char">
+    <w:name w:val="Heading 6 Char"/>
+    <w:basedOn w:val="DefaultParagraphFont"/>
+    <w:link w:val="Heading6"/>
+    <w:uiPriority w:val="9"/>
+    <w:semiHidden/>
+    <w:rsid w:val="00775437"/>
+    <w:rPr>
+      <w:rFonts w:asciiTheme="majorHAnsi" w:eastAsiaTheme="majorEastAsia" w:hAnsiTheme="majorHAnsi" w:cstheme="majorBidi"/>
+      <w:i/>
+      <w:iCs/>
+      <w:sz w:val="26"/>
+      <w:szCs w:val="26"/>
+    </w:rPr>
+  </w:style>
+  <w:style w:type="character" w:customStyle="1" w:styleId="Heading7Char">
+    <w:name w:val="Heading 7 Char"/>
+    <w:basedOn w:val="DefaultParagraphFont"/>
+    <w:link w:val="Heading7"/>
+    <w:uiPriority w:val="9"/>
+    <w:semiHidden/>
+    <w:rsid w:val="00775437"/>
+    <w:rPr>
+      <w:rFonts w:asciiTheme="majorHAnsi" w:eastAsiaTheme="majorEastAsia" w:hAnsiTheme="majorHAnsi" w:cstheme="majorBidi"/>
+      <w:sz w:val="24"/>
+      <w:szCs w:val="24"/>
+    </w:rPr>
+  </w:style>
+  <w:style w:type="character" w:customStyle="1" w:styleId="Heading8Char">
+    <w:name w:val="Heading 8 Char"/>
+    <w:basedOn w:val="DefaultParagraphFont"/>
+    <w:link w:val="Heading8"/>
+    <w:uiPriority w:val="9"/>
+    <w:semiHidden/>
+    <w:rsid w:val="00775437"/>
+    <w:rPr>
+      <w:rFonts w:asciiTheme="majorHAnsi" w:eastAsiaTheme="majorEastAsia" w:hAnsiTheme="majorHAnsi" w:cstheme="majorBidi"/>
+      <w:i/>
+      <w:iCs/>
+      <w:sz w:val="22"/>
+      <w:szCs w:val="22"/>
+    </w:rPr>
+  </w:style>
+  <w:style w:type="character" w:customStyle="1" w:styleId="Heading9Char">
+    <w:name w:val="Heading 9 Char"/>
+    <w:basedOn w:val="DefaultParagraphFont"/>
+    <w:link w:val="Heading9"/>
+    <w:uiPriority w:val="9"/>
+    <w:semiHidden/>
+    <w:rsid w:val="00775437"/>
+    <w:rPr>
+      <w:b/>
+      <w:bCs/>
+      <w:i/>
+      <w:iCs/>
+    </w:rPr>
+  </w:style>
+  <w:style w:type="paragraph" w:styleId="Caption">
+    <w:name w:val="caption"/>
+    <w:basedOn w:val="Normal"/>
+    <w:next w:val="Normal"/>
+    <w:uiPriority w:val="35"/>
+    <w:semiHidden/>
+    <w:unhideWhenUsed/>
+    <w:qFormat/>
+    <w:rsid w:val="00775437"/>
+    <w:pPr>
+      <w:spacing w:line="240" w:lineRule="auto"/>
+    </w:pPr>
+    <w:rPr>
+      <w:b/>
+      <w:bCs/>
+      <w:color w:val="404040" w:themeColor="text1" w:themeTint="BF"/>
+      <w:sz w:val="16"/>
+      <w:szCs w:val="16"/>
+    </w:rPr>
+  </w:style>
+  <w:style w:type="paragraph" w:styleId="Subtitle">
+    <w:name w:val="Subtitle"/>
+    <w:basedOn w:val="Normal"/>
+    <w:next w:val="Normal"/>
+    <w:link w:val="SubtitleChar"/>
+    <w:uiPriority w:val="11"/>
+    <w:qFormat/>
+    <w:rsid w:val="00775437"/>
+    <w:pPr>
+      <w:numPr>
+        <w:ilvl w:val="1"/>
+      </w:numPr>
+      <w:jc w:val="center"/>
+    </w:pPr>
+    <w:rPr>
+      <w:color w:val="44546A" w:themeColor="text2"/>
+      <w:sz w:val="28"/>
+      <w:szCs w:val="28"/>
+    </w:rPr>
+  </w:style>
+  <w:style w:type="character" w:customStyle="1" w:styleId="SubtitleChar">
+    <w:name w:val="Subtitle Char"/>
+    <w:basedOn w:val="DefaultParagraphFont"/>
+    <w:link w:val="Subtitle"/>
+    <w:uiPriority w:val="11"/>
+    <w:rsid w:val="00775437"/>
+    <w:rPr>
+      <w:color w:val="44546A" w:themeColor="text2"/>
+      <w:sz w:val="28"/>
+      <w:szCs w:val="28"/>
+    </w:rPr>
+  </w:style>
+  <w:style w:type="character" w:styleId="Strong">
+    <w:name w:val="Strong"/>
+    <w:basedOn w:val="DefaultParagraphFont"/>
+    <w:uiPriority w:val="22"/>
+    <w:qFormat/>
+    <w:rsid w:val="00775437"/>
+    <w:rPr>
+      <w:b/>
+      <w:bCs/>
+    </w:rPr>
+  </w:style>
+  <w:style w:type="character" w:styleId="Emphasis">
+    <w:name w:val="Emphasis"/>
+    <w:basedOn w:val="DefaultParagraphFont"/>
+    <w:uiPriority w:val="20"/>
+    <w:qFormat/>
+    <w:rsid w:val="00775437"/>
+    <w:rPr>
+      <w:i/>
+      <w:iCs/>
+      <w:color w:val="000000" w:themeColor="text1"/>
+    </w:rPr>
+  </w:style>
+  <w:style w:type="paragraph" w:styleId="NoSpacing">
+    <w:name w:val="No Spacing"/>
+    <w:uiPriority w:val="1"/>
+    <w:qFormat/>
+    <w:rsid w:val="00775437"/>
+    <w:pPr>
+      <w:spacing w:after="0" w:line="240" w:lineRule="auto"/>
+    </w:pPr>
+  </w:style>
+  <w:style w:type="paragraph" w:styleId="Quote">
+    <w:name w:val="Quote"/>
+    <w:basedOn w:val="Normal"/>
+    <w:next w:val="Normal"/>
+    <w:link w:val="QuoteChar"/>
+    <w:uiPriority w:val="29"/>
+    <w:qFormat/>
+    <w:rsid w:val="00775437"/>
+    <w:pPr>
+      <w:spacing w:before="160"/>
+      <w:ind w:left="720" w:right="720"/>
+      <w:jc w:val="center"/>
+    </w:pPr>
+    <w:rPr>
+      <w:i/>
+      <w:iCs/>
+      <w:color w:val="7B7B7B" w:themeColor="accent3" w:themeShade="BF"/>
+      <w:sz w:val="24"/>
+      <w:szCs w:val="24"/>
+    </w:rPr>
+  </w:style>
+  <w:style w:type="character" w:customStyle="1" w:styleId="QuoteChar">
+    <w:name w:val="Quote Char"/>
+    <w:basedOn w:val="DefaultParagraphFont"/>
+    <w:link w:val="Quote"/>
+    <w:uiPriority w:val="29"/>
+    <w:rsid w:val="00775437"/>
+    <w:rPr>
+      <w:i/>
+      <w:iCs/>
+      <w:color w:val="7B7B7B" w:themeColor="accent3" w:themeShade="BF"/>
+      <w:sz w:val="24"/>
+      <w:szCs w:val="24"/>
+    </w:rPr>
+  </w:style>
+  <w:style w:type="paragraph" w:styleId="IntenseQuote">
+    <w:name w:val="Intense Quote"/>
+    <w:basedOn w:val="Normal"/>
+    <w:next w:val="Normal"/>
+    <w:link w:val="IntenseQuoteChar"/>
+    <w:uiPriority w:val="30"/>
+    <w:qFormat/>
+    <w:rsid w:val="00775437"/>
+    <w:pPr>
+      <w:spacing w:before="160" w:line="276" w:lineRule="auto"/>
+      <w:ind w:left="936" w:right="936"/>
+      <w:jc w:val="center"/>
+    </w:pPr>
+    <w:rPr>
+      <w:rFonts w:asciiTheme="majorHAnsi" w:eastAsiaTheme="majorEastAsia" w:hAnsiTheme="majorHAnsi" w:cstheme="majorBidi"/>
+      <w:caps/>
+      <w:color w:val="2F5496" w:themeColor="accent1" w:themeShade="BF"/>
+      <w:sz w:val="28"/>
+      <w:szCs w:val="28"/>
+    </w:rPr>
+  </w:style>
+  <w:style w:type="character" w:customStyle="1" w:styleId="IntenseQuoteChar">
+    <w:name w:val="Intense Quote Char"/>
+    <w:basedOn w:val="DefaultParagraphFont"/>
+    <w:link w:val="IntenseQuote"/>
+    <w:uiPriority w:val="30"/>
+    <w:rsid w:val="00775437"/>
+    <w:rPr>
+      <w:rFonts w:asciiTheme="majorHAnsi" w:eastAsiaTheme="majorEastAsia" w:hAnsiTheme="majorHAnsi" w:cstheme="majorBidi"/>
+      <w:caps/>
+      <w:color w:val="2F5496" w:themeColor="accent1" w:themeShade="BF"/>
+      <w:sz w:val="28"/>
+      <w:szCs w:val="28"/>
+    </w:rPr>
+  </w:style>
+  <w:style w:type="character" w:styleId="SubtleEmphasis">
+    <w:name w:val="Subtle Emphasis"/>
+    <w:basedOn w:val="DefaultParagraphFont"/>
+    <w:uiPriority w:val="19"/>
+    <w:qFormat/>
+    <w:rsid w:val="00775437"/>
+    <w:rPr>
+      <w:i/>
+      <w:iCs/>
+      <w:color w:val="595959" w:themeColor="text1" w:themeTint="A6"/>
+    </w:rPr>
+  </w:style>
+  <w:style w:type="character" w:styleId="IntenseEmphasis">
+    <w:name w:val="Intense Emphasis"/>
+    <w:basedOn w:val="DefaultParagraphFont"/>
+    <w:uiPriority w:val="21"/>
+    <w:qFormat/>
+    <w:rsid w:val="00775437"/>
+    <w:rPr>
+      <w:b/>
+      <w:bCs/>
+      <w:i/>
+      <w:iCs/>
+      <w:color w:val="auto"/>
+    </w:rPr>
+  </w:style>
+  <w:style w:type="character" w:styleId="SubtleReference">
+    <w:name w:val="Subtle Reference"/>
+    <w:basedOn w:val="DefaultParagraphFont"/>
+    <w:uiPriority w:val="31"/>
+    <w:qFormat/>
+    <w:rsid w:val="00775437"/>
+    <w:rPr>
+      <w:caps w:val="0"/>
+      <w:smallCaps/>
+      <w:color w:val="404040" w:themeColor="text1" w:themeTint="BF"/>
+      <w:spacing w:val="0"/>
+      <w:u w:val="single" w:color="7F7F7F" w:themeColor="text1" w:themeTint="80"/>
+    </w:rPr>
+  </w:style>
+  <w:style w:type="character" w:styleId="IntenseReference">
+    <w:name w:val="Intense Reference"/>
+    <w:basedOn w:val="DefaultParagraphFont"/>
+    <w:uiPriority w:val="32"/>
+    <w:qFormat/>
+    <w:rsid w:val="00775437"/>
+    <w:rPr>
+      <w:b/>
+      <w:bCs/>
+      <w:caps w:val="0"/>
+      <w:smallCaps/>
+      <w:color w:val="auto"/>
+      <w:spacing w:val="0"/>
+      <w:u w:val="single"/>
+    </w:rPr>
+  </w:style>
+  <w:style w:type="character" w:styleId="BookTitle">
+    <w:name w:val="Book Title"/>
+    <w:basedOn w:val="DefaultParagraphFont"/>
+    <w:uiPriority w:val="33"/>
+    <w:qFormat/>
+    <w:rsid w:val="00775437"/>
+    <w:rPr>
+      <w:b/>
+      <w:bCs/>
+      <w:caps w:val="0"/>
+      <w:smallCaps/>
+      <w:spacing w:val="0"/>
+    </w:rPr>
+  </w:style>
+  <w:style w:type="paragraph" w:styleId="TOCHeading">
+    <w:name w:val="TOC Heading"/>
+    <w:basedOn w:val="Heading1"/>
+    <w:next w:val="Normal"/>
+    <w:uiPriority w:val="39"/>
+    <w:semiHidden/>
+    <w:unhideWhenUsed/>
+    <w:qFormat/>
+    <w:rsid w:val="00775437"/>
+    <w:pPr>
+      <w:outlineLvl w:val="9"/>
+    </w:pPr>
   </w:style>
 </w:styles>
 </file>

--- a/Task 1a - Real Exam.docx
+++ b/Task 1a - Real Exam.docx
@@ -1098,6 +1098,9 @@
             <w:r>
               <w:t>Users can reset passwords via email verification</w:t>
             </w:r>
+            <w:r>
+              <w:t xml:space="preserve">                                                                                                                                                                                                                                                                                                                                                                                                            </w:t>
+            </w:r>
           </w:p>
           <w:p/>
           <w:p>
@@ -1604,6 +1607,348 @@
           <w:p>
             <w:r>
               <w:t>Accessibility settings persist across sessions for returning users.</w:t>
+            </w:r>
+          </w:p>
+        </w:tc>
+      </w:tr>
+      <w:tr>
+        <w:tc>
+          <w:tcPr>
+            <w:tcW w:w="2254" w:type="dxa"/>
+          </w:tcPr>
+          <w:p>
+            <w:r>
+              <w:lastRenderedPageBreak/>
+              <w:t>The system shall allow customers to leave reviewers and ratings on products they have purchased so that other users can see feedback about the product before making a purchase.</w:t>
+            </w:r>
+          </w:p>
+        </w:tc>
+        <w:tc>
+          <w:tcPr>
+            <w:tcW w:w="2254" w:type="dxa"/>
+          </w:tcPr>
+          <w:p>
+            <w:r>
+              <w:t>As a customer I want to leave a rating and review on products I have purchased so that I can share my experience and help other users decide whether they should buy the product.</w:t>
+            </w:r>
+          </w:p>
+        </w:tc>
+        <w:tc>
+          <w:tcPr>
+            <w:tcW w:w="2254" w:type="dxa"/>
+          </w:tcPr>
+          <w:p>
+            <w:r>
+              <w:t>Allowing customers to leave reviews and ratings is important for improving transparency and trust on the platform. When users are able to see feedback from other customers, they are more likely to feel confident about purchasing products. Reviews also provide useful feedback for producers, allowing them to understand customer opinions and improve their products if necessary. Additionally displaying ratings helps users quickly identify popular or high-quality products, improving the overall user experience and making the platform more engaging</w:t>
+            </w:r>
+          </w:p>
+        </w:tc>
+        <w:tc>
+          <w:tcPr>
+            <w:tcW w:w="2254" w:type="dxa"/>
+          </w:tcPr>
+          <w:p>
+            <w:r>
+              <w:t>Users must be able to submit a star rating between 1 and 5 for a product.</w:t>
+            </w:r>
+          </w:p>
+          <w:p/>
+          <w:p>
+            <w:r>
+              <w:t>Users must be able to write a text review describing their experience with the product</w:t>
+            </w:r>
+          </w:p>
+          <w:p/>
+          <w:p>
+            <w:r>
+              <w:t>Only users who have purchased the product can leave a review.</w:t>
+            </w:r>
+          </w:p>
+          <w:p/>
+          <w:p>
+            <w:r>
+              <w:t>Reviews must display the username of the reviewer.</w:t>
+            </w:r>
+          </w:p>
+          <w:p/>
+          <w:p>
+            <w:r>
+              <w:t>Reviews must display the date the review was posted.</w:t>
+            </w:r>
+          </w:p>
+          <w:p/>
+          <w:p>
+            <w:r>
+              <w:t>Users must be able to edit their own review after submitting it.</w:t>
+            </w:r>
+          </w:p>
+          <w:p/>
+          <w:p>
+            <w:r>
+              <w:t>Users must be able to delete their own review.</w:t>
+            </w:r>
+          </w:p>
+          <w:p/>
+          <w:p>
+            <w:r>
+              <w:t>The system must display the average rating of the product based on all submitted ratings.</w:t>
+            </w:r>
+          </w:p>
+          <w:p/>
+          <w:p>
+            <w:r>
+              <w:t>Reviews must be displayed below the product description page.</w:t>
+            </w:r>
+          </w:p>
+          <w:p/>
+          <w:p>
+            <w:r>
+              <w:t>Producers must be able to view reviews left on their products.</w:t>
+            </w:r>
+          </w:p>
+          <w:p/>
+          <w:p>
+            <w:r>
+              <w:t>Administrators must be able to remove inappropriate or offensive reviews.</w:t>
+            </w:r>
+          </w:p>
+          <w:p/>
+          <w:p>
+            <w:r>
+              <w:t>Users must be able to view all reviews for a product before purchasing.</w:t>
+            </w:r>
+          </w:p>
+        </w:tc>
+      </w:tr>
+      <w:tr>
+        <w:tc>
+          <w:tcPr>
+            <w:tcW w:w="2254" w:type="dxa"/>
+          </w:tcPr>
+          <w:p>
+            <w:r>
+              <w:lastRenderedPageBreak/>
+              <w:t>The system shall allow customers to view a history of all orders they have previously placed through their account.</w:t>
+            </w:r>
+          </w:p>
+        </w:tc>
+        <w:tc>
+          <w:tcPr>
+            <w:tcW w:w="2254" w:type="dxa"/>
+          </w:tcPr>
+          <w:p>
+            <w:r>
+              <w:t>As a customer, I want to view my previous orders so that I can track past purchase and easily reorder products I liked.</w:t>
+            </w:r>
+          </w:p>
+        </w:tc>
+        <w:tc>
+          <w:tcPr>
+            <w:tcW w:w="2254" w:type="dxa"/>
+          </w:tcPr>
+          <w:p>
+            <w:r>
+              <w:t xml:space="preserve">Providing users with access to their order history improves the usability and functionality of the platform. Customers may want to review previous purchases, check order details, or reorder products they have enjoyed before. This feature also </w:t>
+            </w:r>
+            <w:r>
+              <w:t>helps</w:t>
+            </w:r>
+            <w:r>
+              <w:t xml:space="preserve"> users keep track of their spending and ensures transparency regarding what they have purchased through the platform. Additionally, it allows users to quickly resolve any issues related to past orders by viewing relevant information such as dates, items purchased, and order totals.</w:t>
+            </w:r>
+          </w:p>
+        </w:tc>
+        <w:tc>
+          <w:tcPr>
+            <w:tcW w:w="2254" w:type="dxa"/>
+          </w:tcPr>
+          <w:p>
+            <w:r>
+              <w:t>Users must be able to access an order history page through their</w:t>
+            </w:r>
+            <w:r>
+              <w:t xml:space="preserve"> account.</w:t>
+            </w:r>
+          </w:p>
+          <w:p/>
+          <w:p>
+            <w:r>
+              <w:t>The system must display a list of all previous orders placed by the user.</w:t>
+            </w:r>
+          </w:p>
+          <w:p/>
+          <w:p>
+            <w:r>
+              <w:t>Each order must display the date it was placed.</w:t>
+            </w:r>
+          </w:p>
+          <w:p/>
+          <w:p>
+            <w:r>
+              <w:t>Each order must display the products included in the order.</w:t>
+            </w:r>
+          </w:p>
+          <w:p/>
+          <w:p>
+            <w:r>
+              <w:t>The system must display the total price of each order.</w:t>
+            </w:r>
+          </w:p>
+          <w:p/>
+          <w:p>
+            <w:r>
+              <w:t>Users must be able to click on an order to view more details.</w:t>
+            </w:r>
+          </w:p>
+          <w:p/>
+          <w:p>
+            <w:r>
+              <w:t>The order details page must display the delivery address used.</w:t>
+            </w:r>
+          </w:p>
+          <w:p/>
+          <w:p>
+            <w:r>
+              <w:t>The order details page must display the payment method used.</w:t>
+            </w:r>
+          </w:p>
+          <w:p/>
+          <w:p>
+            <w:r>
+              <w:t>The system must display the status of the order (processing, dispatched, delivered).</w:t>
+            </w:r>
+          </w:p>
+          <w:p/>
+          <w:p>
+            <w:r>
+              <w:t>Users must be able to reorder products from a previous order.</w:t>
+            </w:r>
+          </w:p>
+          <w:p/>
+          <w:p>
+            <w:r>
+              <w:t>Orders must remain accessible even after they are completed or delivered.</w:t>
+            </w:r>
+          </w:p>
+          <w:p/>
+          <w:p>
+            <w:r>
+              <w:t>The system must ensure users can only view their own order history.</w:t>
+            </w:r>
+          </w:p>
+        </w:tc>
+      </w:tr>
+      <w:tr>
+        <w:tc>
+          <w:tcPr>
+            <w:tcW w:w="2254" w:type="dxa"/>
+          </w:tcPr>
+          <w:p>
+            <w:r>
+              <w:lastRenderedPageBreak/>
+              <w:t>The system shall notify users when important events occur, such as order confirmations, order updates, or changes to their account.</w:t>
+            </w:r>
+          </w:p>
+        </w:tc>
+        <w:tc>
+          <w:tcPr>
+            <w:tcW w:w="2254" w:type="dxa"/>
+          </w:tcPr>
+          <w:p>
+            <w:r>
+              <w:t>As a user I want to receive notifications about important updates so that I can stay informed about my orders and account activity.</w:t>
+            </w:r>
+          </w:p>
+        </w:tc>
+        <w:tc>
+          <w:tcPr>
+            <w:tcW w:w="2254" w:type="dxa"/>
+          </w:tcPr>
+          <w:p>
+            <w:r>
+              <w:t xml:space="preserve">Notifications are important for keeping users informed about events that occur within the platform. For example, users should receive confirmation that an order has been successfully placed and be updated when the order status changes. This improves communication between the platform and the user, reducing uncertainty and improving the overall user experience. Notifications also increase security by informing users when important changes occur to their account such as password updates. Overall, this feature ensures that users remain informed and confident when using the </w:t>
+            </w:r>
+            <w:r>
+              <w:t>system.</w:t>
+            </w:r>
+          </w:p>
+        </w:tc>
+        <w:tc>
+          <w:tcPr>
+            <w:tcW w:w="2254" w:type="dxa"/>
+          </w:tcPr>
+          <w:p>
+            <w:r>
+              <w:t>Users must receive a notification after successfully placing an order.</w:t>
+            </w:r>
+          </w:p>
+          <w:p/>
+          <w:p>
+            <w:r>
+              <w:t>Users must receive a notification when their order status changes.</w:t>
+            </w:r>
+          </w:p>
+          <w:p/>
+          <w:p>
+            <w:r>
+              <w:t>Notifications must include the relevant order number.</w:t>
+            </w:r>
+          </w:p>
+          <w:p/>
+          <w:p>
+            <w:r>
+              <w:t>Notifications must display the date and time they were generated.</w:t>
+            </w:r>
+          </w:p>
+          <w:p/>
+          <w:p>
+            <w:r>
+              <w:t>Users must be able to view notifications in a notification section of their account.</w:t>
+            </w:r>
+          </w:p>
+          <w:p/>
+          <w:p>
+            <w:r>
+              <w:t>Users must be able to mark notifications as read</w:t>
+            </w:r>
+          </w:p>
+          <w:p/>
+          <w:p>
+            <w:r>
+              <w:t>Users must be able to delete notifications if they no longer need them</w:t>
+            </w:r>
+            <w:r>
+              <w:t>.</w:t>
+            </w:r>
+          </w:p>
+          <w:p/>
+          <w:p>
+            <w:r>
+              <w:t>Notifications must be generated immediately after the event occurs.</w:t>
+            </w:r>
+          </w:p>
+          <w:p/>
+          <w:p>
+            <w:r>
+              <w:t>Users must receive a notification when their password is changed.</w:t>
+            </w:r>
+          </w:p>
+          <w:p/>
+          <w:p>
+            <w:r>
+              <w:t>Producers must receive a notification when a new order is placed for their product</w:t>
+            </w:r>
+          </w:p>
+          <w:p/>
+          <w:p>
+            <w:r>
+              <w:t>Administrators must be able to send system-wide notifications if necessary.</w:t>
+            </w:r>
+          </w:p>
+          <w:p/>
+          <w:p>
+            <w:r>
+              <w:t>The system must ensure notifications are only visible to the relevant user.</w:t>
             </w:r>
           </w:p>
         </w:tc>

--- a/Task 1a - Real Exam.docx
+++ b/Task 1a - Real Exam.docx
@@ -76,7 +76,6 @@
       </w:r>
     </w:p>
     <w:p/>
-    <w:p/>
     <w:p>
       <w:r>
         <w:t>Implement order scheduling and tracking – The problem being solved here is the lack of transparency in the ordering process. Customers may not know when their orders will be ready for collection or delivery. By including order scheduling and tracking features, customers will be able to monitor the status of their orders in real time. Reducing confusion and improving the overall user experience.</w:t>
@@ -101,6 +100,7 @@
         <w:br/>
       </w:r>
     </w:p>
+    <w:p/>
     <w:p/>
     <w:p/>
     <w:p/>
@@ -677,27 +677,68 @@
     </w:p>
     <w:p>
       <w:r>
-        <w:t>The solution will also implement an order scheduling and tracking system, allowing customers to monitor the progress of their purchases and reducing confusion regarding delivery or collection times. Furthermore, the platform will include a loyalty rewards system to encourage repeat purchases and strengthen long0term engagement between customers and the GLH brand</w:t>
+        <w:t>The solution will also implement an order scheduling and tracking system, allowing customers to monitor the progress of their purchases and reducing confusion regarding delivery or collection times. Furthermore, the platform will include a loyalty rewards system to encourage repeat purchases and strengthen long</w:t>
+      </w:r>
+      <w:r>
+        <w:t xml:space="preserve"> </w:t>
+      </w:r>
+      <w:r>
+        <w:t>term engagement between customers and the GLH brand</w:t>
       </w:r>
       <w:r>
         <w:t>. Finally, the system will prioritise accessibility, usability and security, ensuring the platform complies with recognised accessibility standards such as the Web Content Accessibility Guidelines (WCAG). Features such as adjustable text sizes, high contrast modes and screen reader compatibility will allow users with a wide range of abilities to interact with the platform effectively, providing a seamless and inclusive digital experience.</w:t>
       </w:r>
     </w:p>
-    <w:p/>
-    <w:p/>
-    <w:p/>
-    <w:p/>
-    <w:p/>
-    <w:p/>
-    <w:p/>
     <w:p/>
     <w:p>
       <w:pPr>
         <w:pStyle w:val="Title"/>
       </w:pPr>
       <w:r>
+        <w:t>sTAKEHOLDERS</w:t>
+      </w:r>
+    </w:p>
+    <w:p>
+      <w:r>
+        <w:t>There are several key stakeholders involved in the development and use of the Greenfield Local Hub digital platform.</w:t>
+      </w:r>
+    </w:p>
+    <w:p>
+      <w:r>
+        <w:t>Customers: Customers will use the platform to browse locally produced products, place orders for collection or delivery and manage their accounts</w:t>
+      </w:r>
+      <w:r>
+        <w:t>. The system must therefore prioritise ease of use, accessibility and clear product information.</w:t>
+      </w:r>
+    </w:p>
+    <w:p>
+      <w:r>
+        <w:t>Producers: Local farmers and producers will use the producer dashboard to manage product listings, update stock levels and view incoming orders. The system must allow producers to easily maintain accurate product information and track sales.</w:t>
+      </w:r>
+    </w:p>
+    <w:p>
+      <w:r>
         <w:lastRenderedPageBreak/>
+        <w:t>Greenfield Local Hub Staff: Staff working at the retail outlet will use the platform to monitor orders and ensure products are prepared for collection or delivery. The system must therefore ensure orders are clearly organised and easy to track.</w:t>
+      </w:r>
+    </w:p>
+    <w:p>
+      <w:r>
+        <w:t>System Administrators: Administrators will be responsible for maintaining the platform, monitoring system performance and ensuring the platform operates reliably and securely.</w:t>
+      </w:r>
+    </w:p>
+    <w:p/>
+    <w:p>
+      <w:pPr>
+        <w:pStyle w:val="Title"/>
+      </w:pPr>
+      <w:r>
         <w:t>Functional Requirements</w:t>
+      </w:r>
+    </w:p>
+    <w:p>
+      <w:r>
+        <w:t>The functional requirements define the core capabilities that the digital platform must provide in order to meet the needs of Greenfield Local Hub and its users. These requirements describe the specific features the system must include, such as product browsing, order management, account functionality and producer tools. Each functional requirement is supported by a user story, justification and detailed user acceptance criteria to ensure the feature can be clearly tested and validated during development.</w:t>
       </w:r>
     </w:p>
     <w:p/>
@@ -889,7 +930,6 @@
           <w:p/>
           <w:p>
             <w:r>
-              <w:lastRenderedPageBreak/>
               <w:t>Mobile and tablet views are fully responsive.</w:t>
             </w:r>
           </w:p>
@@ -1022,7 +1062,6 @@
           <w:p/>
           <w:p>
             <w:r>
-              <w:lastRenderedPageBreak/>
               <w:t>The system prevents placing orders for out-of-stock items.</w:t>
             </w:r>
           </w:p>
@@ -1135,6 +1174,7 @@
           <w:p/>
           <w:p>
             <w:r>
+              <w:lastRenderedPageBreak/>
               <w:t>Users are redirected to their previous page after login.</w:t>
             </w:r>
           </w:p>
@@ -1153,6 +1193,7 @@
           </w:tcPr>
           <w:p>
             <w:r>
+              <w:lastRenderedPageBreak/>
               <w:t>The solution must allow producers to manage their products and update stock levels.</w:t>
             </w:r>
           </w:p>
@@ -1163,11 +1204,7 @@
           </w:tcPr>
           <w:p>
             <w:r>
-              <w:t xml:space="preserve">As a producer, I want to update my product information and stock levels so that customers always see </w:t>
-            </w:r>
-            <w:r>
-              <w:lastRenderedPageBreak/>
-              <w:t>accurate product availability.</w:t>
+              <w:t>As a producer, I want to update my product information and stock levels so that customers always see accurate product availability.</w:t>
             </w:r>
           </w:p>
         </w:tc>
@@ -1177,12 +1214,7 @@
           </w:tcPr>
           <w:p>
             <w:r>
-              <w:lastRenderedPageBreak/>
-              <w:t xml:space="preserve">Providing producers with a dashboard to manage their products improves efficiency and ensures accurate information is being </w:t>
-            </w:r>
-            <w:r>
-              <w:lastRenderedPageBreak/>
-              <w:t>displayed on the website. Without this feature, staff would need to manually update product information, which could lead to delays or errors. Allowing producers to manage their own products also empowers them to maintain control over the listings and respond quickly to changes in supply.</w:t>
+              <w:t>Providing producers with a dashboard to manage their products improves efficiency and ensures accurate information is being displayed on the website. Without this feature, staff would need to manually update product information, which could lead to delays or errors. Allowing producers to manage their own products also empowers them to maintain control over the listings and respond quickly to changes in supply.</w:t>
             </w:r>
           </w:p>
         </w:tc>
@@ -1192,18 +1224,13 @@
           </w:tcPr>
           <w:p>
             <w:r>
-              <w:lastRenderedPageBreak/>
               <w:t>Producers can access a secure dashboard after login.</w:t>
             </w:r>
           </w:p>
           <w:p/>
           <w:p>
             <w:r>
-              <w:t xml:space="preserve">Producers can add new products with name, </w:t>
-            </w:r>
-            <w:r>
-              <w:lastRenderedPageBreak/>
-              <w:t>description, price, category, and image.</w:t>
+              <w:t>Producers can add new products with name, description, price, category, and image.</w:t>
             </w:r>
           </w:p>
           <w:p/>
@@ -1296,11 +1323,99 @@
           </w:tcPr>
           <w:p>
             <w:r>
-              <w:t xml:space="preserve">Order tracking improves transparency in the purchasing process and reduces confusion for customers. By allowing users to see the status of their orders, the system improves trust and reduces the need for customers to contact GLH for updates. Scheduling </w:t>
+              <w:t>Order tracking improves transparency in the purchasing process and reduces confusion for customers. By allowing users to see the status of their orders, the system improves trust and reduces the need for customers to contact GLH for updates. Scheduling delivery or collection also allows customers to plan their purchases more conveniently</w:t>
+            </w:r>
+          </w:p>
+        </w:tc>
+        <w:tc>
+          <w:tcPr>
+            <w:tcW w:w="2254" w:type="dxa"/>
+          </w:tcPr>
+          <w:p>
+            <w:r>
+              <w:t>Users can view all active orders from their dashboard.</w:t>
+            </w:r>
+          </w:p>
+          <w:p/>
+          <w:p>
+            <w:r>
+              <w:t>Each order displays products, quantities, total cost, and order ID.</w:t>
+            </w:r>
+          </w:p>
+          <w:p/>
+          <w:p>
+            <w:r>
+              <w:t>Users can see order status: pending, confirmed, preparing, ready, delivered.</w:t>
+            </w:r>
+          </w:p>
+          <w:p/>
+          <w:p>
+            <w:r>
+              <w:t>Users can select preferred collection or delivery times.</w:t>
+            </w:r>
+          </w:p>
+          <w:p/>
+          <w:p>
+            <w:r>
+              <w:t>The system notifies users of status updates via email or dashboard.</w:t>
+            </w:r>
+          </w:p>
+          <w:p/>
+          <w:p>
+            <w:r>
+              <w:t>Users can cancel orders if allowed by business rules.</w:t>
+            </w:r>
+          </w:p>
+          <w:p/>
+          <w:p>
+            <w:r>
+              <w:t>Orders that are delayed are flagged with status messages.</w:t>
+            </w:r>
+          </w:p>
+          <w:p/>
+          <w:p>
+            <w:r>
+              <w:t>Users can download receipts and invoices for each order.</w:t>
+            </w:r>
+          </w:p>
+          <w:p/>
+          <w:p>
+            <w:r>
+              <w:t>Users can reorder items from previous orders.</w:t>
+            </w:r>
+          </w:p>
+          <w:p/>
+          <w:p>
+            <w:r>
+              <w:t>The dashboard is mobile-friendly and responsible.</w:t>
+            </w:r>
+          </w:p>
+          <w:p/>
+          <w:p>
+            <w:r>
+              <w:t>Users cannot modify orders once marked ready for collection or dispatched.</w:t>
+            </w:r>
+          </w:p>
+          <w:p/>
+          <w:p>
+            <w:r>
+              <w:t>System ensures real-time synchronization between producer update and customer view.</w:t>
+            </w:r>
+          </w:p>
+        </w:tc>
+      </w:tr>
+      <w:tr>
+        <w:tc>
+          <w:tcPr>
+            <w:tcW w:w="2254" w:type="dxa"/>
+          </w:tcPr>
+          <w:p>
+            <w:r>
+              <w:t xml:space="preserve">The solution must include a loyalty </w:t>
             </w:r>
             <w:r>
               <w:lastRenderedPageBreak/>
-              <w:t>delivery or collection also allows customers to plan their purchases more conveniently</w:t>
+              <w:t>reward system for customers.</w:t>
             </w:r>
           </w:p>
         </w:tc>
@@ -1311,79 +1426,14 @@
           <w:p>
             <w:r>
               <w:lastRenderedPageBreak/>
-              <w:t>Users can view all active orders from their dashboard.</w:t>
-            </w:r>
-          </w:p>
-          <w:p/>
-          <w:p>
-            <w:r>
-              <w:t>Each order displays products, quantities, total cost, and order ID.</w:t>
-            </w:r>
-          </w:p>
-          <w:p/>
-          <w:p>
-            <w:r>
-              <w:t>Users can see order status: pending, confirmed, preparing, ready, delivered.</w:t>
-            </w:r>
-          </w:p>
-          <w:p/>
-          <w:p>
+              <w:t xml:space="preserve">As a returning customer, I want to earn rewards when I </w:t>
+            </w:r>
             <w:r>
               <w:lastRenderedPageBreak/>
-              <w:t>Users can select preferred collection or delivery times.</w:t>
-            </w:r>
-          </w:p>
-          <w:p/>
-          <w:p>
-            <w:r>
-              <w:t>The system notifies users of status updates via email or dashboard.</w:t>
-            </w:r>
-          </w:p>
-          <w:p/>
-          <w:p>
-            <w:r>
-              <w:t>Users can cancel orders if allowed by business rules.</w:t>
-            </w:r>
-          </w:p>
-          <w:p/>
-          <w:p>
-            <w:r>
-              <w:t>Orders that are delayed are flagged with status messages.</w:t>
-            </w:r>
-          </w:p>
-          <w:p/>
-          <w:p>
-            <w:r>
-              <w:t>Users can download receipts and invoices for each order.</w:t>
-            </w:r>
-          </w:p>
-          <w:p/>
-          <w:p>
-            <w:r>
-              <w:t>Users can reorder items from previous orders.</w:t>
-            </w:r>
-          </w:p>
-          <w:p/>
-          <w:p>
-            <w:r>
-              <w:t>The dashboard is mobile-friendly and responsible.</w:t>
-            </w:r>
-          </w:p>
-          <w:p/>
-          <w:p>
-            <w:r>
-              <w:t>Users cannot modify orders once marked ready for collection or dispatched.</w:t>
-            </w:r>
-          </w:p>
-          <w:p/>
-          <w:p>
-            <w:r>
-              <w:t>System ensures real-time synchronization between producer update and customer view.</w:t>
-            </w:r>
-          </w:p>
-        </w:tc>
-      </w:tr>
-      <w:tr>
+              <w:t>make purchases so that I feel encouraged to continue buying from GLH.</w:t>
+            </w:r>
+          </w:p>
+        </w:tc>
         <w:tc>
           <w:tcPr>
             <w:tcW w:w="2254" w:type="dxa"/>
@@ -1391,31 +1441,11 @@
           <w:p>
             <w:r>
               <w:lastRenderedPageBreak/>
-              <w:t>The solution must include a loyalty reward system for customers.</w:t>
-            </w:r>
-          </w:p>
-        </w:tc>
-        <w:tc>
-          <w:tcPr>
-            <w:tcW w:w="2254" w:type="dxa"/>
-          </w:tcPr>
-          <w:p>
-            <w:r>
-              <w:t>As a returning customer, I want to earn rewards when I make purchases so that I feel encouraged to continue buying from GLH.</w:t>
-            </w:r>
-          </w:p>
-        </w:tc>
-        <w:tc>
-          <w:tcPr>
-            <w:tcW w:w="2254" w:type="dxa"/>
-          </w:tcPr>
-          <w:p>
-            <w:r>
-              <w:t xml:space="preserve">A loyalty system encourages repeat purchases and helps build long-term customer relationships. By rewarding customers with points or discounts based on their purchases, GLH can increase customer retention and strengthen engagement with the platform. This also gives the organisation a competitive advantage </w:t>
+              <w:t xml:space="preserve">A loyalty system encourages repeat purchases and helps </w:t>
             </w:r>
             <w:r>
               <w:lastRenderedPageBreak/>
-              <w:t>over other food retailers.</w:t>
+              <w:t>build long-term customer relationships. By rewarding customers with points or discounts based on their purchases, GLH can increase customer retention and strengthen engagement with the platform. This also gives the organisation a competitive advantage over other food retailers.</w:t>
             </w:r>
           </w:p>
         </w:tc>
@@ -1450,7 +1480,6 @@
           <w:p/>
           <w:p>
             <w:r>
-              <w:lastRenderedPageBreak/>
               <w:t>System validates minimum points thresholds before redemption.</w:t>
             </w:r>
           </w:p>
@@ -1529,7 +1558,11 @@
               <w:t>Accessibility features ensure the platform can be used by individuals with different abilities, including users with visual impairments</w:t>
             </w:r>
             <w:r>
-              <w:t>. Implementing features such as high contrast mode, adjustable text sizes and screen reader compatibility ensures the platform complies with accessibility standards such as WCAG. This also expands the potential user base and improves the overall inclusiveness of the platform.</w:t>
+              <w:t xml:space="preserve">. Implementing features </w:t>
+            </w:r>
+            <w:r>
+              <w:lastRenderedPageBreak/>
+              <w:t>such as high contrast mode, adjustable text sizes and screen reader compatibility ensures the platform complies with accessibility standards such as WCAG. This also expands the potential user base and improves the overall inclusiveness of the platform.</w:t>
             </w:r>
           </w:p>
         </w:tc>
@@ -1539,6 +1572,7 @@
           </w:tcPr>
           <w:p>
             <w:r>
+              <w:lastRenderedPageBreak/>
               <w:t>Users can increase or decrease text size across all pages.</w:t>
             </w:r>
           </w:p>
@@ -1551,6 +1585,7 @@
           <w:p/>
           <w:p>
             <w:r>
+              <w:lastRenderedPageBreak/>
               <w:t>All images include descriptive alt text</w:t>
             </w:r>
           </w:p>
@@ -1575,7 +1610,6 @@
           <w:p/>
           <w:p>
             <w:r>
-              <w:lastRenderedPageBreak/>
               <w:t>Website works on desktop, tablet, and mobile with full accessibility.</w:t>
             </w:r>
           </w:p>
@@ -1639,7 +1673,11 @@
           </w:tcPr>
           <w:p>
             <w:r>
-              <w:t>Allowing customers to leave reviews and ratings is important for improving transparency and trust on the platform. When users are able to see feedback from other customers, they are more likely to feel confident about purchasing products. Reviews also provide useful feedback for producers, allowing them to understand customer opinions and improve their products if necessary. Additionally displaying ratings helps users quickly identify popular or high-quality products, improving the overall user experience and making the platform more engaging</w:t>
+              <w:t xml:space="preserve">Allowing customers to leave reviews and ratings is important for improving transparency and trust on the platform. When users are able to see feedback from other customers, they are more likely to feel confident about purchasing products. Reviews also provide useful feedback for producers, allowing them to understand </w:t>
+            </w:r>
+            <w:r>
+              <w:lastRenderedPageBreak/>
+              <w:t>customer opinions and improve their products if necessary. Additionally displaying ratings helps users quickly identify popular or high-quality products, improving the overall user experience and making the platform more engaging</w:t>
             </w:r>
           </w:p>
         </w:tc>
@@ -1649,6 +1687,7 @@
           </w:tcPr>
           <w:p>
             <w:r>
+              <w:lastRenderedPageBreak/>
               <w:t>Users must be able to submit a star rating between 1 and 5 for a product.</w:t>
             </w:r>
           </w:p>
@@ -1667,6 +1706,7 @@
           <w:p/>
           <w:p>
             <w:r>
+              <w:lastRenderedPageBreak/>
               <w:t>Reviews must display the username of the reviewer.</w:t>
             </w:r>
           </w:p>
@@ -1727,8 +1767,37 @@
           </w:tcPr>
           <w:p>
             <w:r>
+              <w:t>The system shall allow customers to view a history of all orders they have previously placed through their account.</w:t>
+            </w:r>
+          </w:p>
+        </w:tc>
+        <w:tc>
+          <w:tcPr>
+            <w:tcW w:w="2254" w:type="dxa"/>
+          </w:tcPr>
+          <w:p>
+            <w:r>
+              <w:t>As a customer, I want to view my previous orders so that I can track past purchase and easily reorder products I liked.</w:t>
+            </w:r>
+          </w:p>
+        </w:tc>
+        <w:tc>
+          <w:tcPr>
+            <w:tcW w:w="2254" w:type="dxa"/>
+          </w:tcPr>
+          <w:p>
+            <w:r>
+              <w:t xml:space="preserve">Providing users with access to their order history improves the usability and functionality of the platform. Customers may want to review previous purchases, check order details, or reorder products they have enjoyed before. This feature also </w:t>
+            </w:r>
+            <w:r>
+              <w:t>helps</w:t>
+            </w:r>
+            <w:r>
+              <w:t xml:space="preserve"> users keep track of their spending and </w:t>
+            </w:r>
+            <w:r>
               <w:lastRenderedPageBreak/>
-              <w:t>The system shall allow customers to view a history of all orders they have previously placed through their account.</w:t>
+              <w:t>ensures transparency regarding what they have purchased through the platform. Additionally, it allows users to quickly resolve any issues related to past orders by viewing relevant information such as dates, items purchased, and order totals.</w:t>
             </w:r>
           </w:p>
         </w:tc>
@@ -1738,23 +1807,90 @@
           </w:tcPr>
           <w:p>
             <w:r>
-              <w:t>As a customer, I want to view my previous orders so that I can track past purchase and easily reorder products I liked.</w:t>
-            </w:r>
-          </w:p>
-        </w:tc>
+              <w:lastRenderedPageBreak/>
+              <w:t>Users must be able to access an order history page through their</w:t>
+            </w:r>
+            <w:r>
+              <w:t xml:space="preserve"> account.</w:t>
+            </w:r>
+          </w:p>
+          <w:p/>
+          <w:p>
+            <w:r>
+              <w:t>The system must display a list of all previous orders placed by the user.</w:t>
+            </w:r>
+          </w:p>
+          <w:p/>
+          <w:p>
+            <w:r>
+              <w:t>Each order must display the date it was placed.</w:t>
+            </w:r>
+          </w:p>
+          <w:p/>
+          <w:p>
+            <w:r>
+              <w:lastRenderedPageBreak/>
+              <w:t>Each order must display the products included in the order.</w:t>
+            </w:r>
+          </w:p>
+          <w:p/>
+          <w:p>
+            <w:r>
+              <w:t>The system must display the total price of each order.</w:t>
+            </w:r>
+          </w:p>
+          <w:p/>
+          <w:p>
+            <w:r>
+              <w:t>Users must be able to click on an order to view more details.</w:t>
+            </w:r>
+          </w:p>
+          <w:p/>
+          <w:p>
+            <w:r>
+              <w:t>The order details page must display the delivery address used.</w:t>
+            </w:r>
+          </w:p>
+          <w:p/>
+          <w:p>
+            <w:r>
+              <w:t>The order details page must display the payment method used.</w:t>
+            </w:r>
+          </w:p>
+          <w:p/>
+          <w:p>
+            <w:r>
+              <w:t>The system must display the status of the order (processing, dispatched, delivered).</w:t>
+            </w:r>
+          </w:p>
+          <w:p/>
+          <w:p>
+            <w:r>
+              <w:t>Users must be able to reorder products from a previous order.</w:t>
+            </w:r>
+          </w:p>
+          <w:p/>
+          <w:p>
+            <w:r>
+              <w:t>Orders must remain accessible even after they are completed or delivered.</w:t>
+            </w:r>
+          </w:p>
+          <w:p/>
+          <w:p>
+            <w:r>
+              <w:t>The system must ensure users can only view their own order history.</w:t>
+            </w:r>
+          </w:p>
+        </w:tc>
+      </w:tr>
+      <w:tr>
         <w:tc>
           <w:tcPr>
             <w:tcW w:w="2254" w:type="dxa"/>
           </w:tcPr>
           <w:p>
             <w:r>
-              <w:t xml:space="preserve">Providing users with access to their order history improves the usability and functionality of the platform. Customers may want to review previous purchases, check order details, or reorder products they have enjoyed before. This feature also </w:t>
-            </w:r>
-            <w:r>
-              <w:t>helps</w:t>
-            </w:r>
-            <w:r>
-              <w:t xml:space="preserve"> users keep track of their spending and ensures transparency regarding what they have purchased through the platform. Additionally, it allows users to quickly resolve any issues related to past orders by viewing relevant information such as dates, items purchased, and order totals.</w:t>
+              <w:t>The system shall notify users when important events occur, such as order confirmations, order updates, or changes to their account.</w:t>
             </w:r>
           </w:p>
         </w:tc>
@@ -1764,89 +1900,24 @@
           </w:tcPr>
           <w:p>
             <w:r>
-              <w:t>Users must be able to access an order history page through their</w:t>
-            </w:r>
-            <w:r>
-              <w:t xml:space="preserve"> account.</w:t>
-            </w:r>
-          </w:p>
-          <w:p/>
-          <w:p>
-            <w:r>
-              <w:t>The system must display a list of all previous orders placed by the user.</w:t>
-            </w:r>
-          </w:p>
-          <w:p/>
-          <w:p>
-            <w:r>
-              <w:t>Each order must display the date it was placed.</w:t>
-            </w:r>
-          </w:p>
-          <w:p/>
-          <w:p>
-            <w:r>
-              <w:t>Each order must display the products included in the order.</w:t>
-            </w:r>
-          </w:p>
-          <w:p/>
-          <w:p>
-            <w:r>
-              <w:t>The system must display the total price of each order.</w:t>
-            </w:r>
-          </w:p>
-          <w:p/>
-          <w:p>
-            <w:r>
-              <w:t>Users must be able to click on an order to view more details.</w:t>
-            </w:r>
-          </w:p>
-          <w:p/>
-          <w:p>
-            <w:r>
-              <w:t>The order details page must display the delivery address used.</w:t>
-            </w:r>
-          </w:p>
-          <w:p/>
-          <w:p>
-            <w:r>
-              <w:t>The order details page must display the payment method used.</w:t>
-            </w:r>
-          </w:p>
-          <w:p/>
-          <w:p>
-            <w:r>
-              <w:t>The system must display the status of the order (processing, dispatched, delivered).</w:t>
-            </w:r>
-          </w:p>
-          <w:p/>
-          <w:p>
-            <w:r>
-              <w:t>Users must be able to reorder products from a previous order.</w:t>
-            </w:r>
-          </w:p>
-          <w:p/>
-          <w:p>
-            <w:r>
-              <w:t>Orders must remain accessible even after they are completed or delivered.</w:t>
-            </w:r>
-          </w:p>
-          <w:p/>
-          <w:p>
-            <w:r>
-              <w:t>The system must ensure users can only view their own order history.</w:t>
-            </w:r>
-          </w:p>
-        </w:tc>
-      </w:tr>
-      <w:tr>
+              <w:t>As a user I want to receive notifications about important updates so that I can stay informed about my orders and account activity.</w:t>
+            </w:r>
+          </w:p>
+        </w:tc>
         <w:tc>
           <w:tcPr>
             <w:tcW w:w="2254" w:type="dxa"/>
           </w:tcPr>
           <w:p>
             <w:r>
+              <w:t xml:space="preserve">Notifications are important for keeping users informed about events that occur within the platform. For example, users should receive confirmation that an order has been successfully placed and be updated when the order status changes. This improves communication between the platform and the user, reducing </w:t>
+            </w:r>
+            <w:r>
               <w:lastRenderedPageBreak/>
-              <w:t>The system shall notify users when important events occur, such as order confirmations, order updates, or changes to their account.</w:t>
+              <w:t xml:space="preserve">uncertainty and improving the overall user experience. Notifications also increase security by informing users when important changes occur to their account such as password updates. Overall, this feature ensures that users remain informed and confident when using the </w:t>
+            </w:r>
+            <w:r>
+              <w:t>system.</w:t>
             </w:r>
           </w:p>
         </w:tc>
@@ -1856,29 +1927,7 @@
           </w:tcPr>
           <w:p>
             <w:r>
-              <w:t>As a user I want to receive notifications about important updates so that I can stay informed about my orders and account activity.</w:t>
-            </w:r>
-          </w:p>
-        </w:tc>
-        <w:tc>
-          <w:tcPr>
-            <w:tcW w:w="2254" w:type="dxa"/>
-          </w:tcPr>
-          <w:p>
-            <w:r>
-              <w:t xml:space="preserve">Notifications are important for keeping users informed about events that occur within the platform. For example, users should receive confirmation that an order has been successfully placed and be updated when the order status changes. This improves communication between the platform and the user, reducing uncertainty and improving the overall user experience. Notifications also increase security by informing users when important changes occur to their account such as password updates. Overall, this feature ensures that users remain informed and confident when using the </w:t>
-            </w:r>
-            <w:r>
-              <w:t>system.</w:t>
-            </w:r>
-          </w:p>
-        </w:tc>
-        <w:tc>
-          <w:tcPr>
-            <w:tcW w:w="2254" w:type="dxa"/>
-          </w:tcPr>
-          <w:p>
-            <w:r>
+              <w:lastRenderedPageBreak/>
               <w:t>Users must receive a notification after successfully placing an order.</w:t>
             </w:r>
           </w:p>
@@ -1897,7 +1946,11 @@
           <w:p/>
           <w:p>
             <w:r>
-              <w:t>Notifications must display the date and time they were generated.</w:t>
+              <w:t xml:space="preserve">Notifications must display the date and </w:t>
+            </w:r>
+            <w:r>
+              <w:lastRenderedPageBreak/>
+              <w:t>time they were generated.</w:t>
             </w:r>
           </w:p>
           <w:p/>
@@ -1949,6 +2002,854 @@
           <w:p>
             <w:r>
               <w:t>The system must ensure notifications are only visible to the relevant user.</w:t>
+            </w:r>
+          </w:p>
+        </w:tc>
+      </w:tr>
+    </w:tbl>
+    <w:p>
+      <w:pPr>
+        <w:rPr>
+          <w:b/>
+          <w:bCs/>
+        </w:rPr>
+      </w:pPr>
+    </w:p>
+    <w:p/>
+    <w:p/>
+    <w:p/>
+    <w:p>
+      <w:pPr>
+        <w:pStyle w:val="Title"/>
+      </w:pPr>
+      <w:r>
+        <w:lastRenderedPageBreak/>
+        <w:t>Non-Functional Requirements:</w:t>
+      </w:r>
+    </w:p>
+    <w:p>
+      <w:r>
+        <w:t>Key Performance Indicators (KPIs) are included alongside each non-functional requirement to ensure that the system’s performance and reliability can be measured objectively. By defining clear, measurable targets such as response times, uptime percentages and user capacity, the success of the platform can be evaluated during testing and after deployment. This ensures that the solution meets the operational needs of Greenfield Local Hub while maintaining a high-quality user experience for both customers and producers.</w:t>
+      </w:r>
+    </w:p>
+    <w:p/>
+    <w:tbl>
+      <w:tblPr>
+        <w:tblStyle w:val="TableGrid"/>
+        <w:tblW w:w="0" w:type="auto"/>
+        <w:tblLook w:val="04A0" w:firstRow="1" w:lastRow="0" w:firstColumn="1" w:lastColumn="0" w:noHBand="0" w:noVBand="1"/>
+      </w:tblPr>
+      <w:tblGrid>
+        <w:gridCol w:w="3005"/>
+        <w:gridCol w:w="3005"/>
+        <w:gridCol w:w="3006"/>
+      </w:tblGrid>
+      <w:tr>
+        <w:tc>
+          <w:tcPr>
+            <w:tcW w:w="9016" w:type="dxa"/>
+            <w:gridSpan w:val="3"/>
+          </w:tcPr>
+          <w:p>
+            <w:pPr>
+              <w:tabs>
+                <w:tab w:val="left" w:pos="3143"/>
+              </w:tabs>
+              <w:jc w:val="center"/>
+              <w:rPr>
+                <w:b/>
+                <w:bCs/>
+              </w:rPr>
+            </w:pPr>
+            <w:r>
+              <w:rPr>
+                <w:b/>
+                <w:bCs/>
+              </w:rPr>
+              <w:t>Performance</w:t>
+            </w:r>
+          </w:p>
+        </w:tc>
+      </w:tr>
+      <w:tr>
+        <w:tc>
+          <w:tcPr>
+            <w:tcW w:w="3005" w:type="dxa"/>
+          </w:tcPr>
+          <w:p>
+            <w:pPr>
+              <w:rPr>
+                <w:b/>
+                <w:bCs/>
+              </w:rPr>
+            </w:pPr>
+            <w:r>
+              <w:rPr>
+                <w:b/>
+                <w:bCs/>
+              </w:rPr>
+              <w:t xml:space="preserve">Non-Functional </w:t>
+            </w:r>
+          </w:p>
+          <w:p>
+            <w:r>
+              <w:rPr>
+                <w:b/>
+                <w:bCs/>
+              </w:rPr>
+              <w:t>Requirement</w:t>
+            </w:r>
+          </w:p>
+        </w:tc>
+        <w:tc>
+          <w:tcPr>
+            <w:tcW w:w="3005" w:type="dxa"/>
+          </w:tcPr>
+          <w:p>
+            <w:pPr>
+              <w:rPr>
+                <w:b/>
+                <w:bCs/>
+              </w:rPr>
+            </w:pPr>
+            <w:r>
+              <w:rPr>
+                <w:b/>
+                <w:bCs/>
+              </w:rPr>
+              <w:t>KPI</w:t>
+            </w:r>
+          </w:p>
+        </w:tc>
+        <w:tc>
+          <w:tcPr>
+            <w:tcW w:w="3006" w:type="dxa"/>
+          </w:tcPr>
+          <w:p>
+            <w:pPr>
+              <w:rPr>
+                <w:b/>
+                <w:bCs/>
+              </w:rPr>
+            </w:pPr>
+            <w:r>
+              <w:rPr>
+                <w:b/>
+                <w:bCs/>
+              </w:rPr>
+              <w:t>Justification</w:t>
+            </w:r>
+          </w:p>
+        </w:tc>
+      </w:tr>
+      <w:tr>
+        <w:tc>
+          <w:tcPr>
+            <w:tcW w:w="3005" w:type="dxa"/>
+          </w:tcPr>
+          <w:p>
+            <w:r>
+              <w:t>The platform should load all pages within 2 seconds under normal load.</w:t>
+            </w:r>
+          </w:p>
+        </w:tc>
+        <w:tc>
+          <w:tcPr>
+            <w:tcW w:w="3005" w:type="dxa"/>
+          </w:tcPr>
+          <w:p>
+            <w:r>
+              <w:t>Average pay load &lt; 2 seconds for 95% of requests.</w:t>
+            </w:r>
+          </w:p>
+          <w:p/>
+          <w:p>
+            <w:r>
+              <w:t>No page should exceed 4 seconds load time under peak traffic conditions</w:t>
+            </w:r>
+          </w:p>
+        </w:tc>
+        <w:tc>
+          <w:tcPr>
+            <w:tcW w:w="3006" w:type="dxa"/>
+          </w:tcPr>
+          <w:p>
+            <w:r>
+              <w:t>Ensuring that pages load quickly is essential for retaining users and preventing frustration. Slow-loading pages can lead to users abandoning the site, reducing sales and engagement. By meeting this requirement, GLH will provide a competitive online experience that meets customer expectations for e-commerce platforms, ensuring high usability and satisfaction while supporting efficient browsing of products.</w:t>
+            </w:r>
+          </w:p>
+        </w:tc>
+      </w:tr>
+      <w:tr>
+        <w:tc>
+          <w:tcPr>
+            <w:tcW w:w="3005" w:type="dxa"/>
+          </w:tcPr>
+          <w:p>
+            <w:r>
+              <w:t>Product catalogue queries should return results within 1 second</w:t>
+            </w:r>
+          </w:p>
+        </w:tc>
+        <w:tc>
+          <w:tcPr>
+            <w:tcW w:w="3005" w:type="dxa"/>
+          </w:tcPr>
+          <w:p>
+            <w:r>
+              <w:t>Query response time &lt; 1 second for catalog</w:t>
+            </w:r>
+            <w:r>
+              <w:t>ue</w:t>
+            </w:r>
+            <w:r>
+              <w:t xml:space="preserve"> searches</w:t>
+            </w:r>
+          </w:p>
+          <w:p/>
+          <w:p>
+            <w:r>
+              <w:t>Search queries must return accurate results within less than 1% system errors</w:t>
+            </w:r>
+          </w:p>
+        </w:tc>
+        <w:tc>
+          <w:tcPr>
+            <w:tcW w:w="3006" w:type="dxa"/>
+          </w:tcPr>
+          <w:p>
+            <w:r>
+              <w:t>Rapid product searches are critical for customer satisfaction, especially when browsing multiple categories or filtering items. This requirement guarantees that customers can explore available products without delay, improving conversion rates and encouraging users to explore more items. It also reduces the workload on customer support by providing immediate, accurate information.</w:t>
+            </w:r>
+          </w:p>
+        </w:tc>
+      </w:tr>
+      <w:tr>
+        <w:tc>
+          <w:tcPr>
+            <w:tcW w:w="3005" w:type="dxa"/>
+          </w:tcPr>
+          <w:p>
+            <w:r>
+              <w:t>Order submission process should complete within 3 seconds</w:t>
+            </w:r>
+          </w:p>
+        </w:tc>
+        <w:tc>
+          <w:tcPr>
+            <w:tcW w:w="3005" w:type="dxa"/>
+          </w:tcPr>
+          <w:p>
+            <w:r>
+              <w:t>Order confirmation displayed &lt; 3 seconds after submission.</w:t>
+            </w:r>
+          </w:p>
+          <w:p/>
+          <w:p>
+            <w:r>
+              <w:lastRenderedPageBreak/>
+              <w:t>95% of checkout transactions must complete successfully without timeouts or system delays</w:t>
+            </w:r>
+          </w:p>
+        </w:tc>
+        <w:tc>
+          <w:tcPr>
+            <w:tcW w:w="3006" w:type="dxa"/>
+          </w:tcPr>
+          <w:p>
+            <w:r>
+              <w:lastRenderedPageBreak/>
+              <w:t xml:space="preserve">Fast order processing ensures that customers receive immediate feedback, reducing </w:t>
+            </w:r>
+            <w:r>
+              <w:lastRenderedPageBreak/>
+              <w:t>the risk of duplicate orders and increasing trust in the platform, it also demonstrates operational efficiency for GLH, as the system reliably records orders without lag, improving the overall reputation of the hub’s digital services.</w:t>
+            </w:r>
+          </w:p>
+        </w:tc>
+      </w:tr>
+      <w:tr>
+        <w:tc>
+          <w:tcPr>
+            <w:tcW w:w="3005" w:type="dxa"/>
+          </w:tcPr>
+          <w:p>
+            <w:r>
+              <w:lastRenderedPageBreak/>
+              <w:t>Concurrent users should be supported up to 500 without degradation</w:t>
+            </w:r>
+          </w:p>
+        </w:tc>
+        <w:tc>
+          <w:tcPr>
+            <w:tcW w:w="3005" w:type="dxa"/>
+          </w:tcPr>
+          <w:p>
+            <w:r>
+              <w:t>System response time &lt; 3</w:t>
+            </w:r>
+            <w:r>
+              <w:t xml:space="preserve"> </w:t>
+            </w:r>
+            <w:r>
+              <w:t>seconds under 500 simultaneous users.</w:t>
+            </w:r>
+          </w:p>
+          <w:p/>
+          <w:p>
+            <w:r>
+              <w:t>System performance should not degrade by more then 10% during peak usage</w:t>
+            </w:r>
+          </w:p>
+        </w:tc>
+        <w:tc>
+          <w:tcPr>
+            <w:tcW w:w="3006" w:type="dxa"/>
+          </w:tcPr>
+          <w:p>
+            <w:r>
+              <w:t>This requirement ensures that peak traffic, such as during promotions or seasonal spikes, does not impact performance. Supporting multiple concurrent users without slowdowns maintains customer confidence, reduces errors, and ensures that both customers and producers can interact with the system reliably.</w:t>
+            </w:r>
+          </w:p>
+        </w:tc>
+      </w:tr>
+    </w:tbl>
+    <w:p>
+      <w:pPr>
+        <w:rPr>
+          <w:b/>
+          <w:bCs/>
+        </w:rPr>
+      </w:pPr>
+    </w:p>
+    <w:tbl>
+      <w:tblPr>
+        <w:tblStyle w:val="TableGrid"/>
+        <w:tblW w:w="0" w:type="auto"/>
+        <w:tblLook w:val="04A0" w:firstRow="1" w:lastRow="0" w:firstColumn="1" w:lastColumn="0" w:noHBand="0" w:noVBand="1"/>
+      </w:tblPr>
+      <w:tblGrid>
+        <w:gridCol w:w="3005"/>
+        <w:gridCol w:w="3005"/>
+        <w:gridCol w:w="3006"/>
+      </w:tblGrid>
+      <w:tr>
+        <w:tc>
+          <w:tcPr>
+            <w:tcW w:w="9016" w:type="dxa"/>
+            <w:gridSpan w:val="3"/>
+          </w:tcPr>
+          <w:p>
+            <w:pPr>
+              <w:jc w:val="center"/>
+              <w:rPr>
+                <w:b/>
+                <w:bCs/>
+              </w:rPr>
+            </w:pPr>
+            <w:r>
+              <w:rPr>
+                <w:b/>
+                <w:bCs/>
+              </w:rPr>
+              <w:t>Reliability</w:t>
+            </w:r>
+          </w:p>
+        </w:tc>
+      </w:tr>
+      <w:tr>
+        <w:tc>
+          <w:tcPr>
+            <w:tcW w:w="3005" w:type="dxa"/>
+          </w:tcPr>
+          <w:p>
+            <w:pPr>
+              <w:rPr>
+                <w:b/>
+                <w:bCs/>
+              </w:rPr>
+            </w:pPr>
+            <w:r>
+              <w:rPr>
+                <w:b/>
+                <w:bCs/>
+              </w:rPr>
+              <w:t>Non-Functional Requirements</w:t>
+            </w:r>
+          </w:p>
+        </w:tc>
+        <w:tc>
+          <w:tcPr>
+            <w:tcW w:w="3005" w:type="dxa"/>
+          </w:tcPr>
+          <w:p>
+            <w:pPr>
+              <w:rPr>
+                <w:b/>
+                <w:bCs/>
+              </w:rPr>
+            </w:pPr>
+            <w:r>
+              <w:rPr>
+                <w:b/>
+                <w:bCs/>
+              </w:rPr>
+              <w:t>KPI</w:t>
+            </w:r>
+          </w:p>
+        </w:tc>
+        <w:tc>
+          <w:tcPr>
+            <w:tcW w:w="3006" w:type="dxa"/>
+          </w:tcPr>
+          <w:p>
+            <w:pPr>
+              <w:rPr>
+                <w:b/>
+                <w:bCs/>
+              </w:rPr>
+            </w:pPr>
+            <w:r>
+              <w:rPr>
+                <w:b/>
+                <w:bCs/>
+              </w:rPr>
+              <w:t>Justification</w:t>
+            </w:r>
+          </w:p>
+        </w:tc>
+      </w:tr>
+      <w:tr>
+        <w:tc>
+          <w:tcPr>
+            <w:tcW w:w="3005" w:type="dxa"/>
+          </w:tcPr>
+          <w:p>
+            <w:r>
+              <w:t>The system must maintain uptime of at least 99.5%</w:t>
+            </w:r>
+          </w:p>
+        </w:tc>
+        <w:tc>
+          <w:tcPr>
+            <w:tcW w:w="3005" w:type="dxa"/>
+          </w:tcPr>
+          <w:p>
+            <w:r>
+              <w:t>The platform must maintain 99.5% uptime per month</w:t>
+            </w:r>
+          </w:p>
+          <w:p/>
+          <w:p>
+            <w:r>
+              <w:t>System outages should not exceed 4 hours total per year.</w:t>
+            </w:r>
+          </w:p>
+        </w:tc>
+        <w:tc>
+          <w:tcPr>
+            <w:tcW w:w="3006" w:type="dxa"/>
+          </w:tcPr>
+          <w:p>
+            <w:r>
+              <w:t>High availability is critical for e-commerce platform, as downtime directly impacts sales, customer satisfaction, and producer operations. Achieving this uptime ensures that the platform</w:t>
+            </w:r>
+            <w:r>
+              <w:t xml:space="preserve"> is consistently available, meeting customer expectations for reliability and supporting the continuous operation of GLH’s business processes.</w:t>
+            </w:r>
+          </w:p>
+        </w:tc>
+      </w:tr>
+      <w:tr>
+        <w:tc>
+          <w:tcPr>
+            <w:tcW w:w="3005" w:type="dxa"/>
+          </w:tcPr>
+          <w:p>
+            <w:r>
+              <w:t>All orders must be saved immediately to the database</w:t>
+            </w:r>
+          </w:p>
+        </w:tc>
+        <w:tc>
+          <w:tcPr>
+            <w:tcW w:w="3005" w:type="dxa"/>
+          </w:tcPr>
+          <w:p>
+            <w:r>
+              <w:t xml:space="preserve">100% </w:t>
+            </w:r>
+            <w:r>
+              <w:t>of completed orders must be stored successfully in the database</w:t>
+            </w:r>
+          </w:p>
+          <w:p/>
+          <w:p>
+            <w:r>
+              <w:t>0 orders should be lost due to system failures</w:t>
+            </w:r>
+          </w:p>
+        </w:tc>
+        <w:tc>
+          <w:tcPr>
+            <w:tcW w:w="3006" w:type="dxa"/>
+          </w:tcPr>
+          <w:p>
+            <w:r>
+              <w:t>Ensuring that every order is reliably recorded is essential for accurate stock management and financial accountability. Immediate data persistence prevents loss of information, reduces the risk of disputes, and guarantees that producers receive correct order details, supporting operational efficiency and trust.</w:t>
+            </w:r>
+          </w:p>
+        </w:tc>
+      </w:tr>
+      <w:tr>
+        <w:tc>
+          <w:tcPr>
+            <w:tcW w:w="3005" w:type="dxa"/>
+          </w:tcPr>
+          <w:p>
+            <w:r>
+              <w:t>Automatic daily database backups must occur.</w:t>
+            </w:r>
+          </w:p>
+        </w:tc>
+        <w:tc>
+          <w:tcPr>
+            <w:tcW w:w="3005" w:type="dxa"/>
+          </w:tcPr>
+          <w:p>
+            <w:r>
+              <w:t>Automated database backups must occur every 24 hours.</w:t>
+            </w:r>
+          </w:p>
+          <w:p/>
+          <w:p>
+            <w:r>
+              <w:t>Backup restoration tests must succeed 100% of the time during testing</w:t>
+            </w:r>
+          </w:p>
+        </w:tc>
+        <w:tc>
+          <w:tcPr>
+            <w:tcW w:w="3006" w:type="dxa"/>
+          </w:tcPr>
+          <w:p>
+            <w:r>
+              <w:t xml:space="preserve">Daily backups mitigate the risk of data loss from system failures, human error, or cyber incidents. By ensuring that backups are verified, GLH can restore operations quickly and maintain integrity of order, stock, and user information, </w:t>
+            </w:r>
+            <w:r>
+              <w:lastRenderedPageBreak/>
+              <w:t>ensuring continuity and compliance with data protection standards.</w:t>
+            </w:r>
+          </w:p>
+        </w:tc>
+      </w:tr>
+      <w:tr>
+        <w:tc>
+          <w:tcPr>
+            <w:tcW w:w="3005" w:type="dxa"/>
+          </w:tcPr>
+          <w:p>
+            <w:r>
+              <w:lastRenderedPageBreak/>
+              <w:t>Critical errors must be logged and reported within 5 minutes</w:t>
+            </w:r>
+          </w:p>
+        </w:tc>
+        <w:tc>
+          <w:tcPr>
+            <w:tcW w:w="3005" w:type="dxa"/>
+          </w:tcPr>
+          <w:p>
+            <w:r>
+              <w:t>Critical errors must be logged within 1 minute of occurrence.</w:t>
+            </w:r>
+          </w:p>
+          <w:p/>
+          <w:p>
+            <w:r>
+              <w:t>Administrators must be notified of system failures within 5 minutes.</w:t>
+            </w:r>
+          </w:p>
+        </w:tc>
+        <w:tc>
+          <w:tcPr>
+            <w:tcW w:w="3006" w:type="dxa"/>
+          </w:tcPr>
+          <w:p>
+            <w:r>
+              <w:t>Rapid detection and notification of system errors allows the IT team to respond promptly, reducing downtime and minimising disruption for both customers and producers Logging and alerts also facilitate auditing, compliance and continuous improvement of the system.</w:t>
+            </w:r>
+          </w:p>
+        </w:tc>
+      </w:tr>
+    </w:tbl>
+    <w:p>
+      <w:pPr>
+        <w:rPr>
+          <w:b/>
+          <w:bCs/>
+        </w:rPr>
+      </w:pPr>
+    </w:p>
+    <w:tbl>
+      <w:tblPr>
+        <w:tblStyle w:val="TableGrid"/>
+        <w:tblW w:w="0" w:type="auto"/>
+        <w:tblLook w:val="04A0" w:firstRow="1" w:lastRow="0" w:firstColumn="1" w:lastColumn="0" w:noHBand="0" w:noVBand="1"/>
+      </w:tblPr>
+      <w:tblGrid>
+        <w:gridCol w:w="3005"/>
+        <w:gridCol w:w="3005"/>
+        <w:gridCol w:w="3006"/>
+      </w:tblGrid>
+      <w:tr>
+        <w:tc>
+          <w:tcPr>
+            <w:tcW w:w="9016" w:type="dxa"/>
+            <w:gridSpan w:val="3"/>
+          </w:tcPr>
+          <w:p>
+            <w:pPr>
+              <w:jc w:val="center"/>
+              <w:rPr>
+                <w:b/>
+                <w:bCs/>
+              </w:rPr>
+            </w:pPr>
+            <w:r>
+              <w:rPr>
+                <w:b/>
+                <w:bCs/>
+              </w:rPr>
+              <w:t>Security</w:t>
+            </w:r>
+          </w:p>
+        </w:tc>
+      </w:tr>
+      <w:tr>
+        <w:tc>
+          <w:tcPr>
+            <w:tcW w:w="3005" w:type="dxa"/>
+          </w:tcPr>
+          <w:p>
+            <w:pPr>
+              <w:rPr>
+                <w:b/>
+                <w:bCs/>
+              </w:rPr>
+            </w:pPr>
+            <w:r>
+              <w:rPr>
+                <w:b/>
+                <w:bCs/>
+              </w:rPr>
+              <w:t>Non-Functional Requirement</w:t>
+            </w:r>
+          </w:p>
+        </w:tc>
+        <w:tc>
+          <w:tcPr>
+            <w:tcW w:w="3005" w:type="dxa"/>
+          </w:tcPr>
+          <w:p>
+            <w:pPr>
+              <w:rPr>
+                <w:b/>
+                <w:bCs/>
+              </w:rPr>
+            </w:pPr>
+            <w:r>
+              <w:rPr>
+                <w:b/>
+                <w:bCs/>
+              </w:rPr>
+              <w:t>KPI</w:t>
+            </w:r>
+          </w:p>
+        </w:tc>
+        <w:tc>
+          <w:tcPr>
+            <w:tcW w:w="3006" w:type="dxa"/>
+          </w:tcPr>
+          <w:p>
+            <w:pPr>
+              <w:rPr>
+                <w:b/>
+                <w:bCs/>
+              </w:rPr>
+            </w:pPr>
+            <w:r>
+              <w:rPr>
+                <w:b/>
+                <w:bCs/>
+              </w:rPr>
+              <w:t>Justification</w:t>
+            </w:r>
+          </w:p>
+        </w:tc>
+      </w:tr>
+      <w:tr>
+        <w:tc>
+          <w:tcPr>
+            <w:tcW w:w="3005" w:type="dxa"/>
+          </w:tcPr>
+          <w:p>
+            <w:r>
+              <w:t>All user data must be stored securely with encryption</w:t>
+            </w:r>
+          </w:p>
+        </w:tc>
+        <w:tc>
+          <w:tcPr>
+            <w:tcW w:w="3005" w:type="dxa"/>
+          </w:tcPr>
+          <w:p>
+            <w:r>
+              <w:t xml:space="preserve">100% of sensitive </w:t>
+            </w:r>
+            <w:r>
+              <w:t>user data must be encrypted at rest.</w:t>
+            </w:r>
+          </w:p>
+          <w:p/>
+          <w:p>
+            <w:r>
+              <w:t>The system must pass annual security vulnerability testing with no critical risk.</w:t>
+            </w:r>
+          </w:p>
+        </w:tc>
+        <w:tc>
+          <w:tcPr>
+            <w:tcW w:w="3006" w:type="dxa"/>
+          </w:tcPr>
+          <w:p>
+            <w:r>
+              <w:t>Protecting customer and producer data is essential for maintaining trust and complying with GDPR. Encrypting sensitive data prevents unauthorised access in case of a security breach, ensuring that personal information, order details, and financial information remain confidential and secure.</w:t>
+            </w:r>
+          </w:p>
+        </w:tc>
+      </w:tr>
+      <w:tr>
+        <w:tc>
+          <w:tcPr>
+            <w:tcW w:w="3005" w:type="dxa"/>
+          </w:tcPr>
+          <w:p>
+            <w:r>
+              <w:t>All communication must use HTTPS.</w:t>
+            </w:r>
+          </w:p>
+        </w:tc>
+        <w:tc>
+          <w:tcPr>
+            <w:tcW w:w="3005" w:type="dxa"/>
+          </w:tcPr>
+          <w:p>
+            <w:r>
+              <w:t xml:space="preserve">100% of </w:t>
+            </w:r>
+            <w:r>
+              <w:t>website traffic must use HTTPS encryption.</w:t>
+            </w:r>
+          </w:p>
+          <w:p/>
+          <w:p>
+            <w:r>
+              <w:t>Security certificates must be valid and renewed before expiration</w:t>
+            </w:r>
+          </w:p>
+          <w:p/>
+        </w:tc>
+        <w:tc>
+          <w:tcPr>
+            <w:tcW w:w="3006" w:type="dxa"/>
+          </w:tcPr>
+          <w:p>
+            <w:r>
+              <w:t>Encrypting data in transit protects against interception and eavesdropping, ensuring secure communication between users and the platform. This requirement aligns with best practices for secure web applications and maintains customer confidence in the platform.</w:t>
+            </w:r>
+          </w:p>
+        </w:tc>
+      </w:tr>
+      <w:tr>
+        <w:tc>
+          <w:tcPr>
+            <w:tcW w:w="3005" w:type="dxa"/>
+          </w:tcPr>
+          <w:p>
+            <w:r>
+              <w:t>Role-based access control must be implemented for producers and customers.</w:t>
+            </w:r>
+          </w:p>
+        </w:tc>
+        <w:tc>
+          <w:tcPr>
+            <w:tcW w:w="3005" w:type="dxa"/>
+          </w:tcPr>
+          <w:p>
+            <w:r>
+              <w:t xml:space="preserve">100% of restricted pages </w:t>
+            </w:r>
+            <w:r>
+              <w:t>must enforce role-based access control</w:t>
+            </w:r>
+          </w:p>
+          <w:p/>
+          <w:p>
+            <w:r>
+              <w:t>No unauthorized users should access producer or admin dashboards</w:t>
+            </w:r>
+          </w:p>
+        </w:tc>
+        <w:tc>
+          <w:tcPr>
+            <w:tcW w:w="3006" w:type="dxa"/>
+          </w:tcPr>
+          <w:p>
+            <w:r>
+              <w:t>Role-based access prevents unauthorised access to sensitive areas, such as producer dashboards or administrative functions. By limiting functionality based on roles, GLH can protect critical data, reduce the risk of accidental or malicious changes and maintain operational integrity.</w:t>
+            </w:r>
+          </w:p>
+        </w:tc>
+      </w:tr>
+      <w:tr>
+        <w:tc>
+          <w:tcPr>
+            <w:tcW w:w="3005" w:type="dxa"/>
+          </w:tcPr>
+          <w:p>
+            <w:r>
+              <w:t>Authentication must enforce strong passwords.</w:t>
+            </w:r>
+          </w:p>
+        </w:tc>
+        <w:tc>
+          <w:tcPr>
+            <w:tcW w:w="3005" w:type="dxa"/>
+          </w:tcPr>
+          <w:p>
+            <w:r>
+              <w:t>At least 90% of users must use strong passwords meeting complexity rules.</w:t>
+            </w:r>
+          </w:p>
+          <w:p/>
+          <w:p>
+            <w:r>
+              <w:t>After 5 failed login attempts, the account must temporarily lock.</w:t>
+            </w:r>
+          </w:p>
+        </w:tc>
+        <w:tc>
+          <w:tcPr>
+            <w:tcW w:w="3006" w:type="dxa"/>
+          </w:tcPr>
+          <w:p>
+            <w:r>
+              <w:t xml:space="preserve">Enforcing strong passwords reduces the risk of account compromise, protecting users and producer accounts from unauthorised access. This supports data security, preserves customer trust, and </w:t>
+            </w:r>
+            <w:r>
+              <w:lastRenderedPageBreak/>
+              <w:t>aligns with industry best-practices for authentication.</w:t>
             </w:r>
           </w:p>
         </w:tc>
@@ -1970,6 +2871,259 @@
         </w:rPr>
       </w:pPr>
     </w:p>
+    <w:tbl>
+      <w:tblPr>
+        <w:tblStyle w:val="TableGrid"/>
+        <w:tblW w:w="0" w:type="auto"/>
+        <w:tblLook w:val="04A0" w:firstRow="1" w:lastRow="0" w:firstColumn="1" w:lastColumn="0" w:noHBand="0" w:noVBand="1"/>
+      </w:tblPr>
+      <w:tblGrid>
+        <w:gridCol w:w="3005"/>
+        <w:gridCol w:w="3005"/>
+        <w:gridCol w:w="3006"/>
+      </w:tblGrid>
+      <w:tr>
+        <w:tc>
+          <w:tcPr>
+            <w:tcW w:w="9016" w:type="dxa"/>
+            <w:gridSpan w:val="3"/>
+          </w:tcPr>
+          <w:p>
+            <w:pPr>
+              <w:jc w:val="center"/>
+              <w:rPr>
+                <w:b/>
+                <w:bCs/>
+              </w:rPr>
+            </w:pPr>
+            <w:r>
+              <w:rPr>
+                <w:b/>
+                <w:bCs/>
+              </w:rPr>
+              <w:t>Usability</w:t>
+            </w:r>
+          </w:p>
+        </w:tc>
+      </w:tr>
+      <w:tr>
+        <w:tc>
+          <w:tcPr>
+            <w:tcW w:w="3005" w:type="dxa"/>
+          </w:tcPr>
+          <w:p>
+            <w:pPr>
+              <w:rPr>
+                <w:b/>
+                <w:bCs/>
+              </w:rPr>
+            </w:pPr>
+            <w:r>
+              <w:rPr>
+                <w:b/>
+                <w:bCs/>
+              </w:rPr>
+              <w:t>Non-Functional Requirement</w:t>
+            </w:r>
+          </w:p>
+        </w:tc>
+        <w:tc>
+          <w:tcPr>
+            <w:tcW w:w="3005" w:type="dxa"/>
+          </w:tcPr>
+          <w:p>
+            <w:pPr>
+              <w:rPr>
+                <w:b/>
+                <w:bCs/>
+              </w:rPr>
+            </w:pPr>
+            <w:r>
+              <w:rPr>
+                <w:b/>
+                <w:bCs/>
+              </w:rPr>
+              <w:t>KPI</w:t>
+            </w:r>
+          </w:p>
+        </w:tc>
+        <w:tc>
+          <w:tcPr>
+            <w:tcW w:w="3006" w:type="dxa"/>
+          </w:tcPr>
+          <w:p>
+            <w:pPr>
+              <w:rPr>
+                <w:b/>
+                <w:bCs/>
+              </w:rPr>
+            </w:pPr>
+            <w:r>
+              <w:rPr>
+                <w:b/>
+                <w:bCs/>
+              </w:rPr>
+              <w:t>Justification</w:t>
+            </w:r>
+          </w:p>
+        </w:tc>
+      </w:tr>
+      <w:tr>
+        <w:tc>
+          <w:tcPr>
+            <w:tcW w:w="3005" w:type="dxa"/>
+          </w:tcPr>
+          <w:p>
+            <w:r>
+              <w:t>Users must be able to complete order placement within 5 minutes.</w:t>
+            </w:r>
+          </w:p>
+        </w:tc>
+        <w:tc>
+          <w:tcPr>
+            <w:tcW w:w="3005" w:type="dxa"/>
+          </w:tcPr>
+          <w:p>
+            <w:r>
+              <w:t>At least 90% of users must successfully complete a purchase during usability testing.</w:t>
+            </w:r>
+          </w:p>
+          <w:p/>
+          <w:p>
+            <w:r>
+              <w:t>New users should be able to learn basic navigation in under 2 minutes.</w:t>
+            </w:r>
+          </w:p>
+        </w:tc>
+        <w:tc>
+          <w:tcPr>
+            <w:tcW w:w="3006" w:type="dxa"/>
+          </w:tcPr>
+          <w:p>
+            <w:r>
+              <w:t>Efficient and intuitive ordering reduces abandonment rates and improves satisfaction. By ensuring customers can complete transactions quickly. GLH enhances the user experience and supports higher conversion rates.</w:t>
+            </w:r>
+          </w:p>
+        </w:tc>
+      </w:tr>
+      <w:tr>
+        <w:tc>
+          <w:tcPr>
+            <w:tcW w:w="3005" w:type="dxa"/>
+          </w:tcPr>
+          <w:p>
+            <w:r>
+              <w:t>Navigation should be consistent across all pages.</w:t>
+            </w:r>
+          </w:p>
+        </w:tc>
+        <w:tc>
+          <w:tcPr>
+            <w:tcW w:w="3005" w:type="dxa"/>
+          </w:tcPr>
+          <w:p>
+            <w:r>
+              <w:t>100% of pages must contain the same main navigation menu.</w:t>
+            </w:r>
+          </w:p>
+          <w:p/>
+          <w:p>
+            <w:r>
+              <w:t>Users must reach any major section in 3 clicks or fewer.</w:t>
+            </w:r>
+          </w:p>
+        </w:tc>
+        <w:tc>
+          <w:tcPr>
+            <w:tcW w:w="3006" w:type="dxa"/>
+          </w:tcPr>
+          <w:p>
+            <w:r>
+              <w:t>Consistent navigation reduces cognitive load, helps users learn the system faster, and minimizes errors, ensuring that both new and returning customers can use the platform effectively.</w:t>
+            </w:r>
+          </w:p>
+        </w:tc>
+      </w:tr>
+      <w:tr>
+        <w:tc>
+          <w:tcPr>
+            <w:tcW w:w="3005" w:type="dxa"/>
+          </w:tcPr>
+          <w:p>
+            <w:r>
+              <w:t>Forms must provide clear error messages for invalid input.</w:t>
+            </w:r>
+          </w:p>
+        </w:tc>
+        <w:tc>
+          <w:tcPr>
+            <w:tcW w:w="3005" w:type="dxa"/>
+          </w:tcPr>
+          <w:p>
+            <w:r>
+              <w:t>95% of users must complete forms without needing help.</w:t>
+            </w:r>
+          </w:p>
+          <w:p/>
+          <w:p>
+            <w:r>
+              <w:t>Form validation errors must appear immediately when incorrect data is entered.</w:t>
+            </w:r>
+          </w:p>
+        </w:tc>
+        <w:tc>
+          <w:tcPr>
+            <w:tcW w:w="3006" w:type="dxa"/>
+          </w:tcPr>
+          <w:p>
+            <w:r>
+              <w:t>Consistent navigation reduces cognitive load, helps users learn the system faster, and minimizes errors, ensuring that both new and returning customers can use the platform effectively.</w:t>
+            </w:r>
+          </w:p>
+        </w:tc>
+      </w:tr>
+      <w:tr>
+        <w:tc>
+          <w:tcPr>
+            <w:tcW w:w="3005" w:type="dxa"/>
+          </w:tcPr>
+          <w:p>
+            <w:r>
+              <w:t>Mobile users must be able to complete all key tasks.</w:t>
+            </w:r>
+          </w:p>
+        </w:tc>
+        <w:tc>
+          <w:tcPr>
+            <w:tcW w:w="3005" w:type="dxa"/>
+          </w:tcPr>
+          <w:p>
+            <w:r>
+              <w:t xml:space="preserve">100% </w:t>
+            </w:r>
+            <w:r>
+              <w:t>of core features must be usable on mobile devices.</w:t>
+            </w:r>
+          </w:p>
+          <w:p/>
+          <w:p>
+            <w:r>
+              <w:t>Mobile page load times must remain under 3 seconds.</w:t>
+            </w:r>
+          </w:p>
+        </w:tc>
+        <w:tc>
+          <w:tcPr>
+            <w:tcW w:w="3006" w:type="dxa"/>
+          </w:tcPr>
+          <w:p>
+            <w:r>
+              <w:t>Ensures the platform is fully usable across devices, extending access to a wider audience and supporting users who prefer to shop via smartphones or tablets, which is essential for modern e-commerce.</w:t>
+            </w:r>
+          </w:p>
+        </w:tc>
+      </w:tr>
+    </w:tbl>
     <w:p>
       <w:pPr>
         <w:rPr>
@@ -1978,6 +3132,258 @@
         </w:rPr>
       </w:pPr>
     </w:p>
+    <w:tbl>
+      <w:tblPr>
+        <w:tblStyle w:val="TableGrid"/>
+        <w:tblW w:w="0" w:type="auto"/>
+        <w:tblLook w:val="04A0" w:firstRow="1" w:lastRow="0" w:firstColumn="1" w:lastColumn="0" w:noHBand="0" w:noVBand="1"/>
+      </w:tblPr>
+      <w:tblGrid>
+        <w:gridCol w:w="3005"/>
+        <w:gridCol w:w="3005"/>
+        <w:gridCol w:w="3006"/>
+      </w:tblGrid>
+      <w:tr>
+        <w:tc>
+          <w:tcPr>
+            <w:tcW w:w="9016" w:type="dxa"/>
+            <w:gridSpan w:val="3"/>
+          </w:tcPr>
+          <w:p>
+            <w:pPr>
+              <w:jc w:val="center"/>
+              <w:rPr>
+                <w:b/>
+                <w:bCs/>
+              </w:rPr>
+            </w:pPr>
+            <w:r>
+              <w:rPr>
+                <w:b/>
+                <w:bCs/>
+              </w:rPr>
+              <w:t>Accessibility</w:t>
+            </w:r>
+          </w:p>
+        </w:tc>
+      </w:tr>
+      <w:tr>
+        <w:tc>
+          <w:tcPr>
+            <w:tcW w:w="3005" w:type="dxa"/>
+          </w:tcPr>
+          <w:p>
+            <w:pPr>
+              <w:rPr>
+                <w:b/>
+                <w:bCs/>
+              </w:rPr>
+            </w:pPr>
+            <w:r>
+              <w:rPr>
+                <w:b/>
+                <w:bCs/>
+              </w:rPr>
+              <w:t>Non-Functional Requirement</w:t>
+            </w:r>
+          </w:p>
+        </w:tc>
+        <w:tc>
+          <w:tcPr>
+            <w:tcW w:w="3005" w:type="dxa"/>
+          </w:tcPr>
+          <w:p>
+            <w:pPr>
+              <w:rPr>
+                <w:b/>
+                <w:bCs/>
+              </w:rPr>
+            </w:pPr>
+            <w:r>
+              <w:rPr>
+                <w:b/>
+                <w:bCs/>
+              </w:rPr>
+              <w:t>KPI</w:t>
+            </w:r>
+          </w:p>
+        </w:tc>
+        <w:tc>
+          <w:tcPr>
+            <w:tcW w:w="3006" w:type="dxa"/>
+          </w:tcPr>
+          <w:p>
+            <w:pPr>
+              <w:rPr>
+                <w:b/>
+                <w:bCs/>
+              </w:rPr>
+            </w:pPr>
+            <w:r>
+              <w:rPr>
+                <w:b/>
+                <w:bCs/>
+              </w:rPr>
+              <w:t>Justification</w:t>
+            </w:r>
+          </w:p>
+        </w:tc>
+      </w:tr>
+      <w:tr>
+        <w:tc>
+          <w:tcPr>
+            <w:tcW w:w="3005" w:type="dxa"/>
+          </w:tcPr>
+          <w:p>
+            <w:r>
+              <w:t>Text must be adjustable by at least 50% without breaking layout.</w:t>
+            </w:r>
+          </w:p>
+        </w:tc>
+        <w:tc>
+          <w:tcPr>
+            <w:tcW w:w="3005" w:type="dxa"/>
+          </w:tcPr>
+          <w:p>
+            <w:r>
+              <w:t>Users must be able to increase text size by up to 200% without layout issues.</w:t>
+            </w:r>
+          </w:p>
+          <w:p/>
+        </w:tc>
+        <w:tc>
+          <w:tcPr>
+            <w:tcW w:w="3006" w:type="dxa"/>
+          </w:tcPr>
+          <w:p>
+            <w:r>
+              <w:t>Adjustable text ensures users with visual impairments can comfortably read content. This improves accessibility compliance with WCAG standards, and user satisfaction across diverse user groups.</w:t>
+            </w:r>
+          </w:p>
+        </w:tc>
+      </w:tr>
+      <w:tr>
+        <w:tc>
+          <w:tcPr>
+            <w:tcW w:w="3005" w:type="dxa"/>
+          </w:tcPr>
+          <w:p>
+            <w:r>
+              <w:t>High contrast mode must be available.</w:t>
+            </w:r>
+          </w:p>
+        </w:tc>
+        <w:tc>
+          <w:tcPr>
+            <w:tcW w:w="3005" w:type="dxa"/>
+          </w:tcPr>
+          <w:p>
+            <w:r>
+              <w:t>100% of pages support high contrast without layout issues.</w:t>
+            </w:r>
+          </w:p>
+          <w:p/>
+          <w:p>
+            <w:r>
+              <w:t>Text contrast must meet WCAG 2.1 AA contrast ratios.</w:t>
+            </w:r>
+          </w:p>
+        </w:tc>
+        <w:tc>
+          <w:tcPr>
+            <w:tcW w:w="3006" w:type="dxa"/>
+          </w:tcPr>
+          <w:p>
+            <w:r>
+              <w:t>High contrast mode assists users with low vision or colour sensitivity, ensuring they can interact with all platform features effectively.</w:t>
+            </w:r>
+          </w:p>
+        </w:tc>
+      </w:tr>
+      <w:tr>
+        <w:tc>
+          <w:tcPr>
+            <w:tcW w:w="3005" w:type="dxa"/>
+          </w:tcPr>
+          <w:p>
+            <w:r>
+              <w:lastRenderedPageBreak/>
+              <w:t>Screen reader compatibility must be supported.</w:t>
+            </w:r>
+          </w:p>
+        </w:tc>
+        <w:tc>
+          <w:tcPr>
+            <w:tcW w:w="3005" w:type="dxa"/>
+          </w:tcPr>
+          <w:p>
+            <w:r>
+              <w:t>100% of images must contain alt text.</w:t>
+            </w:r>
+          </w:p>
+          <w:p/>
+          <w:p>
+            <w:r>
+              <w:t>Screen readers must correctly interpret all navigation elements.</w:t>
+            </w:r>
+          </w:p>
+        </w:tc>
+        <w:tc>
+          <w:tcPr>
+            <w:tcW w:w="3006" w:type="dxa"/>
+          </w:tcPr>
+          <w:p>
+            <w:r>
+              <w:t>Ensures the platform is usable by visually impaired users, complying with accessibility legislation and broadening the potential user base.</w:t>
+            </w:r>
+          </w:p>
+        </w:tc>
+      </w:tr>
+      <w:tr>
+        <w:tc>
+          <w:tcPr>
+            <w:tcW w:w="3005" w:type="dxa"/>
+          </w:tcPr>
+          <w:p>
+            <w:r>
+              <w:t>Keyboard navigation must be fully functional.</w:t>
+            </w:r>
+          </w:p>
+        </w:tc>
+        <w:tc>
+          <w:tcPr>
+            <w:tcW w:w="3005" w:type="dxa"/>
+          </w:tcPr>
+          <w:p>
+            <w:r>
+              <w:t>100</w:t>
+            </w:r>
+            <w:r>
+              <w:t>% of interactive elements must be accessible using keyboard navigation</w:t>
+            </w:r>
+          </w:p>
+          <w:p/>
+          <w:p>
+            <w:r>
+              <w:t>Focus indicators must be visible on all clickable elements.</w:t>
+            </w:r>
+            <w:r>
+              <w:t xml:space="preserve"> </w:t>
+            </w:r>
+          </w:p>
+        </w:tc>
+        <w:tc>
+          <w:tcPr>
+            <w:tcW w:w="3006" w:type="dxa"/>
+          </w:tcPr>
+          <w:p>
+            <w:r>
+              <w:t>Users who cannot use a mouse can still interact with the site fully, demonstrating inclusivity and accessibility, and meeting legal and ethical standards.</w:t>
+            </w:r>
+          </w:p>
+        </w:tc>
+      </w:tr>
+    </w:tbl>
     <w:p>
       <w:pPr>
         <w:rPr>
@@ -1986,6 +3392,256 @@
         </w:rPr>
       </w:pPr>
     </w:p>
+    <w:tbl>
+      <w:tblPr>
+        <w:tblStyle w:val="TableGrid"/>
+        <w:tblW w:w="0" w:type="auto"/>
+        <w:tblLook w:val="04A0" w:firstRow="1" w:lastRow="0" w:firstColumn="1" w:lastColumn="0" w:noHBand="0" w:noVBand="1"/>
+      </w:tblPr>
+      <w:tblGrid>
+        <w:gridCol w:w="3005"/>
+        <w:gridCol w:w="3005"/>
+        <w:gridCol w:w="3006"/>
+      </w:tblGrid>
+      <w:tr>
+        <w:tc>
+          <w:tcPr>
+            <w:tcW w:w="9016" w:type="dxa"/>
+            <w:gridSpan w:val="3"/>
+          </w:tcPr>
+          <w:p>
+            <w:pPr>
+              <w:jc w:val="center"/>
+              <w:rPr>
+                <w:b/>
+                <w:bCs/>
+              </w:rPr>
+            </w:pPr>
+            <w:r>
+              <w:rPr>
+                <w:b/>
+                <w:bCs/>
+              </w:rPr>
+              <w:t>Scalability</w:t>
+            </w:r>
+          </w:p>
+        </w:tc>
+      </w:tr>
+      <w:tr>
+        <w:tc>
+          <w:tcPr>
+            <w:tcW w:w="3005" w:type="dxa"/>
+          </w:tcPr>
+          <w:p>
+            <w:pPr>
+              <w:rPr>
+                <w:b/>
+                <w:bCs/>
+              </w:rPr>
+            </w:pPr>
+            <w:r>
+              <w:rPr>
+                <w:b/>
+                <w:bCs/>
+              </w:rPr>
+              <w:t>Non-Functional Requirement</w:t>
+            </w:r>
+          </w:p>
+        </w:tc>
+        <w:tc>
+          <w:tcPr>
+            <w:tcW w:w="3005" w:type="dxa"/>
+          </w:tcPr>
+          <w:p>
+            <w:pPr>
+              <w:rPr>
+                <w:b/>
+                <w:bCs/>
+              </w:rPr>
+            </w:pPr>
+            <w:r>
+              <w:rPr>
+                <w:b/>
+                <w:bCs/>
+              </w:rPr>
+              <w:t>KPI</w:t>
+            </w:r>
+          </w:p>
+        </w:tc>
+        <w:tc>
+          <w:tcPr>
+            <w:tcW w:w="3006" w:type="dxa"/>
+          </w:tcPr>
+          <w:p>
+            <w:pPr>
+              <w:rPr>
+                <w:b/>
+                <w:bCs/>
+              </w:rPr>
+            </w:pPr>
+            <w:r>
+              <w:rPr>
+                <w:b/>
+                <w:bCs/>
+              </w:rPr>
+              <w:t>Justification</w:t>
+            </w:r>
+          </w:p>
+        </w:tc>
+      </w:tr>
+      <w:tr>
+        <w:tc>
+          <w:tcPr>
+            <w:tcW w:w="3005" w:type="dxa"/>
+          </w:tcPr>
+          <w:p>
+            <w:r>
+              <w:t>The system must handle 1000 concurrent users without degradation.</w:t>
+            </w:r>
+          </w:p>
+        </w:tc>
+        <w:tc>
+          <w:tcPr>
+            <w:tcW w:w="3005" w:type="dxa"/>
+          </w:tcPr>
+          <w:p>
+            <w:r>
+              <w:t>The platform must support 1,000 concurrent users without performance degradation</w:t>
+            </w:r>
+          </w:p>
+          <w:p/>
+          <w:p>
+            <w:r>
+              <w:t>System response times must remain under 3 seconds during high demand.</w:t>
+            </w:r>
+          </w:p>
+        </w:tc>
+        <w:tc>
+          <w:tcPr>
+            <w:tcW w:w="3006" w:type="dxa"/>
+          </w:tcPr>
+          <w:p>
+            <w:r>
+              <w:t>Prepares the platform for growth and seasonal peaks. Ensures customers can shop without slowdowns, supporting business continuity.</w:t>
+            </w:r>
+          </w:p>
+        </w:tc>
+      </w:tr>
+      <w:tr>
+        <w:tc>
+          <w:tcPr>
+            <w:tcW w:w="3005" w:type="dxa"/>
+          </w:tcPr>
+          <w:p>
+            <w:r>
+              <w:t>Product catalogue can support 10,000+ items.</w:t>
+            </w:r>
+          </w:p>
+        </w:tc>
+        <w:tc>
+          <w:tcPr>
+            <w:tcW w:w="3005" w:type="dxa"/>
+          </w:tcPr>
+          <w:p>
+            <w:r>
+              <w:t>The database must support 10,000+ products.</w:t>
+            </w:r>
+          </w:p>
+          <w:p/>
+          <w:p>
+            <w:r>
+              <w:t>Products search performance must remain under 1 second with a full catalogue.</w:t>
+            </w:r>
+          </w:p>
+        </w:tc>
+        <w:tc>
+          <w:tcPr>
+            <w:tcW w:w="3006" w:type="dxa"/>
+          </w:tcPr>
+          <w:p>
+            <w:r>
+              <w:t>Allows GLH to expand producer offerings without affecting performance, maintaining a positive user experience.</w:t>
+            </w:r>
+          </w:p>
+        </w:tc>
+      </w:tr>
+      <w:tr>
+        <w:tc>
+          <w:tcPr>
+            <w:tcW w:w="3005" w:type="dxa"/>
+          </w:tcPr>
+          <w:p>
+            <w:r>
+              <w:t>Order history database must scale to 50,000 orders.</w:t>
+            </w:r>
+          </w:p>
+        </w:tc>
+        <w:tc>
+          <w:tcPr>
+            <w:tcW w:w="3005" w:type="dxa"/>
+          </w:tcPr>
+          <w:p>
+            <w:r>
+              <w:t>Query performance &lt; 2 seconds for historical orders.</w:t>
+            </w:r>
+          </w:p>
+          <w:p/>
+          <w:p>
+            <w:r>
+              <w:t>The database must support 50,000+ stored orders.</w:t>
+            </w:r>
+          </w:p>
+        </w:tc>
+        <w:tc>
+          <w:tcPr>
+            <w:tcW w:w="3006" w:type="dxa"/>
+          </w:tcPr>
+          <w:p>
+            <w:r>
+              <w:t>Ensures long-term operational efficiency and avoids degradation as order volume increases.</w:t>
+            </w:r>
+          </w:p>
+        </w:tc>
+      </w:tr>
+      <w:tr>
+        <w:tc>
+          <w:tcPr>
+            <w:tcW w:w="3005" w:type="dxa"/>
+          </w:tcPr>
+          <w:p>
+            <w:r>
+              <w:t>The system architecture must allow horizontal scaling.</w:t>
+            </w:r>
+          </w:p>
+        </w:tc>
+        <w:tc>
+          <w:tcPr>
+            <w:tcW w:w="3005" w:type="dxa"/>
+          </w:tcPr>
+          <w:p>
+            <w:r>
+              <w:t>New servers must be deployable within 30 minutes</w:t>
+            </w:r>
+          </w:p>
+          <w:p/>
+          <w:p>
+            <w:r>
+              <w:t xml:space="preserve"> Scaling must occur without system downtime.</w:t>
+            </w:r>
+          </w:p>
+        </w:tc>
+        <w:tc>
+          <w:tcPr>
+            <w:tcW w:w="3006" w:type="dxa"/>
+          </w:tcPr>
+          <w:p>
+            <w:r>
+              <w:t>Supports future growth in traffic and data while maintaining performance and reliability.</w:t>
+            </w:r>
+          </w:p>
+        </w:tc>
+      </w:tr>
+    </w:tbl>
     <w:p>
       <w:pPr>
         <w:rPr>
@@ -1994,45 +3650,381 @@
         </w:rPr>
       </w:pPr>
     </w:p>
+    <w:tbl>
+      <w:tblPr>
+        <w:tblStyle w:val="TableGrid"/>
+        <w:tblW w:w="0" w:type="auto"/>
+        <w:tblLook w:val="04A0" w:firstRow="1" w:lastRow="0" w:firstColumn="1" w:lastColumn="0" w:noHBand="0" w:noVBand="1"/>
+      </w:tblPr>
+      <w:tblGrid>
+        <w:gridCol w:w="3005"/>
+        <w:gridCol w:w="3005"/>
+        <w:gridCol w:w="3006"/>
+      </w:tblGrid>
+      <w:tr>
+        <w:tc>
+          <w:tcPr>
+            <w:tcW w:w="9016" w:type="dxa"/>
+            <w:gridSpan w:val="3"/>
+          </w:tcPr>
+          <w:p>
+            <w:pPr>
+              <w:jc w:val="center"/>
+              <w:rPr>
+                <w:b/>
+                <w:bCs/>
+              </w:rPr>
+            </w:pPr>
+            <w:r>
+              <w:rPr>
+                <w:b/>
+                <w:bCs/>
+              </w:rPr>
+              <w:t>Capacity</w:t>
+            </w:r>
+          </w:p>
+        </w:tc>
+      </w:tr>
+      <w:tr>
+        <w:tc>
+          <w:tcPr>
+            <w:tcW w:w="3005" w:type="dxa"/>
+          </w:tcPr>
+          <w:p>
+            <w:pPr>
+              <w:rPr>
+                <w:b/>
+                <w:bCs/>
+              </w:rPr>
+            </w:pPr>
+            <w:r>
+              <w:rPr>
+                <w:b/>
+                <w:bCs/>
+              </w:rPr>
+              <w:t>Non-Functional Requirement</w:t>
+            </w:r>
+          </w:p>
+        </w:tc>
+        <w:tc>
+          <w:tcPr>
+            <w:tcW w:w="3005" w:type="dxa"/>
+          </w:tcPr>
+          <w:p>
+            <w:pPr>
+              <w:rPr>
+                <w:b/>
+                <w:bCs/>
+              </w:rPr>
+            </w:pPr>
+            <w:r>
+              <w:rPr>
+                <w:b/>
+                <w:bCs/>
+              </w:rPr>
+              <w:t>KPI</w:t>
+            </w:r>
+          </w:p>
+        </w:tc>
+        <w:tc>
+          <w:tcPr>
+            <w:tcW w:w="3006" w:type="dxa"/>
+          </w:tcPr>
+          <w:p>
+            <w:pPr>
+              <w:rPr>
+                <w:b/>
+                <w:bCs/>
+              </w:rPr>
+            </w:pPr>
+            <w:r>
+              <w:rPr>
+                <w:b/>
+                <w:bCs/>
+              </w:rPr>
+              <w:t>Justification</w:t>
+            </w:r>
+          </w:p>
+        </w:tc>
+      </w:tr>
+      <w:tr>
+        <w:tc>
+          <w:tcPr>
+            <w:tcW w:w="3005" w:type="dxa"/>
+          </w:tcPr>
+          <w:p>
+            <w:r>
+              <w:t>The system must support at least 500 simultaneous customer sessions.</w:t>
+            </w:r>
+          </w:p>
+        </w:tc>
+        <w:tc>
+          <w:tcPr>
+            <w:tcW w:w="3005" w:type="dxa"/>
+          </w:tcPr>
+          <w:p>
+            <w:r>
+              <w:t>Response times remain under 3 seconds for 500 concurrent users.</w:t>
+            </w:r>
+          </w:p>
+        </w:tc>
+        <w:tc>
+          <w:tcPr>
+            <w:tcW w:w="3006" w:type="dxa"/>
+          </w:tcPr>
+          <w:p>
+            <w:r>
+              <w:t>Ensures that during busy periods (e.g., seasonal promotions) the platform remains responsive and accessible, preventing customer frustration and lost sales. Having sufficient capacity is essential for maintaining reliability and operational efficiency.</w:t>
+            </w:r>
+          </w:p>
+        </w:tc>
+      </w:tr>
+      <w:tr>
+        <w:tc>
+          <w:tcPr>
+            <w:tcW w:w="3005" w:type="dxa"/>
+          </w:tcPr>
+          <w:p>
+            <w:r>
+              <w:lastRenderedPageBreak/>
+              <w:t>The product database must handle 10,000 products without performance degradation.</w:t>
+            </w:r>
+          </w:p>
+        </w:tc>
+        <w:tc>
+          <w:tcPr>
+            <w:tcW w:w="3005" w:type="dxa"/>
+          </w:tcPr>
+          <w:p>
+            <w:r>
+              <w:t>Product queries must return results in under 1 second.</w:t>
+            </w:r>
+          </w:p>
+          <w:p/>
+          <w:p>
+            <w:r>
+              <w:t>The system must support 10,000 product listings</w:t>
+            </w:r>
+          </w:p>
+        </w:tc>
+        <w:tc>
+          <w:tcPr>
+            <w:tcW w:w="3006" w:type="dxa"/>
+          </w:tcPr>
+          <w:p>
+            <w:r>
+              <w:t>Allows GLH to scale the platform as more local producers join, ensuring that customers can browse a large inventory without delays, maintaining usability and a smooth shopping experience.</w:t>
+            </w:r>
+          </w:p>
+        </w:tc>
+      </w:tr>
+      <w:tr>
+        <w:tc>
+          <w:tcPr>
+            <w:tcW w:w="3005" w:type="dxa"/>
+          </w:tcPr>
+          <w:p>
+            <w:r>
+              <w:t>The order management system must process up to 2000 orders per day.</w:t>
+            </w:r>
+          </w:p>
+        </w:tc>
+        <w:tc>
+          <w:tcPr>
+            <w:tcW w:w="3005" w:type="dxa"/>
+          </w:tcPr>
+          <w:p>
+            <w:r>
+              <w:t>The system must process 2,000 orders per day if needed.</w:t>
+            </w:r>
+          </w:p>
+          <w:p/>
+          <w:p>
+            <w:r>
+              <w:t>Order processing errors must remain below 1%.</w:t>
+            </w:r>
+          </w:p>
+        </w:tc>
+        <w:tc>
+          <w:tcPr>
+            <w:tcW w:w="3006" w:type="dxa"/>
+          </w:tcPr>
+          <w:p>
+            <w:r>
+              <w:t>Ensures the system can cope with peak operational demand, preventing lost or delayed orders, and maintaining customer trust and satisfaction.</w:t>
+            </w:r>
+          </w:p>
+        </w:tc>
+      </w:tr>
+      <w:tr>
+        <w:tc>
+          <w:tcPr>
+            <w:tcW w:w="3005" w:type="dxa"/>
+          </w:tcPr>
+          <w:p>
+            <w:r>
+              <w:t>User account management must support 20,000 registered users.</w:t>
+            </w:r>
+          </w:p>
+        </w:tc>
+        <w:tc>
+          <w:tcPr>
+            <w:tcW w:w="3005" w:type="dxa"/>
+          </w:tcPr>
+          <w:p>
+            <w:r>
+              <w:t>Login and account retrieval operations complete in &lt; 2 seconds.</w:t>
+            </w:r>
+          </w:p>
+          <w:p/>
+          <w:p>
+            <w:r>
+              <w:t>The platform must support 20,000 registered users.</w:t>
+            </w:r>
+          </w:p>
+        </w:tc>
+        <w:tc>
+          <w:tcPr>
+            <w:tcW w:w="3006" w:type="dxa"/>
+          </w:tcPr>
+          <w:p>
+            <w:r>
+              <w:t>Guarantees the platform can grow over time as more customers register, while maintaining fast, reliable access to personal information and purchase history</w:t>
+            </w:r>
+          </w:p>
+        </w:tc>
+      </w:tr>
+    </w:tbl>
     <w:p>
       <w:pPr>
         <w:rPr>
-          <w:b/>
-          <w:bCs/>
+          <w:sz w:val="22"/>
+          <w:szCs w:val="22"/>
         </w:rPr>
       </w:pPr>
     </w:p>
     <w:p>
       <w:pPr>
+        <w:pStyle w:val="Title"/>
         <w:rPr>
-          <w:b/>
-          <w:bCs/>
+          <w:sz w:val="44"/>
+          <w:szCs w:val="44"/>
         </w:rPr>
       </w:pPr>
+      <w:r>
+        <w:rPr>
+          <w:noProof/>
+        </w:rPr>
+        <w:lastRenderedPageBreak/>
+        <w:drawing>
+          <wp:anchor distT="0" distB="0" distL="114300" distR="114300" simplePos="0" relativeHeight="251658240" behindDoc="1" locked="0" layoutInCell="1" allowOverlap="1" wp14:anchorId="71E87578" wp14:editId="471447C4">
+            <wp:simplePos x="0" y="0"/>
+            <wp:positionH relativeFrom="margin">
+              <wp:align>right</wp:align>
+            </wp:positionH>
+            <wp:positionV relativeFrom="paragraph">
+              <wp:posOffset>1130755</wp:posOffset>
+            </wp:positionV>
+            <wp:extent cx="5730875" cy="7686040"/>
+            <wp:effectExtent l="0" t="0" r="3175" b="0"/>
+            <wp:wrapTight wrapText="bothSides">
+              <wp:wrapPolygon edited="0">
+                <wp:start x="0" y="0"/>
+                <wp:lineTo x="0" y="21521"/>
+                <wp:lineTo x="21540" y="21521"/>
+                <wp:lineTo x="21540" y="0"/>
+                <wp:lineTo x="0" y="0"/>
+              </wp:wrapPolygon>
+            </wp:wrapTight>
+            <wp:docPr id="1" name="Picture 1"/>
+            <wp:cNvGraphicFramePr>
+              <a:graphicFrameLocks xmlns:a="http://schemas.openxmlformats.org/drawingml/2006/main" noChangeAspect="1"/>
+            </wp:cNvGraphicFramePr>
+            <a:graphic xmlns:a="http://schemas.openxmlformats.org/drawingml/2006/main">
+              <a:graphicData uri="http://schemas.openxmlformats.org/drawingml/2006/picture">
+                <pic:pic xmlns:pic="http://schemas.openxmlformats.org/drawingml/2006/picture">
+                  <pic:nvPicPr>
+                    <pic:cNvPr id="1" name=""/>
+                    <pic:cNvPicPr/>
+                  </pic:nvPicPr>
+                  <pic:blipFill>
+                    <a:blip r:embed="rId8">
+                      <a:extLst>
+                        <a:ext uri="{28A0092B-C50C-407E-A947-70E740481C1C}">
+                          <a14:useLocalDpi xmlns:a14="http://schemas.microsoft.com/office/drawing/2010/main" val="0"/>
+                        </a:ext>
+                      </a:extLst>
+                    </a:blip>
+                    <a:stretch>
+                      <a:fillRect/>
+                    </a:stretch>
+                  </pic:blipFill>
+                  <pic:spPr>
+                    <a:xfrm>
+                      <a:off x="0" y="0"/>
+                      <a:ext cx="5742095" cy="7700558"/>
+                    </a:xfrm>
+                    <a:prstGeom prst="rect">
+                      <a:avLst/>
+                    </a:prstGeom>
+                    <a:effectLst>
+                      <a:innerShdw blurRad="114300">
+                        <a:prstClr val="black"/>
+                      </a:innerShdw>
+                    </a:effectLst>
+                  </pic:spPr>
+                </pic:pic>
+              </a:graphicData>
+            </a:graphic>
+            <wp14:sizeRelH relativeFrom="margin">
+              <wp14:pctWidth>0</wp14:pctWidth>
+            </wp14:sizeRelH>
+            <wp14:sizeRelV relativeFrom="margin">
+              <wp14:pctHeight>0</wp14:pctHeight>
+            </wp14:sizeRelV>
+          </wp:anchor>
+        </w:drawing>
+      </w:r>
+      <w:r>
+        <w:rPr>
+          <w:sz w:val="44"/>
+          <w:szCs w:val="44"/>
+        </w:rPr>
+        <w:t xml:space="preserve">FUNCTIONAL REQUIREMENT hIERARCHY dIAGRAM </w:t>
+      </w:r>
+    </w:p>
+    <w:p/>
+    <w:p>
+      <w:pPr>
+        <w:pStyle w:val="Title"/>
+      </w:pPr>
+      <w:r>
+        <w:t>UI Considerations</w:t>
+      </w:r>
+    </w:p>
+    <w:p/>
+    <w:p>
+      <w:r>
+        <w:t>So</w:t>
+      </w:r>
+      <w:r>
+        <w:t>me key aspects I have considered for the design phase are the colour scheme, spacing, fonts, images, and illustrations. First, I intend to use a natural and earthy colour scheme, utilising colours such as green brown, and soft yellow, as these reflect local and sustainable food theme of Greenfield Local Hub. This will help create an immediate visual connection with the brand’s focus on local farming and environmentally friendly products. Furthermore, I will make use of white space throughout the site to create a clean and modern appearance, allowing key elements such as product images, prices, and calls to action to stand out and be easily noticed by users.</w:t>
+      </w:r>
     </w:p>
     <w:p>
-      <w:pPr>
-        <w:rPr>
-          <w:b/>
-          <w:bCs/>
-        </w:rPr>
-      </w:pPr>
+      <w:r>
+        <w:t>For typography, I have chosen the Montserrat font, which is widely used and familiar to users, ensuring readability and comfort when navigating the site. Montserrat also has a modern and clean aesthetic which complements the natural theme while maintaining professionalism. Consistent use of this font across all pages will provide visual cohesion and improve user experience.</w:t>
+      </w:r>
     </w:p>
     <w:p>
-      <w:pPr>
-        <w:rPr>
-          <w:b/>
-          <w:bCs/>
-        </w:rPr>
-      </w:pPr>
+      <w:r>
+        <w:t>I have also decided to use professional high-quality images of the products and local producers, following the platform sustainability and local sourcing theme. This will not only make the website visually appealing but will also build trust with customers by showcasing authentic local produce. Additionally, I will include clean, consistent illustrations where appropriate for example in the order tracking or loyalty sections, to support clarity and enhance usability without overwhelming the user.</w:t>
+      </w:r>
     </w:p>
     <w:p>
-      <w:pPr>
-        <w:rPr>
-          <w:b/>
-          <w:bCs/>
-        </w:rPr>
-      </w:pPr>
+      <w:r>
+        <w:t>Finally, I will ensure that all visual elements are designed with accessibility in mind, including sufficient contract between text and backgrounds, clear icons, and layout structures that work across desktop, tablet and mobile devices. This will make the platform usable for a wide range of users, including those with visual impairments, while maintaining the professional and modern feel that reflects the values of Greenfield Local Hub.</w:t>
+      </w:r>
     </w:p>
     <w:p>
       <w:pPr>
@@ -2078,13 +4070,9 @@
       <w:pPr>
         <w:pStyle w:val="Title"/>
       </w:pPr>
-    </w:p>
-    <w:p>
-      <w:pPr>
-        <w:pStyle w:val="Title"/>
-      </w:pPr>
-      <w:r>
-        <w:t>Non-Functional Requirements:</w:t>
+      <w:r>
+        <w:lastRenderedPageBreak/>
+        <w:t>Security considerations and risk mitigation</w:t>
       </w:r>
     </w:p>
     <w:p/>
@@ -2095,275 +4083,322 @@
         <w:tblLook w:val="04A0" w:firstRow="1" w:lastRow="0" w:firstColumn="1" w:lastColumn="0" w:noHBand="0" w:noVBand="1"/>
       </w:tblPr>
       <w:tblGrid>
-        <w:gridCol w:w="3005"/>
-        <w:gridCol w:w="3005"/>
-        <w:gridCol w:w="3006"/>
+        <w:gridCol w:w="4508"/>
+        <w:gridCol w:w="4508"/>
       </w:tblGrid>
       <w:tr>
         <w:tc>
           <w:tcPr>
-            <w:tcW w:w="9016" w:type="dxa"/>
-            <w:gridSpan w:val="3"/>
-          </w:tcPr>
-          <w:p>
-            <w:pPr>
-              <w:tabs>
-                <w:tab w:val="left" w:pos="3143"/>
-              </w:tabs>
-              <w:jc w:val="center"/>
-              <w:rPr>
-                <w:b/>
-                <w:bCs/>
-              </w:rPr>
-            </w:pPr>
-            <w:r>
-              <w:rPr>
-                <w:b/>
-                <w:bCs/>
-              </w:rPr>
-              <w:t>Performance</w:t>
-            </w:r>
-          </w:p>
-        </w:tc>
-      </w:tr>
-      <w:tr>
-        <w:tc>
-          <w:tcPr>
-            <w:tcW w:w="3005" w:type="dxa"/>
-          </w:tcPr>
-          <w:p>
-            <w:pPr>
-              <w:rPr>
-                <w:b/>
-                <w:bCs/>
-              </w:rPr>
-            </w:pPr>
-            <w:r>
-              <w:rPr>
-                <w:b/>
-                <w:bCs/>
-              </w:rPr>
-              <w:t xml:space="preserve">Non-Functional </w:t>
-            </w:r>
-          </w:p>
-          <w:p>
-            <w:r>
-              <w:rPr>
-                <w:b/>
-                <w:bCs/>
-              </w:rPr>
-              <w:t>Requirement</w:t>
-            </w:r>
-          </w:p>
-        </w:tc>
-        <w:tc>
-          <w:tcPr>
-            <w:tcW w:w="3005" w:type="dxa"/>
-          </w:tcPr>
-          <w:p>
-            <w:pPr>
-              <w:rPr>
-                <w:b/>
-                <w:bCs/>
-              </w:rPr>
-            </w:pPr>
-            <w:r>
-              <w:rPr>
-                <w:b/>
-                <w:bCs/>
-              </w:rPr>
-              <w:t>KPI</w:t>
-            </w:r>
-          </w:p>
-        </w:tc>
-        <w:tc>
-          <w:tcPr>
-            <w:tcW w:w="3006" w:type="dxa"/>
-          </w:tcPr>
-          <w:p>
-            <w:pPr>
-              <w:rPr>
-                <w:b/>
-                <w:bCs/>
-              </w:rPr>
-            </w:pPr>
-            <w:r>
-              <w:rPr>
-                <w:b/>
-                <w:bCs/>
-              </w:rPr>
-              <w:t>Justification</w:t>
-            </w:r>
-          </w:p>
-        </w:tc>
-      </w:tr>
-      <w:tr>
-        <w:tc>
-          <w:tcPr>
-            <w:tcW w:w="3005" w:type="dxa"/>
-          </w:tcPr>
-          <w:p>
-            <w:r>
-              <w:t>The platform should load all pages within 2 seconds under normal load.</w:t>
-            </w:r>
-          </w:p>
-        </w:tc>
-        <w:tc>
-          <w:tcPr>
-            <w:tcW w:w="3005" w:type="dxa"/>
-          </w:tcPr>
-          <w:p>
-            <w:r>
-              <w:t>Average pay load &lt; 2 seconds for 95% of requests.</w:t>
-            </w:r>
-          </w:p>
-          <w:p/>
-          <w:p>
-            <w:r>
-              <w:t>No page should exceed 4 seconds load time under peak traffic conditions</w:t>
-            </w:r>
-          </w:p>
-        </w:tc>
-        <w:tc>
-          <w:tcPr>
-            <w:tcW w:w="3006" w:type="dxa"/>
-          </w:tcPr>
-          <w:p>
-            <w:r>
-              <w:t>Ensuring that pages load quickly is essential for retaining users and preventing frustration. Slow-loading pages can lead to users abandoning the site, reducing sales and engagement. By meeting this requirement, GLH will provide a competitive online experience that meets customer expectations for e-commerce platforms, ensuring high usability and satisfaction while supporting efficient browsing of products.</w:t>
-            </w:r>
-          </w:p>
-        </w:tc>
-      </w:tr>
-      <w:tr>
-        <w:tc>
-          <w:tcPr>
-            <w:tcW w:w="3005" w:type="dxa"/>
-          </w:tcPr>
-          <w:p>
-            <w:r>
-              <w:t>Product catalogue queries should return results within 1 second</w:t>
-            </w:r>
-          </w:p>
-        </w:tc>
-        <w:tc>
-          <w:tcPr>
-            <w:tcW w:w="3005" w:type="dxa"/>
-          </w:tcPr>
-          <w:p>
-            <w:r>
-              <w:t>Query response time &lt; 1 second for catalog</w:t>
-            </w:r>
-            <w:r>
-              <w:t>ue</w:t>
-            </w:r>
-            <w:r>
-              <w:t xml:space="preserve"> searches</w:t>
-            </w:r>
-          </w:p>
-          <w:p/>
-          <w:p>
-            <w:r>
-              <w:t>Search queries must return accurate results within less than 1% system errors</w:t>
-            </w:r>
-          </w:p>
-        </w:tc>
-        <w:tc>
-          <w:tcPr>
-            <w:tcW w:w="3006" w:type="dxa"/>
-          </w:tcPr>
-          <w:p>
-            <w:r>
-              <w:t>Rapid product searches are critical for customer satisfaction, especially when browsing multiple categories or filtering items. This requirement guarantees that customers can explore available products without delay, improving conversion rates and encouraging users to explore more items. It also reduces the workload on customer support by providing immediate, accurate information.</w:t>
-            </w:r>
-          </w:p>
-        </w:tc>
-      </w:tr>
-      <w:tr>
-        <w:tc>
-          <w:tcPr>
-            <w:tcW w:w="3005" w:type="dxa"/>
-          </w:tcPr>
-          <w:p>
-            <w:r>
-              <w:t>Order submission process should complete within 3 seconds</w:t>
-            </w:r>
-          </w:p>
-        </w:tc>
-        <w:tc>
-          <w:tcPr>
-            <w:tcW w:w="3005" w:type="dxa"/>
-          </w:tcPr>
-          <w:p>
-            <w:r>
-              <w:t>Order confirmation displayed &lt; 3 seconds after submission.</w:t>
-            </w:r>
-          </w:p>
-          <w:p/>
-          <w:p>
-            <w:r>
-              <w:t>95% of checkout transactions must complete successfully without timeouts or system delays</w:t>
-            </w:r>
-          </w:p>
-        </w:tc>
-        <w:tc>
-          <w:tcPr>
-            <w:tcW w:w="3006" w:type="dxa"/>
-          </w:tcPr>
-          <w:p>
-            <w:r>
-              <w:t xml:space="preserve">Fast order processing ensures that customers receive immediate feedback, reducing the risk of duplicate orders and increasing trust in the platform, it also demonstrates operational efficiency for GLH, as the system reliably records orders without </w:t>
-            </w:r>
+            <w:tcW w:w="4508" w:type="dxa"/>
+          </w:tcPr>
+          <w:p>
+            <w:pPr>
+              <w:rPr>
+                <w:b/>
+                <w:bCs/>
+              </w:rPr>
+            </w:pPr>
+            <w:r>
+              <w:rPr>
+                <w:b/>
+                <w:bCs/>
+              </w:rPr>
+              <w:t>Risk</w:t>
+            </w:r>
+          </w:p>
+        </w:tc>
+        <w:tc>
+          <w:tcPr>
+            <w:tcW w:w="4508" w:type="dxa"/>
+          </w:tcPr>
+          <w:p>
+            <w:pPr>
+              <w:rPr>
+                <w:b/>
+                <w:bCs/>
+              </w:rPr>
+            </w:pPr>
+            <w:r>
+              <w:rPr>
+                <w:b/>
+                <w:bCs/>
+              </w:rPr>
+              <w:t>Mitigation</w:t>
+            </w:r>
+          </w:p>
+        </w:tc>
+      </w:tr>
+      <w:tr>
+        <w:tc>
+          <w:tcPr>
+            <w:tcW w:w="4508" w:type="dxa"/>
+          </w:tcPr>
+          <w:p>
+            <w:r>
+              <w:t>An attacker could attempt a Distributed Denial of Service (DDOS) attack by sending a large number of automated requests to the product catalogue or order system, overwhelming the server and making the website unavailable to legitimate users attempting to browse products or place orders.</w:t>
+            </w:r>
+          </w:p>
+        </w:tc>
+        <w:tc>
+          <w:tcPr>
+            <w:tcW w:w="4508" w:type="dxa"/>
+          </w:tcPr>
+          <w:p>
+            <w:r>
+              <w:t>To mitigate the risk, I will implement rate limiting and request throttling, which restricts the number of requests that can be sent from a single IP address within a certain time period. This helps prevent automated bots from overwhelming the system. Additionally, the platform will require users to be logged into an account before placing orders, which reduces the risk of automated scripts abusing the order system. The measures will not completely prevent DDoS attacks but they significantly reduce the likelihood of the system being overwhelmed by automated traffic.</w:t>
+            </w:r>
+          </w:p>
+        </w:tc>
+      </w:tr>
+      <w:tr>
+        <w:tc>
+          <w:tcPr>
+            <w:tcW w:w="4508" w:type="dxa"/>
+          </w:tcPr>
+          <w:p>
+            <w:r>
+              <w:t>An attacker could attempt a SQL injection attack by entering malicious SQL code into input fields such as login forms, search bars, or product management forms in order to gain unauthorised access to the database and retrieve sensitive information such as user accounts or order data.</w:t>
+            </w:r>
+          </w:p>
+        </w:tc>
+        <w:tc>
+          <w:tcPr>
+            <w:tcW w:w="4508" w:type="dxa"/>
+          </w:tcPr>
+          <w:p>
+            <w:r>
+              <w:t>To mitigate this risk the system will use parameterized queries and prepared statements when interacting with the database. This ensures that any user input is treated strictly as data rather than executable SQL code. Additionally, all input fields will include server-side validation and sanitization to ensure that only valid data formats are accepted. This significantly reduces the possibility of attackers injecting malicious database commands.</w:t>
+            </w:r>
+          </w:p>
+        </w:tc>
+      </w:tr>
+      <w:tr>
+        <w:tc>
+          <w:tcPr>
+            <w:tcW w:w="4508" w:type="dxa"/>
+          </w:tcPr>
+          <w:p>
+            <w:r>
+              <w:t>An attacker could attempt a brute force attack on the login system by repeatedly trying different password combinations in order to gain unauthorized access to a customer or producer account.</w:t>
+            </w:r>
+          </w:p>
+        </w:tc>
+        <w:tc>
+          <w:tcPr>
+            <w:tcW w:w="4508" w:type="dxa"/>
+          </w:tcPr>
+          <w:p>
+            <w:r>
+              <w:t>To mitigate this, the platform will implement strong password policies, requiring passwords to include a combination of uppercase letters, lowercase letters, numbers, and special characters. Additionally, the system will implement account lockout mechanisms after a certain number of failed login attempts, preventing attackers from repeatedly guessing passwords. This significantly reduces the likelihood of brute force attacks succeeding.</w:t>
+            </w:r>
+          </w:p>
+        </w:tc>
+      </w:tr>
+      <w:tr>
+        <w:tc>
+          <w:tcPr>
+            <w:tcW w:w="4508" w:type="dxa"/>
+          </w:tcPr>
+          <w:p>
+            <w:r>
+              <w:t>An attacker could perform Cross-Site Scripting (XSS) attack by injecting malicious scripts into input fields such as product descriptions or review sections. If executed, this code could run in another user’s browser, potentially stealing session cookies or redirecting users to malicious websites.</w:t>
+            </w:r>
+          </w:p>
+        </w:tc>
+        <w:tc>
+          <w:tcPr>
+            <w:tcW w:w="4508" w:type="dxa"/>
+          </w:tcPr>
+          <w:p>
+            <w:r>
+              <w:t>To mitigate this risk, all user-submitted content will be validated and encoded before being displayed on web pages. This ensures that any scripts entered into input fields are treated as plain text rather than executable code. Additionally, the system will implement Content Security Policy (CSP) headers, which help prevent unauthorized scripts from running within the website.</w:t>
+            </w:r>
+          </w:p>
+        </w:tc>
+      </w:tr>
+      <w:tr>
+        <w:tc>
+          <w:tcPr>
+            <w:tcW w:w="4508" w:type="dxa"/>
+          </w:tcPr>
+          <w:p>
             <w:r>
               <w:lastRenderedPageBreak/>
-              <w:t>lag, improving the overall reputation of the hub’s digital services.</w:t>
-            </w:r>
-          </w:p>
-        </w:tc>
-      </w:tr>
-      <w:tr>
-        <w:tc>
-          <w:tcPr>
-            <w:tcW w:w="3005" w:type="dxa"/>
-          </w:tcPr>
-          <w:p>
-            <w:r>
-              <w:lastRenderedPageBreak/>
-              <w:t>Concurrent users should be supported up to 500 without degradation</w:t>
-            </w:r>
-          </w:p>
-        </w:tc>
-        <w:tc>
-          <w:tcPr>
-            <w:tcW w:w="3005" w:type="dxa"/>
-          </w:tcPr>
-          <w:p>
-            <w:r>
-              <w:t>System response time &lt; 3</w:t>
-            </w:r>
-            <w:r>
-              <w:t xml:space="preserve"> </w:t>
-            </w:r>
-            <w:r>
-              <w:t>seconds under 500 simultaneous users.</w:t>
-            </w:r>
-          </w:p>
-          <w:p/>
-          <w:p>
-            <w:r>
-              <w:t>System performance should not degrade by more then 10% during peak usage</w:t>
-            </w:r>
-          </w:p>
-        </w:tc>
-        <w:tc>
-          <w:tcPr>
-            <w:tcW w:w="3006" w:type="dxa"/>
-          </w:tcPr>
-          <w:p>
-            <w:r>
-              <w:t>This requirement ensures that peak traffic, such as during promotions or seasonal spikes, does not impact performance. Supporting multiple concurrent users without slowdowns maintains customer confidence, reduces errors, and ensures that both customers and producers can interact with the system reliably.</w:t>
-            </w:r>
-          </w:p>
+              <w:t>Sensitive user information such as personal details, addresses, and order history could be intercepted by attackers if data is transmitted over an unsecured connection.</w:t>
+            </w:r>
+          </w:p>
+        </w:tc>
+        <w:tc>
+          <w:tcPr>
+            <w:tcW w:w="4508" w:type="dxa"/>
+          </w:tcPr>
+          <w:p>
+            <w:r>
+              <w:t>To mitigate this risk, the platform will enforce HTTPS encryption across the entire website using SSL/TLS certificates. This ensures that all communication between users and the server is encrypted, preventing attackers from intercepting or reading sensitive data during transmission.</w:t>
+            </w:r>
+          </w:p>
+        </w:tc>
+      </w:tr>
+      <w:tr>
+        <w:tc>
+          <w:tcPr>
+            <w:tcW w:w="4508" w:type="dxa"/>
+          </w:tcPr>
+          <w:p>
+            <w:r>
+              <w:t>An attacker could attempt unauthorised access to the producer dashboard in order to modify product prices, alter stock levels, or remove products from the catalogue.</w:t>
+            </w:r>
+          </w:p>
+        </w:tc>
+        <w:tc>
+          <w:tcPr>
+            <w:tcW w:w="4508" w:type="dxa"/>
+          </w:tcPr>
+          <w:p>
+            <w:r>
+              <w:t>To mitigate this risk, the system will implement role-based access control (RBAC). This ensures that only authenticated users with the correct permissions, such as registered producers or administrators, can access sensitive management features. Additionally, authentication checks will be performed before granting access to restricted areas of the system.</w:t>
+            </w:r>
+          </w:p>
+        </w:tc>
+      </w:tr>
+      <w:tr>
+        <w:tc>
+          <w:tcPr>
+            <w:tcW w:w="4508" w:type="dxa"/>
+          </w:tcPr>
+          <w:p>
+            <w:r>
+              <w:t>Users may accidentally or intentionally upload malicious files or inappropriate content when adding product images or updating product information, which could compromise the system or negatively affect the platforms reputation.</w:t>
+            </w:r>
+          </w:p>
+        </w:tc>
+        <w:tc>
+          <w:tcPr>
+            <w:tcW w:w="4508" w:type="dxa"/>
+          </w:tcPr>
+          <w:p>
+            <w:r>
+              <w:t>To mitigate this, the platform will implement file upload validation, restricting uploads to safe file formats such as JPG or PNG and enforcing file size limits. Uploaded files will also be scanned and stored securely on the server to prevent malicious code from being executed.</w:t>
+            </w:r>
+          </w:p>
+        </w:tc>
+      </w:tr>
+      <w:tr>
+        <w:tc>
+          <w:tcPr>
+            <w:tcW w:w="4508" w:type="dxa"/>
+          </w:tcPr>
+          <w:p>
+            <w:r>
+              <w:t>An attacker could attempt session hijacking by stealing a user’s cookie, allowing them to impersonate the user and gain access to their account and personal information.</w:t>
+            </w:r>
+          </w:p>
+        </w:tc>
+        <w:tc>
+          <w:tcPr>
+            <w:tcW w:w="4508" w:type="dxa"/>
+          </w:tcPr>
+          <w:p>
+            <w:r>
+              <w:t xml:space="preserve">To mitigate this risk, session cookies will be configured with secure, </w:t>
+            </w:r>
+            <w:proofErr w:type="spellStart"/>
+            <w:r>
+              <w:t>HttpOnly</w:t>
+            </w:r>
+            <w:proofErr w:type="spellEnd"/>
+            <w:r>
+              <w:t xml:space="preserve">, and </w:t>
+            </w:r>
+            <w:proofErr w:type="spellStart"/>
+            <w:r>
+              <w:t>SameSite</w:t>
+            </w:r>
+            <w:proofErr w:type="spellEnd"/>
+            <w:r>
+              <w:t xml:space="preserve"> attributes to prevent them from being accessed by malicious scripts. Additionally, sessions will automatically expire after a period of inactivity, requiring users to log in again to continue using the platform. This significantly reduces the risk of stolen session cookies being used to access accounts.</w:t>
+            </w:r>
+          </w:p>
+        </w:tc>
+      </w:tr>
+      <w:tr>
+        <w:tc>
+          <w:tcPr>
+            <w:tcW w:w="4508" w:type="dxa"/>
+          </w:tcPr>
+          <w:p>
+            <w:r>
+              <w:t>A malicious user could attempt to upload malicious files disguised as product images, which could contain malware or scripts that compromise the server or other users.</w:t>
+            </w:r>
+          </w:p>
+        </w:tc>
+        <w:tc>
+          <w:tcPr>
+            <w:tcW w:w="4508" w:type="dxa"/>
+          </w:tcPr>
+          <w:p>
+            <w:r>
+              <w:t>To mitigate this, the system will implement strict file validation for uploads, only allowing specific image file formats such as JPEG and PNG. The system will also limit file sizes and store uploaded files securely on the server. This ensures that executable or harmful files cannot be uploaded and used to compromise the system.</w:t>
+            </w:r>
+          </w:p>
+        </w:tc>
+      </w:tr>
+      <w:tr>
+        <w:tc>
+          <w:tcPr>
+            <w:tcW w:w="4508" w:type="dxa"/>
+          </w:tcPr>
+          <w:p>
+            <w:r>
+              <w:t>Sensitive data stored in the database, such as user account information or order data, could be exposed if the database is accessed by unauthorised individuals.</w:t>
+            </w:r>
+          </w:p>
+        </w:tc>
+        <w:tc>
+          <w:tcPr>
+            <w:tcW w:w="4508" w:type="dxa"/>
+          </w:tcPr>
+          <w:p>
+            <w:r>
+              <w:t>To mitigate this risk, sensitive information such as passwords will be securely hashed using industry standard hashing algorithms rather than stored as plain text. Access to the database will also be restricted through role-based permissions, ensuring that only authorised system components or administrators can access sensitive information.</w:t>
+            </w:r>
+          </w:p>
+        </w:tc>
+      </w:tr>
+      <w:tr>
+        <w:tc>
+          <w:tcPr>
+            <w:tcW w:w="4508" w:type="dxa"/>
+          </w:tcPr>
+          <w:p>
+            <w:r>
+              <w:t>An attacker could attempt account enumeration, where they repeatedly try to log in using different email addresses to determine which accounts exist on the platform.</w:t>
+            </w:r>
+          </w:p>
+        </w:tc>
+        <w:tc>
+          <w:tcPr>
+            <w:tcW w:w="4508" w:type="dxa"/>
+          </w:tcPr>
+          <w:p>
+            <w:r>
+              <w:t xml:space="preserve">To mitigate this, the login system will display generic error messages such as “Invalid login credentials” rather than indicating whether the email or password was incorrect. This prevents attackers from determining whether a specific account exists within the system, reducing the likelihood of targeted attacks. </w:t>
+            </w:r>
+          </w:p>
+        </w:tc>
+      </w:tr>
+      <w:tr>
+        <w:tc>
+          <w:tcPr>
+            <w:tcW w:w="4508" w:type="dxa"/>
+          </w:tcPr>
+          <w:p/>
+        </w:tc>
+        <w:tc>
+          <w:tcPr>
+            <w:tcW w:w="4508" w:type="dxa"/>
+          </w:tcPr>
+          <w:p/>
         </w:tc>
       </w:tr>
     </w:tbl>
@@ -2374,1633 +4409,34 @@
           <w:bCs/>
         </w:rPr>
       </w:pPr>
-    </w:p>
-    <w:tbl>
-      <w:tblPr>
-        <w:tblStyle w:val="TableGrid"/>
-        <w:tblW w:w="0" w:type="auto"/>
-        <w:tblLook w:val="04A0" w:firstRow="1" w:lastRow="0" w:firstColumn="1" w:lastColumn="0" w:noHBand="0" w:noVBand="1"/>
-      </w:tblPr>
-      <w:tblGrid>
-        <w:gridCol w:w="3005"/>
-        <w:gridCol w:w="3005"/>
-        <w:gridCol w:w="3006"/>
-      </w:tblGrid>
-      <w:tr>
-        <w:tc>
-          <w:tcPr>
-            <w:tcW w:w="9016" w:type="dxa"/>
-            <w:gridSpan w:val="3"/>
-          </w:tcPr>
-          <w:p>
-            <w:pPr>
-              <w:jc w:val="center"/>
-              <w:rPr>
-                <w:b/>
-                <w:bCs/>
-              </w:rPr>
-            </w:pPr>
-            <w:r>
-              <w:rPr>
-                <w:b/>
-                <w:bCs/>
-              </w:rPr>
-              <w:t>Reliability</w:t>
-            </w:r>
-          </w:p>
-        </w:tc>
-      </w:tr>
-      <w:tr>
-        <w:tc>
-          <w:tcPr>
-            <w:tcW w:w="3005" w:type="dxa"/>
-          </w:tcPr>
-          <w:p>
-            <w:pPr>
-              <w:rPr>
-                <w:b/>
-                <w:bCs/>
-              </w:rPr>
-            </w:pPr>
-            <w:r>
-              <w:rPr>
-                <w:b/>
-                <w:bCs/>
-              </w:rPr>
-              <w:t>Non-Functional Requirements</w:t>
-            </w:r>
-          </w:p>
-        </w:tc>
-        <w:tc>
-          <w:tcPr>
-            <w:tcW w:w="3005" w:type="dxa"/>
-          </w:tcPr>
-          <w:p>
-            <w:pPr>
-              <w:rPr>
-                <w:b/>
-                <w:bCs/>
-              </w:rPr>
-            </w:pPr>
-            <w:r>
-              <w:rPr>
-                <w:b/>
-                <w:bCs/>
-              </w:rPr>
-              <w:t>KPI</w:t>
-            </w:r>
-          </w:p>
-        </w:tc>
-        <w:tc>
-          <w:tcPr>
-            <w:tcW w:w="3006" w:type="dxa"/>
-          </w:tcPr>
-          <w:p>
-            <w:pPr>
-              <w:rPr>
-                <w:b/>
-                <w:bCs/>
-              </w:rPr>
-            </w:pPr>
-            <w:r>
-              <w:rPr>
-                <w:b/>
-                <w:bCs/>
-              </w:rPr>
-              <w:t>Justification</w:t>
-            </w:r>
-          </w:p>
-        </w:tc>
-      </w:tr>
-      <w:tr>
-        <w:tc>
-          <w:tcPr>
-            <w:tcW w:w="3005" w:type="dxa"/>
-          </w:tcPr>
-          <w:p>
-            <w:r>
-              <w:t>The system must maintain uptime of at least 99.5%</w:t>
-            </w:r>
-          </w:p>
-        </w:tc>
-        <w:tc>
-          <w:tcPr>
-            <w:tcW w:w="3005" w:type="dxa"/>
-          </w:tcPr>
-          <w:p>
-            <w:r>
-              <w:t>The platform must maintain 99.5% uptime per month</w:t>
-            </w:r>
-          </w:p>
-          <w:p/>
-          <w:p>
-            <w:r>
-              <w:t>System outages should not exceed 4 hours total per year.</w:t>
-            </w:r>
-          </w:p>
-        </w:tc>
-        <w:tc>
-          <w:tcPr>
-            <w:tcW w:w="3006" w:type="dxa"/>
-          </w:tcPr>
-          <w:p>
-            <w:r>
-              <w:t>High availability is critical for e-commerce platform, as downtime directly impacts sales, customer satisfaction, and producer operations. Achieving this uptime ensures that the platform</w:t>
-            </w:r>
-            <w:r>
-              <w:t xml:space="preserve"> is consistently available, meeting customer expectations for reliability and supporting the continuous operation of GLH’s business processes.</w:t>
-            </w:r>
-          </w:p>
-        </w:tc>
-      </w:tr>
-      <w:tr>
-        <w:tc>
-          <w:tcPr>
-            <w:tcW w:w="3005" w:type="dxa"/>
-          </w:tcPr>
-          <w:p>
-            <w:r>
-              <w:t>All orders must be saved immediately to the database</w:t>
-            </w:r>
-          </w:p>
-        </w:tc>
-        <w:tc>
-          <w:tcPr>
-            <w:tcW w:w="3005" w:type="dxa"/>
-          </w:tcPr>
-          <w:p>
-            <w:r>
-              <w:t xml:space="preserve">100% </w:t>
-            </w:r>
-            <w:r>
-              <w:t>of completed orders must be stored successfully in the database</w:t>
-            </w:r>
-          </w:p>
-          <w:p/>
-          <w:p>
-            <w:r>
-              <w:t>0 orders should be lost due to system failures</w:t>
-            </w:r>
-          </w:p>
-        </w:tc>
-        <w:tc>
-          <w:tcPr>
-            <w:tcW w:w="3006" w:type="dxa"/>
-          </w:tcPr>
-          <w:p>
-            <w:r>
-              <w:t>Ensuring that every order is reliably recorded is essential for accurate stock management and financial accountability. Immediate data persistence prevents loss of information, reduces the risk of disputes, and guarantees that producers receive correct order details, supporting operational efficiency and trust.</w:t>
-            </w:r>
-          </w:p>
-        </w:tc>
-      </w:tr>
-      <w:tr>
-        <w:tc>
-          <w:tcPr>
-            <w:tcW w:w="3005" w:type="dxa"/>
-          </w:tcPr>
-          <w:p>
-            <w:r>
-              <w:t>Automatic daily database backups must occur.</w:t>
-            </w:r>
-          </w:p>
-        </w:tc>
-        <w:tc>
-          <w:tcPr>
-            <w:tcW w:w="3005" w:type="dxa"/>
-          </w:tcPr>
-          <w:p>
-            <w:r>
-              <w:t>Automated database backups must occur every 24 hours.</w:t>
-            </w:r>
-          </w:p>
-          <w:p/>
-          <w:p>
-            <w:r>
-              <w:t>Backup restoration tests must succeed 100% of the time during testing</w:t>
-            </w:r>
-          </w:p>
-        </w:tc>
-        <w:tc>
-          <w:tcPr>
-            <w:tcW w:w="3006" w:type="dxa"/>
-          </w:tcPr>
-          <w:p>
-            <w:r>
-              <w:t>Daily backups mitigate the risk of data loss from system failures, human error, or cyber incidents. By ensuring that backups are verified, GLH can restore operations quickly and maintain integrity of order, stock, and user information, ensuring continuity and compliance with data protection standards.</w:t>
-            </w:r>
-          </w:p>
-        </w:tc>
-      </w:tr>
-      <w:tr>
-        <w:tc>
-          <w:tcPr>
-            <w:tcW w:w="3005" w:type="dxa"/>
-          </w:tcPr>
-          <w:p>
-            <w:r>
-              <w:t>Critical errors must be logged and reported within 5 minutes</w:t>
-            </w:r>
-          </w:p>
-        </w:tc>
-        <w:tc>
-          <w:tcPr>
-            <w:tcW w:w="3005" w:type="dxa"/>
-          </w:tcPr>
-          <w:p>
-            <w:r>
-              <w:t>Critical errors must be logged within 1 minute of occurrence.</w:t>
-            </w:r>
-          </w:p>
-          <w:p/>
-          <w:p>
-            <w:r>
-              <w:t>Administrators must be notified of system failures within 5 minutes.</w:t>
-            </w:r>
-          </w:p>
-        </w:tc>
-        <w:tc>
-          <w:tcPr>
-            <w:tcW w:w="3006" w:type="dxa"/>
-          </w:tcPr>
-          <w:p>
-            <w:r>
-              <w:lastRenderedPageBreak/>
-              <w:t xml:space="preserve">Rapid detection and notification of system errors allows the IT </w:t>
-            </w:r>
-            <w:r>
-              <w:lastRenderedPageBreak/>
-              <w:t>team to respond promptly, reducing downtime and minimising disruption for both customers and producers Logging and alerts also facilitate auditing, compliance and continuous improvement of the system.</w:t>
-            </w:r>
-          </w:p>
-        </w:tc>
-      </w:tr>
-    </w:tbl>
-    <w:p>
-      <w:pPr>
+      <w:r>
         <w:rPr>
           <w:b/>
           <w:bCs/>
-        </w:rPr>
-      </w:pPr>
-    </w:p>
-    <w:tbl>
-      <w:tblPr>
-        <w:tblStyle w:val="TableGrid"/>
-        <w:tblW w:w="0" w:type="auto"/>
-        <w:tblLook w:val="04A0" w:firstRow="1" w:lastRow="0" w:firstColumn="1" w:lastColumn="0" w:noHBand="0" w:noVBand="1"/>
-      </w:tblPr>
-      <w:tblGrid>
-        <w:gridCol w:w="3005"/>
-        <w:gridCol w:w="3005"/>
-        <w:gridCol w:w="3006"/>
-      </w:tblGrid>
-      <w:tr>
-        <w:tc>
-          <w:tcPr>
-            <w:tcW w:w="9016" w:type="dxa"/>
-            <w:gridSpan w:val="3"/>
-          </w:tcPr>
-          <w:p>
-            <w:pPr>
-              <w:jc w:val="center"/>
-              <w:rPr>
-                <w:b/>
-                <w:bCs/>
-              </w:rPr>
-            </w:pPr>
-            <w:r>
-              <w:rPr>
-                <w:b/>
-                <w:bCs/>
-              </w:rPr>
-              <w:t>Security</w:t>
-            </w:r>
-          </w:p>
-        </w:tc>
-      </w:tr>
-      <w:tr>
-        <w:tc>
-          <w:tcPr>
-            <w:tcW w:w="3005" w:type="dxa"/>
-          </w:tcPr>
-          <w:p>
-            <w:pPr>
-              <w:rPr>
-                <w:b/>
-                <w:bCs/>
-              </w:rPr>
-            </w:pPr>
-            <w:r>
-              <w:rPr>
-                <w:b/>
-                <w:bCs/>
-              </w:rPr>
-              <w:t>Non-Functional Requirement</w:t>
-            </w:r>
-          </w:p>
-        </w:tc>
-        <w:tc>
-          <w:tcPr>
-            <w:tcW w:w="3005" w:type="dxa"/>
-          </w:tcPr>
-          <w:p>
-            <w:pPr>
-              <w:rPr>
-                <w:b/>
-                <w:bCs/>
-              </w:rPr>
-            </w:pPr>
-            <w:r>
-              <w:rPr>
-                <w:b/>
-                <w:bCs/>
-              </w:rPr>
-              <w:t>KPI</w:t>
-            </w:r>
-          </w:p>
-        </w:tc>
-        <w:tc>
-          <w:tcPr>
-            <w:tcW w:w="3006" w:type="dxa"/>
-          </w:tcPr>
-          <w:p>
-            <w:pPr>
-              <w:rPr>
-                <w:b/>
-                <w:bCs/>
-              </w:rPr>
-            </w:pPr>
-            <w:r>
-              <w:rPr>
-                <w:b/>
-                <w:bCs/>
-              </w:rPr>
-              <w:t>Justification</w:t>
-            </w:r>
-          </w:p>
-        </w:tc>
-      </w:tr>
-      <w:tr>
-        <w:tc>
-          <w:tcPr>
-            <w:tcW w:w="3005" w:type="dxa"/>
-          </w:tcPr>
-          <w:p>
-            <w:r>
-              <w:t>All user data must be stored securely with encryption</w:t>
-            </w:r>
-          </w:p>
-        </w:tc>
-        <w:tc>
-          <w:tcPr>
-            <w:tcW w:w="3005" w:type="dxa"/>
-          </w:tcPr>
-          <w:p>
-            <w:r>
-              <w:t xml:space="preserve">100% of sensitive </w:t>
-            </w:r>
-            <w:r>
-              <w:t>user data must be encrypted at rest.</w:t>
-            </w:r>
-          </w:p>
-          <w:p/>
-          <w:p>
-            <w:r>
-              <w:t>The system must pass annual security vulnerability testing with no critical risk.</w:t>
-            </w:r>
-          </w:p>
-        </w:tc>
-        <w:tc>
-          <w:tcPr>
-            <w:tcW w:w="3006" w:type="dxa"/>
-          </w:tcPr>
-          <w:p>
-            <w:r>
-              <w:t>Protecting customer and producer data is essential for maintaining trust and complying with GDPR. Encrypting sensitive data prevents unauthorised access in case of a security breach, ensuring that personal information, order details, and financial information remain confidential and secure.</w:t>
-            </w:r>
-          </w:p>
-        </w:tc>
-      </w:tr>
-      <w:tr>
-        <w:tc>
-          <w:tcPr>
-            <w:tcW w:w="3005" w:type="dxa"/>
-          </w:tcPr>
-          <w:p>
-            <w:r>
-              <w:t>All communication must use HTTPS.</w:t>
-            </w:r>
-          </w:p>
-        </w:tc>
-        <w:tc>
-          <w:tcPr>
-            <w:tcW w:w="3005" w:type="dxa"/>
-          </w:tcPr>
-          <w:p>
-            <w:r>
-              <w:t xml:space="preserve">100% of </w:t>
-            </w:r>
-            <w:r>
-              <w:t>website traffic must use HTTPS encryption.</w:t>
-            </w:r>
-          </w:p>
-          <w:p/>
-          <w:p>
-            <w:r>
-              <w:t>Security certificates must be valid and renewed before expiration</w:t>
-            </w:r>
-          </w:p>
-          <w:p/>
-        </w:tc>
-        <w:tc>
-          <w:tcPr>
-            <w:tcW w:w="3006" w:type="dxa"/>
-          </w:tcPr>
-          <w:p>
-            <w:r>
-              <w:t>Encrypting data in transit protects against interception and eavesdropping, ensuring secure communication between users and the platform. This requirement aligns with best practices for secure web applications and maintains customer confidence in the platform.</w:t>
-            </w:r>
-          </w:p>
-        </w:tc>
-      </w:tr>
-      <w:tr>
-        <w:tc>
-          <w:tcPr>
-            <w:tcW w:w="3005" w:type="dxa"/>
-          </w:tcPr>
-          <w:p>
-            <w:r>
-              <w:t>Role-based access control must be implemented for producers and customers.</w:t>
-            </w:r>
-          </w:p>
-        </w:tc>
-        <w:tc>
-          <w:tcPr>
-            <w:tcW w:w="3005" w:type="dxa"/>
-          </w:tcPr>
-          <w:p>
-            <w:r>
-              <w:t xml:space="preserve">100% of restricted pages </w:t>
-            </w:r>
-            <w:r>
-              <w:t>must enforce role-based access control</w:t>
-            </w:r>
-          </w:p>
-          <w:p/>
-          <w:p>
-            <w:r>
-              <w:t>No unauthorized users should access producer or admin dashboards</w:t>
-            </w:r>
-          </w:p>
-        </w:tc>
-        <w:tc>
-          <w:tcPr>
-            <w:tcW w:w="3006" w:type="dxa"/>
-          </w:tcPr>
-          <w:p>
-            <w:r>
-              <w:t>Role-based access prevents unauthorised access to sensitive areas, such as producer dashboards or administrative functions. By limiting functionality based on roles, GLH can protect critical data, reduce the risk of accidental or malicious changes and maintain operational integrity.</w:t>
-            </w:r>
-          </w:p>
-        </w:tc>
-      </w:tr>
-      <w:tr>
-        <w:tc>
-          <w:tcPr>
-            <w:tcW w:w="3005" w:type="dxa"/>
-          </w:tcPr>
-          <w:p>
-            <w:r>
-              <w:t>Authentication must enforce strong passwords.</w:t>
-            </w:r>
-          </w:p>
-        </w:tc>
-        <w:tc>
-          <w:tcPr>
-            <w:tcW w:w="3005" w:type="dxa"/>
-          </w:tcPr>
-          <w:p>
-            <w:r>
-              <w:t>At least 90% of users must use strong passwords meeting complexity rules.</w:t>
-            </w:r>
-          </w:p>
-          <w:p/>
-          <w:p>
-            <w:r>
-              <w:t>After 5 failed login attempts, the account must temporarily lock.</w:t>
-            </w:r>
-          </w:p>
-        </w:tc>
-        <w:tc>
-          <w:tcPr>
-            <w:tcW w:w="3006" w:type="dxa"/>
-          </w:tcPr>
-          <w:p>
-            <w:r>
-              <w:t>Enforcing strong passwords reduces the risk of account compromise, protecting users and producer accounts from unauthorised access. This supports data security, preserves customer trust, and aligns with industry best-practices for authentication.</w:t>
-            </w:r>
-          </w:p>
-        </w:tc>
-      </w:tr>
-    </w:tbl>
-    <w:p>
-      <w:pPr>
-        <w:rPr>
-          <w:b/>
-          <w:bCs/>
-        </w:rPr>
-      </w:pPr>
-    </w:p>
-    <w:p>
-      <w:pPr>
-        <w:rPr>
-          <w:b/>
-          <w:bCs/>
-        </w:rPr>
-      </w:pPr>
-    </w:p>
-    <w:tbl>
-      <w:tblPr>
-        <w:tblStyle w:val="TableGrid"/>
-        <w:tblW w:w="0" w:type="auto"/>
-        <w:tblLook w:val="04A0" w:firstRow="1" w:lastRow="0" w:firstColumn="1" w:lastColumn="0" w:noHBand="0" w:noVBand="1"/>
-      </w:tblPr>
-      <w:tblGrid>
-        <w:gridCol w:w="3005"/>
-        <w:gridCol w:w="3005"/>
-        <w:gridCol w:w="3006"/>
-      </w:tblGrid>
-      <w:tr>
-        <w:tc>
-          <w:tcPr>
-            <w:tcW w:w="9016" w:type="dxa"/>
-            <w:gridSpan w:val="3"/>
-          </w:tcPr>
-          <w:p>
-            <w:pPr>
-              <w:jc w:val="center"/>
-              <w:rPr>
-                <w:b/>
-                <w:bCs/>
-              </w:rPr>
-            </w:pPr>
-            <w:r>
-              <w:rPr>
-                <w:b/>
-                <w:bCs/>
-              </w:rPr>
-              <w:lastRenderedPageBreak/>
-              <w:t>Usability</w:t>
-            </w:r>
-          </w:p>
-        </w:tc>
-      </w:tr>
-      <w:tr>
-        <w:tc>
-          <w:tcPr>
-            <w:tcW w:w="3005" w:type="dxa"/>
-          </w:tcPr>
-          <w:p>
-            <w:pPr>
-              <w:rPr>
-                <w:b/>
-                <w:bCs/>
-              </w:rPr>
-            </w:pPr>
-            <w:r>
-              <w:rPr>
-                <w:b/>
-                <w:bCs/>
-              </w:rPr>
-              <w:t>Non-Functional Requirement</w:t>
-            </w:r>
-          </w:p>
-        </w:tc>
-        <w:tc>
-          <w:tcPr>
-            <w:tcW w:w="3005" w:type="dxa"/>
-          </w:tcPr>
-          <w:p>
-            <w:pPr>
-              <w:rPr>
-                <w:b/>
-                <w:bCs/>
-              </w:rPr>
-            </w:pPr>
-            <w:r>
-              <w:rPr>
-                <w:b/>
-                <w:bCs/>
-              </w:rPr>
-              <w:t>KPI</w:t>
-            </w:r>
-          </w:p>
-        </w:tc>
-        <w:tc>
-          <w:tcPr>
-            <w:tcW w:w="3006" w:type="dxa"/>
-          </w:tcPr>
-          <w:p>
-            <w:pPr>
-              <w:rPr>
-                <w:b/>
-                <w:bCs/>
-              </w:rPr>
-            </w:pPr>
-            <w:r>
-              <w:rPr>
-                <w:b/>
-                <w:bCs/>
-              </w:rPr>
-              <w:t>Justification</w:t>
-            </w:r>
-          </w:p>
-        </w:tc>
-      </w:tr>
-      <w:tr>
-        <w:tc>
-          <w:tcPr>
-            <w:tcW w:w="3005" w:type="dxa"/>
-          </w:tcPr>
-          <w:p>
-            <w:r>
-              <w:t>Users must be able to complete order placement within 5 minutes.</w:t>
-            </w:r>
-          </w:p>
-        </w:tc>
-        <w:tc>
-          <w:tcPr>
-            <w:tcW w:w="3005" w:type="dxa"/>
-          </w:tcPr>
-          <w:p>
-            <w:r>
-              <w:t>At least 90% of users must successfully complete a purchase during usability testing.</w:t>
-            </w:r>
-          </w:p>
-          <w:p/>
-          <w:p>
-            <w:r>
-              <w:t>New users should be able to learn basic navigation in under 2 minutes.</w:t>
-            </w:r>
-          </w:p>
-        </w:tc>
-        <w:tc>
-          <w:tcPr>
-            <w:tcW w:w="3006" w:type="dxa"/>
-          </w:tcPr>
-          <w:p>
-            <w:r>
-              <w:t>Efficient and intuitive ordering reduces abandonment rates and improves satisfaction. By ensuring customers can complete transactions quickly. GLH enhances the user experience and supports higher conversion rates.</w:t>
-            </w:r>
-          </w:p>
-        </w:tc>
-      </w:tr>
-      <w:tr>
-        <w:tc>
-          <w:tcPr>
-            <w:tcW w:w="3005" w:type="dxa"/>
-          </w:tcPr>
-          <w:p>
-            <w:r>
-              <w:t>Navigation should be consistent across all pages.</w:t>
-            </w:r>
-          </w:p>
-        </w:tc>
-        <w:tc>
-          <w:tcPr>
-            <w:tcW w:w="3005" w:type="dxa"/>
-          </w:tcPr>
-          <w:p>
-            <w:r>
-              <w:t>100% of pages must contain the same main navigation menu.</w:t>
-            </w:r>
-          </w:p>
-          <w:p/>
-          <w:p>
-            <w:r>
-              <w:t>Users must reach any major section in 3 clicks or fewer.</w:t>
-            </w:r>
-          </w:p>
-        </w:tc>
-        <w:tc>
-          <w:tcPr>
-            <w:tcW w:w="3006" w:type="dxa"/>
-          </w:tcPr>
-          <w:p>
-            <w:r>
-              <w:t>Consistent navigation reduces cognitive load, helps users learn the system faster, and minimizes errors, ensuring that both new and returning customers can use the platform effectively.</w:t>
-            </w:r>
-          </w:p>
-        </w:tc>
-      </w:tr>
-      <w:tr>
-        <w:tc>
-          <w:tcPr>
-            <w:tcW w:w="3005" w:type="dxa"/>
-          </w:tcPr>
-          <w:p>
-            <w:r>
-              <w:t>Forms must provide clear error messages for invalid input.</w:t>
-            </w:r>
-          </w:p>
-        </w:tc>
-        <w:tc>
-          <w:tcPr>
-            <w:tcW w:w="3005" w:type="dxa"/>
-          </w:tcPr>
-          <w:p>
-            <w:r>
-              <w:t>95% of users must complete forms without needing help.</w:t>
-            </w:r>
-          </w:p>
-          <w:p/>
-          <w:p>
-            <w:r>
-              <w:t>Form validation errors must appear immediately when incorrect data is entered.</w:t>
-            </w:r>
-          </w:p>
-        </w:tc>
-        <w:tc>
-          <w:tcPr>
-            <w:tcW w:w="3006" w:type="dxa"/>
-          </w:tcPr>
-          <w:p>
-            <w:r>
-              <w:t>Consistent navigation reduces cognitive load, helps users learn the system faster, and minimizes errors, ensuring that both new and returning customers can use the platform effectively.</w:t>
-            </w:r>
-          </w:p>
-        </w:tc>
-      </w:tr>
-      <w:tr>
-        <w:tc>
-          <w:tcPr>
-            <w:tcW w:w="3005" w:type="dxa"/>
-          </w:tcPr>
-          <w:p>
-            <w:r>
-              <w:t>Mobile users must be able to complete all key tasks.</w:t>
-            </w:r>
-          </w:p>
-        </w:tc>
-        <w:tc>
-          <w:tcPr>
-            <w:tcW w:w="3005" w:type="dxa"/>
-          </w:tcPr>
-          <w:p>
-            <w:r>
-              <w:t xml:space="preserve">100% </w:t>
-            </w:r>
-            <w:r>
-              <w:t>of core features must be usable on mobile devices.</w:t>
-            </w:r>
-          </w:p>
-          <w:p/>
-          <w:p>
-            <w:r>
-              <w:t>Mobile page load times must remain under 3 seconds.</w:t>
-            </w:r>
-          </w:p>
-        </w:tc>
-        <w:tc>
-          <w:tcPr>
-            <w:tcW w:w="3006" w:type="dxa"/>
-          </w:tcPr>
-          <w:p>
-            <w:r>
-              <w:t>Ensures the platform is fully usable across devices, extending access to a wider audience and supporting users who prefer to shop via smartphones or tablets, which is essential for modern e-commerce.</w:t>
-            </w:r>
-          </w:p>
-        </w:tc>
-      </w:tr>
-    </w:tbl>
-    <w:p>
-      <w:pPr>
-        <w:rPr>
-          <w:b/>
-          <w:bCs/>
-        </w:rPr>
-      </w:pPr>
-    </w:p>
-    <w:tbl>
-      <w:tblPr>
-        <w:tblStyle w:val="TableGrid"/>
-        <w:tblW w:w="0" w:type="auto"/>
-        <w:tblLook w:val="04A0" w:firstRow="1" w:lastRow="0" w:firstColumn="1" w:lastColumn="0" w:noHBand="0" w:noVBand="1"/>
-      </w:tblPr>
-      <w:tblGrid>
-        <w:gridCol w:w="3005"/>
-        <w:gridCol w:w="3005"/>
-        <w:gridCol w:w="3006"/>
-      </w:tblGrid>
-      <w:tr>
-        <w:tc>
-          <w:tcPr>
-            <w:tcW w:w="9016" w:type="dxa"/>
-            <w:gridSpan w:val="3"/>
-          </w:tcPr>
-          <w:p>
-            <w:pPr>
-              <w:jc w:val="center"/>
-              <w:rPr>
-                <w:b/>
-                <w:bCs/>
-              </w:rPr>
-            </w:pPr>
-            <w:r>
-              <w:rPr>
-                <w:b/>
-                <w:bCs/>
-              </w:rPr>
-              <w:t>Accessibility</w:t>
-            </w:r>
-          </w:p>
-        </w:tc>
-      </w:tr>
-      <w:tr>
-        <w:tc>
-          <w:tcPr>
-            <w:tcW w:w="3005" w:type="dxa"/>
-          </w:tcPr>
-          <w:p>
-            <w:pPr>
-              <w:rPr>
-                <w:b/>
-                <w:bCs/>
-              </w:rPr>
-            </w:pPr>
-            <w:r>
-              <w:rPr>
-                <w:b/>
-                <w:bCs/>
-              </w:rPr>
-              <w:t>Non-Functional Requirement</w:t>
-            </w:r>
-          </w:p>
-        </w:tc>
-        <w:tc>
-          <w:tcPr>
-            <w:tcW w:w="3005" w:type="dxa"/>
-          </w:tcPr>
-          <w:p>
-            <w:pPr>
-              <w:rPr>
-                <w:b/>
-                <w:bCs/>
-              </w:rPr>
-            </w:pPr>
-            <w:r>
-              <w:rPr>
-                <w:b/>
-                <w:bCs/>
-              </w:rPr>
-              <w:t>KPI</w:t>
-            </w:r>
-          </w:p>
-        </w:tc>
-        <w:tc>
-          <w:tcPr>
-            <w:tcW w:w="3006" w:type="dxa"/>
-          </w:tcPr>
-          <w:p>
-            <w:pPr>
-              <w:rPr>
-                <w:b/>
-                <w:bCs/>
-              </w:rPr>
-            </w:pPr>
-            <w:r>
-              <w:rPr>
-                <w:b/>
-                <w:bCs/>
-              </w:rPr>
-              <w:t>Justification</w:t>
-            </w:r>
-          </w:p>
-        </w:tc>
-      </w:tr>
-      <w:tr>
-        <w:tc>
-          <w:tcPr>
-            <w:tcW w:w="3005" w:type="dxa"/>
-          </w:tcPr>
-          <w:p>
-            <w:r>
-              <w:t>Text must be adjustable by at least 50% without breaking layout.</w:t>
-            </w:r>
-          </w:p>
-        </w:tc>
-        <w:tc>
-          <w:tcPr>
-            <w:tcW w:w="3005" w:type="dxa"/>
-          </w:tcPr>
-          <w:p>
-            <w:r>
-              <w:t>Users must be able to increase text size by up to 200% without layout issues.</w:t>
-            </w:r>
-          </w:p>
-          <w:p/>
-        </w:tc>
-        <w:tc>
-          <w:tcPr>
-            <w:tcW w:w="3006" w:type="dxa"/>
-          </w:tcPr>
-          <w:p>
-            <w:r>
-              <w:t>Adjustable text ensures users with visual impairments can comfortably read content. This improves accessibility compliance with WCAG standards, and user satisfaction across diverse user groups.</w:t>
-            </w:r>
-          </w:p>
-        </w:tc>
-      </w:tr>
-      <w:tr>
-        <w:tc>
-          <w:tcPr>
-            <w:tcW w:w="3005" w:type="dxa"/>
-          </w:tcPr>
-          <w:p>
-            <w:r>
-              <w:t>High contrast mode must be available.</w:t>
-            </w:r>
-          </w:p>
-        </w:tc>
-        <w:tc>
-          <w:tcPr>
-            <w:tcW w:w="3005" w:type="dxa"/>
-          </w:tcPr>
-          <w:p>
-            <w:r>
-              <w:t>100% of pages support high contrast without layout issues.</w:t>
-            </w:r>
-          </w:p>
-          <w:p/>
-          <w:p>
-            <w:r>
-              <w:t>Text contrast must meet WCAG 2.1 AA contrast ratios.</w:t>
-            </w:r>
-          </w:p>
-        </w:tc>
-        <w:tc>
-          <w:tcPr>
-            <w:tcW w:w="3006" w:type="dxa"/>
-          </w:tcPr>
-          <w:p>
-            <w:r>
-              <w:t>High contrast mode assists users with low vision or colour sensitivity, ensuring they can interact with all platform features effectively.</w:t>
-            </w:r>
-          </w:p>
-        </w:tc>
-      </w:tr>
-      <w:tr>
-        <w:tc>
-          <w:tcPr>
-            <w:tcW w:w="3005" w:type="dxa"/>
-          </w:tcPr>
-          <w:p>
-            <w:r>
-              <w:t>Screen reader compatibility must be supported.</w:t>
-            </w:r>
-          </w:p>
-        </w:tc>
-        <w:tc>
-          <w:tcPr>
-            <w:tcW w:w="3005" w:type="dxa"/>
-          </w:tcPr>
-          <w:p>
-            <w:r>
-              <w:t>100% of images must contain alt text.</w:t>
-            </w:r>
-          </w:p>
-          <w:p/>
-          <w:p>
-            <w:r>
-              <w:t>Screen readers must correctly interpret all navigation elements.</w:t>
-            </w:r>
-          </w:p>
-        </w:tc>
-        <w:tc>
-          <w:tcPr>
-            <w:tcW w:w="3006" w:type="dxa"/>
-          </w:tcPr>
-          <w:p>
-            <w:r>
-              <w:t>Ensures the platform is usable by visually impaired users, complying with accessibility legislation and broadening the potential user base.</w:t>
-            </w:r>
-          </w:p>
-        </w:tc>
-      </w:tr>
-      <w:tr>
-        <w:tc>
-          <w:tcPr>
-            <w:tcW w:w="3005" w:type="dxa"/>
-          </w:tcPr>
-          <w:p>
-            <w:r>
-              <w:lastRenderedPageBreak/>
-              <w:t>Keyboard navigation must be fully functional.</w:t>
-            </w:r>
-          </w:p>
-        </w:tc>
-        <w:tc>
-          <w:tcPr>
-            <w:tcW w:w="3005" w:type="dxa"/>
-          </w:tcPr>
-          <w:p>
-            <w:r>
-              <w:t>100</w:t>
-            </w:r>
-            <w:r>
-              <w:t>% of interactive elements must be accessible using keyboard navigation</w:t>
-            </w:r>
-          </w:p>
-          <w:p/>
-          <w:p>
-            <w:r>
-              <w:t>Focus indicators must be visible on all clickable elements.</w:t>
-            </w:r>
-            <w:r>
-              <w:t xml:space="preserve"> </w:t>
-            </w:r>
-          </w:p>
-        </w:tc>
-        <w:tc>
-          <w:tcPr>
-            <w:tcW w:w="3006" w:type="dxa"/>
-          </w:tcPr>
-          <w:p>
-            <w:r>
-              <w:t>Users who cannot use a mouse can still interact with the site fully, demonstrating inclusivity and accessibility, and meeting legal and ethical standards.</w:t>
-            </w:r>
-          </w:p>
-        </w:tc>
-      </w:tr>
-    </w:tbl>
-    <w:p>
-      <w:pPr>
-        <w:rPr>
-          <w:b/>
-          <w:bCs/>
-        </w:rPr>
-      </w:pPr>
-    </w:p>
-    <w:tbl>
-      <w:tblPr>
-        <w:tblStyle w:val="TableGrid"/>
-        <w:tblW w:w="0" w:type="auto"/>
-        <w:tblLook w:val="04A0" w:firstRow="1" w:lastRow="0" w:firstColumn="1" w:lastColumn="0" w:noHBand="0" w:noVBand="1"/>
-      </w:tblPr>
-      <w:tblGrid>
-        <w:gridCol w:w="3005"/>
-        <w:gridCol w:w="3005"/>
-        <w:gridCol w:w="3006"/>
-      </w:tblGrid>
-      <w:tr>
-        <w:tc>
-          <w:tcPr>
-            <w:tcW w:w="9016" w:type="dxa"/>
-            <w:gridSpan w:val="3"/>
-          </w:tcPr>
-          <w:p>
-            <w:pPr>
-              <w:jc w:val="center"/>
-              <w:rPr>
-                <w:b/>
-                <w:bCs/>
-              </w:rPr>
-            </w:pPr>
-            <w:r>
-              <w:rPr>
-                <w:b/>
-                <w:bCs/>
-              </w:rPr>
-              <w:t>Scalability</w:t>
-            </w:r>
-          </w:p>
-        </w:tc>
-      </w:tr>
-      <w:tr>
-        <w:tc>
-          <w:tcPr>
-            <w:tcW w:w="3005" w:type="dxa"/>
-          </w:tcPr>
-          <w:p>
-            <w:pPr>
-              <w:rPr>
-                <w:b/>
-                <w:bCs/>
-              </w:rPr>
-            </w:pPr>
-            <w:r>
-              <w:rPr>
-                <w:b/>
-                <w:bCs/>
-              </w:rPr>
-              <w:t>Non-Functional Requirement</w:t>
-            </w:r>
-          </w:p>
-        </w:tc>
-        <w:tc>
-          <w:tcPr>
-            <w:tcW w:w="3005" w:type="dxa"/>
-          </w:tcPr>
-          <w:p>
-            <w:pPr>
-              <w:rPr>
-                <w:b/>
-                <w:bCs/>
-              </w:rPr>
-            </w:pPr>
-            <w:r>
-              <w:rPr>
-                <w:b/>
-                <w:bCs/>
-              </w:rPr>
-              <w:t>KPI</w:t>
-            </w:r>
-          </w:p>
-        </w:tc>
-        <w:tc>
-          <w:tcPr>
-            <w:tcW w:w="3006" w:type="dxa"/>
-          </w:tcPr>
-          <w:p>
-            <w:pPr>
-              <w:rPr>
-                <w:b/>
-                <w:bCs/>
-              </w:rPr>
-            </w:pPr>
-            <w:r>
-              <w:rPr>
-                <w:b/>
-                <w:bCs/>
-              </w:rPr>
-              <w:t>Justification</w:t>
-            </w:r>
-          </w:p>
-        </w:tc>
-      </w:tr>
-      <w:tr>
-        <w:tc>
-          <w:tcPr>
-            <w:tcW w:w="3005" w:type="dxa"/>
-          </w:tcPr>
-          <w:p>
-            <w:r>
-              <w:t>The system must handle 1000 concurrent users without degradation.</w:t>
-            </w:r>
-          </w:p>
-        </w:tc>
-        <w:tc>
-          <w:tcPr>
-            <w:tcW w:w="3005" w:type="dxa"/>
-          </w:tcPr>
-          <w:p>
-            <w:r>
-              <w:t>The platform must support 1,000 concurrent users without performance degradation</w:t>
-            </w:r>
-          </w:p>
-          <w:p/>
-          <w:p>
-            <w:r>
-              <w:t>System response times must remain under 3 seconds during high demand.</w:t>
-            </w:r>
-          </w:p>
-        </w:tc>
-        <w:tc>
-          <w:tcPr>
-            <w:tcW w:w="3006" w:type="dxa"/>
-          </w:tcPr>
-          <w:p>
-            <w:r>
-              <w:t>Prepares the platform for growth and seasonal peaks. Ensures customers can shop without slowdowns, supporting business continuity.</w:t>
-            </w:r>
-          </w:p>
-        </w:tc>
-      </w:tr>
-      <w:tr>
-        <w:tc>
-          <w:tcPr>
-            <w:tcW w:w="3005" w:type="dxa"/>
-          </w:tcPr>
-          <w:p>
-            <w:r>
-              <w:t>Product catalogue can support 10,000+ items.</w:t>
-            </w:r>
-          </w:p>
-        </w:tc>
-        <w:tc>
-          <w:tcPr>
-            <w:tcW w:w="3005" w:type="dxa"/>
-          </w:tcPr>
-          <w:p>
-            <w:r>
-              <w:t>The database must support 10,000+ products.</w:t>
-            </w:r>
-          </w:p>
-          <w:p/>
-          <w:p>
-            <w:r>
-              <w:t>Products search performance must remain under 1 second with a full catalogue.</w:t>
-            </w:r>
-          </w:p>
-        </w:tc>
-        <w:tc>
-          <w:tcPr>
-            <w:tcW w:w="3006" w:type="dxa"/>
-          </w:tcPr>
-          <w:p>
-            <w:r>
-              <w:t>Allows GLH to expand producer offerings without affecting performance, maintaining a positive user experience.</w:t>
-            </w:r>
-          </w:p>
-        </w:tc>
-      </w:tr>
-      <w:tr>
-        <w:tc>
-          <w:tcPr>
-            <w:tcW w:w="3005" w:type="dxa"/>
-          </w:tcPr>
-          <w:p>
-            <w:r>
-              <w:t>Order history database must scale to 50,000 orders.</w:t>
-            </w:r>
-          </w:p>
-        </w:tc>
-        <w:tc>
-          <w:tcPr>
-            <w:tcW w:w="3005" w:type="dxa"/>
-          </w:tcPr>
-          <w:p>
-            <w:r>
-              <w:t>Query performance &lt; 2 seconds for historical orders.</w:t>
-            </w:r>
-          </w:p>
-          <w:p/>
-          <w:p>
-            <w:r>
-              <w:t>The database must support 50,000+ stored orders.</w:t>
-            </w:r>
-          </w:p>
-        </w:tc>
-        <w:tc>
-          <w:tcPr>
-            <w:tcW w:w="3006" w:type="dxa"/>
-          </w:tcPr>
-          <w:p>
-            <w:r>
-              <w:t>Ensures long-term operational efficiency and avoids degradation as order volume increases.</w:t>
-            </w:r>
-          </w:p>
-        </w:tc>
-      </w:tr>
-      <w:tr>
-        <w:tc>
-          <w:tcPr>
-            <w:tcW w:w="3005" w:type="dxa"/>
-          </w:tcPr>
-          <w:p>
-            <w:r>
-              <w:t>The system architecture must allow horizontal scaling.</w:t>
-            </w:r>
-          </w:p>
-        </w:tc>
-        <w:tc>
-          <w:tcPr>
-            <w:tcW w:w="3005" w:type="dxa"/>
-          </w:tcPr>
-          <w:p>
-            <w:r>
-              <w:t>New servers must be deployable within 30 minutes</w:t>
-            </w:r>
-          </w:p>
-          <w:p/>
-          <w:p>
-            <w:r>
-              <w:t xml:space="preserve"> Scaling must occur without system downtime.</w:t>
-            </w:r>
-          </w:p>
-        </w:tc>
-        <w:tc>
-          <w:tcPr>
-            <w:tcW w:w="3006" w:type="dxa"/>
-          </w:tcPr>
-          <w:p>
-            <w:r>
-              <w:t>Supports future growth in traffic and data while maintaining performance and reliability.</w:t>
-            </w:r>
-          </w:p>
-        </w:tc>
-      </w:tr>
-    </w:tbl>
-    <w:p>
-      <w:pPr>
-        <w:rPr>
-          <w:b/>
-          <w:bCs/>
-        </w:rPr>
-      </w:pPr>
-    </w:p>
-    <w:tbl>
-      <w:tblPr>
-        <w:tblStyle w:val="TableGrid"/>
-        <w:tblW w:w="0" w:type="auto"/>
-        <w:tblLook w:val="04A0" w:firstRow="1" w:lastRow="0" w:firstColumn="1" w:lastColumn="0" w:noHBand="0" w:noVBand="1"/>
-      </w:tblPr>
-      <w:tblGrid>
-        <w:gridCol w:w="3005"/>
-        <w:gridCol w:w="3005"/>
-        <w:gridCol w:w="3006"/>
-      </w:tblGrid>
-      <w:tr>
-        <w:tc>
-          <w:tcPr>
-            <w:tcW w:w="9016" w:type="dxa"/>
-            <w:gridSpan w:val="3"/>
-          </w:tcPr>
-          <w:p>
-            <w:pPr>
-              <w:jc w:val="center"/>
-              <w:rPr>
-                <w:b/>
-                <w:bCs/>
-              </w:rPr>
-            </w:pPr>
-            <w:r>
-              <w:rPr>
-                <w:b/>
-                <w:bCs/>
-              </w:rPr>
-              <w:t>Capacity</w:t>
-            </w:r>
-          </w:p>
-        </w:tc>
-      </w:tr>
-      <w:tr>
-        <w:tc>
-          <w:tcPr>
-            <w:tcW w:w="3005" w:type="dxa"/>
-          </w:tcPr>
-          <w:p>
-            <w:pPr>
-              <w:rPr>
-                <w:b/>
-                <w:bCs/>
-              </w:rPr>
-            </w:pPr>
-            <w:r>
-              <w:rPr>
-                <w:b/>
-                <w:bCs/>
-              </w:rPr>
-              <w:t>Non-Functional Requirement</w:t>
-            </w:r>
-          </w:p>
-        </w:tc>
-        <w:tc>
-          <w:tcPr>
-            <w:tcW w:w="3005" w:type="dxa"/>
-          </w:tcPr>
-          <w:p>
-            <w:pPr>
-              <w:rPr>
-                <w:b/>
-                <w:bCs/>
-              </w:rPr>
-            </w:pPr>
-            <w:r>
-              <w:rPr>
-                <w:b/>
-                <w:bCs/>
-              </w:rPr>
-              <w:t>KPI</w:t>
-            </w:r>
-          </w:p>
-        </w:tc>
-        <w:tc>
-          <w:tcPr>
-            <w:tcW w:w="3006" w:type="dxa"/>
-          </w:tcPr>
-          <w:p>
-            <w:pPr>
-              <w:rPr>
-                <w:b/>
-                <w:bCs/>
-              </w:rPr>
-            </w:pPr>
-            <w:r>
-              <w:rPr>
-                <w:b/>
-                <w:bCs/>
-              </w:rPr>
-              <w:t>Justification</w:t>
-            </w:r>
-          </w:p>
-        </w:tc>
-      </w:tr>
-      <w:tr>
-        <w:tc>
-          <w:tcPr>
-            <w:tcW w:w="3005" w:type="dxa"/>
-          </w:tcPr>
-          <w:p>
-            <w:r>
-              <w:t>The system must support at least 500 simultaneous customer sessions.</w:t>
-            </w:r>
-          </w:p>
-        </w:tc>
-        <w:tc>
-          <w:tcPr>
-            <w:tcW w:w="3005" w:type="dxa"/>
-          </w:tcPr>
-          <w:p>
-            <w:r>
-              <w:t>Response times remain under 3 seconds for 500 concurrent users.</w:t>
-            </w:r>
-          </w:p>
-        </w:tc>
-        <w:tc>
-          <w:tcPr>
-            <w:tcW w:w="3006" w:type="dxa"/>
-          </w:tcPr>
-          <w:p>
-            <w:r>
-              <w:t>Ensures that during busy periods (e.g., seasonal promotions) the platform remains responsive and accessible, preventing customer frustration and lost sales. Having sufficient capacity is essential for maintaining reliability and operational efficiency.</w:t>
-            </w:r>
-          </w:p>
-        </w:tc>
-      </w:tr>
-      <w:tr>
-        <w:tc>
-          <w:tcPr>
-            <w:tcW w:w="3005" w:type="dxa"/>
-          </w:tcPr>
-          <w:p>
-            <w:r>
-              <w:t>The product database must handle 10,000 products without performance degradation.</w:t>
-            </w:r>
-          </w:p>
-        </w:tc>
-        <w:tc>
-          <w:tcPr>
-            <w:tcW w:w="3005" w:type="dxa"/>
-          </w:tcPr>
-          <w:p>
-            <w:r>
-              <w:t>Product queries must return results in under 1 second.</w:t>
-            </w:r>
-          </w:p>
-          <w:p/>
-          <w:p>
-            <w:r>
-              <w:t>The system must support 10,000 product listings</w:t>
-            </w:r>
-          </w:p>
-        </w:tc>
-        <w:tc>
-          <w:tcPr>
-            <w:tcW w:w="3006" w:type="dxa"/>
-          </w:tcPr>
-          <w:p>
-            <w:r>
-              <w:t>Allows GLH to scale the platform as more local producers join, ensuring that customers can browse a large inventory without delays, maintaining usability and a smooth shopping experience.</w:t>
-            </w:r>
-          </w:p>
-        </w:tc>
-      </w:tr>
-      <w:tr>
-        <w:tc>
-          <w:tcPr>
-            <w:tcW w:w="3005" w:type="dxa"/>
-          </w:tcPr>
-          <w:p>
-            <w:r>
-              <w:lastRenderedPageBreak/>
-              <w:t>The order management system must process up to 2000 orders per day.</w:t>
-            </w:r>
-          </w:p>
-        </w:tc>
-        <w:tc>
-          <w:tcPr>
-            <w:tcW w:w="3005" w:type="dxa"/>
-          </w:tcPr>
-          <w:p>
-            <w:r>
-              <w:t>The system must process 2,000 orders per day if needed.</w:t>
-            </w:r>
-          </w:p>
-          <w:p/>
-          <w:p>
-            <w:r>
-              <w:t>Order processing errors must remain below 1%.</w:t>
-            </w:r>
-          </w:p>
-        </w:tc>
-        <w:tc>
-          <w:tcPr>
-            <w:tcW w:w="3006" w:type="dxa"/>
-          </w:tcPr>
-          <w:p>
-            <w:r>
-              <w:t>Ensures the system can cope with peak operational demand, preventing lost or delayed orders, and maintaining customer trust and satisfaction.</w:t>
-            </w:r>
-          </w:p>
-        </w:tc>
-      </w:tr>
-      <w:tr>
-        <w:tc>
-          <w:tcPr>
-            <w:tcW w:w="3005" w:type="dxa"/>
-          </w:tcPr>
-          <w:p>
-            <w:r>
-              <w:t>User account management must support 20,000 registered users.</w:t>
-            </w:r>
-          </w:p>
-        </w:tc>
-        <w:tc>
-          <w:tcPr>
-            <w:tcW w:w="3005" w:type="dxa"/>
-          </w:tcPr>
-          <w:p>
-            <w:r>
-              <w:t>Login and account retrieval operations complete in &lt; 2 seconds.</w:t>
-            </w:r>
-          </w:p>
-          <w:p/>
-          <w:p>
-            <w:r>
-              <w:t>The platform must support 20,000 registered users.</w:t>
-            </w:r>
-          </w:p>
-        </w:tc>
-        <w:tc>
-          <w:tcPr>
-            <w:tcW w:w="3006" w:type="dxa"/>
-          </w:tcPr>
-          <w:p>
-            <w:r>
-              <w:t>Guarantees the platform can grow over time as more customers register, while maintaining fast, reliable access to personal information and purchase history</w:t>
-            </w:r>
-          </w:p>
-        </w:tc>
-      </w:tr>
-    </w:tbl>
-    <w:p>
-      <w:pPr>
-        <w:rPr>
-          <w:sz w:val="22"/>
-          <w:szCs w:val="22"/>
-        </w:rPr>
-      </w:pPr>
-    </w:p>
-    <w:p>
-      <w:pPr>
-        <w:pStyle w:val="Title"/>
-        <w:rPr>
-          <w:sz w:val="44"/>
-          <w:szCs w:val="44"/>
-        </w:rPr>
-      </w:pPr>
-      <w:r>
-        <w:rPr>
-          <w:sz w:val="44"/>
-          <w:szCs w:val="44"/>
-        </w:rPr>
-        <w:t xml:space="preserve">FUNCTIONAL REQUIREMENT hIERARCHY dIAGRAM </w:t>
-      </w:r>
-    </w:p>
-    <w:p>
-      <w:pPr>
-        <w:rPr>
-          <w:b/>
-          <w:bCs/>
-        </w:rPr>
-      </w:pPr>
-      <w:r>
-        <w:rPr>
           <w:noProof/>
         </w:rPr>
+        <w:lastRenderedPageBreak/>
         <w:drawing>
-          <wp:anchor distT="0" distB="0" distL="114300" distR="114300" simplePos="0" relativeHeight="251658240" behindDoc="1" locked="0" layoutInCell="1" allowOverlap="1" wp14:anchorId="71E87578" wp14:editId="7580C4A0">
+          <wp:anchor distT="0" distB="0" distL="114300" distR="114300" simplePos="0" relativeHeight="251659264" behindDoc="1" locked="0" layoutInCell="1" allowOverlap="1" wp14:anchorId="6CE1F65C" wp14:editId="239B0B96">
             <wp:simplePos x="0" y="0"/>
             <wp:positionH relativeFrom="column">
-              <wp:posOffset>0</wp:posOffset>
+              <wp:posOffset>-345440</wp:posOffset>
             </wp:positionH>
             <wp:positionV relativeFrom="paragraph">
               <wp:posOffset>0</wp:posOffset>
             </wp:positionV>
-            <wp:extent cx="5731510" cy="5374640"/>
-            <wp:effectExtent l="0" t="0" r="2540" b="0"/>
+            <wp:extent cx="6754940" cy="4495800"/>
+            <wp:effectExtent l="0" t="0" r="8255" b="0"/>
             <wp:wrapTight wrapText="bothSides">
               <wp:wrapPolygon edited="0">
                 <wp:start x="0" y="0"/>
-                <wp:lineTo x="0" y="21513"/>
-                <wp:lineTo x="21538" y="21513"/>
-                <wp:lineTo x="21538" y="0"/>
+                <wp:lineTo x="0" y="21508"/>
+                <wp:lineTo x="21565" y="21508"/>
+                <wp:lineTo x="21565" y="0"/>
                 <wp:lineTo x="0" y="0"/>
               </wp:wrapPolygon>
             </wp:wrapTight>
-            <wp:docPr id="1" name="Picture 1"/>
+            <wp:docPr id="3" name="Picture 3"/>
             <wp:cNvGraphicFramePr>
               <a:graphicFrameLocks xmlns:a="http://schemas.openxmlformats.org/drawingml/2006/main" noChangeAspect="1"/>
             </wp:cNvGraphicFramePr>
@@ -4008,34 +4444,36 @@
               <a:graphicData uri="http://schemas.openxmlformats.org/drawingml/2006/picture">
                 <pic:pic xmlns:pic="http://schemas.openxmlformats.org/drawingml/2006/picture">
                   <pic:nvPicPr>
-                    <pic:cNvPr id="1" name=""/>
-                    <pic:cNvPicPr/>
+                    <pic:cNvPr id="0" name="Picture 1"/>
+                    <pic:cNvPicPr>
+                      <a:picLocks noChangeAspect="1" noChangeArrowheads="1"/>
+                    </pic:cNvPicPr>
                   </pic:nvPicPr>
                   <pic:blipFill>
-                    <a:blip r:embed="rId8">
+                    <a:blip r:embed="rId9">
                       <a:extLst>
                         <a:ext uri="{28A0092B-C50C-407E-A947-70E740481C1C}">
                           <a14:useLocalDpi xmlns:a14="http://schemas.microsoft.com/office/drawing/2010/main" val="0"/>
                         </a:ext>
                       </a:extLst>
                     </a:blip>
+                    <a:srcRect/>
                     <a:stretch>
                       <a:fillRect/>
                     </a:stretch>
                   </pic:blipFill>
-                  <pic:spPr>
+                  <pic:spPr bwMode="auto">
                     <a:xfrm>
                       <a:off x="0" y="0"/>
-                      <a:ext cx="5731510" cy="5374640"/>
+                      <a:ext cx="6754940" cy="4495800"/>
                     </a:xfrm>
                     <a:prstGeom prst="rect">
                       <a:avLst/>
                     </a:prstGeom>
-                    <a:effectLst>
-                      <a:innerShdw blurRad="114300">
-                        <a:prstClr val="black"/>
-                      </a:innerShdw>
-                    </a:effectLst>
+                    <a:noFill/>
+                    <a:ln>
+                      <a:noFill/>
+                    </a:ln>
                   </pic:spPr>
                 </pic:pic>
               </a:graphicData>
@@ -4043,71 +4481,6 @@
           </wp:anchor>
         </w:drawing>
       </w:r>
-    </w:p>
-    <w:p>
-      <w:pPr>
-        <w:pStyle w:val="Title"/>
-      </w:pPr>
-      <w:r>
-        <w:lastRenderedPageBreak/>
-        <w:t>UI Considerations</w:t>
-      </w:r>
-    </w:p>
-    <w:p/>
-    <w:p>
-      <w:r>
-        <w:t>So</w:t>
-      </w:r>
-      <w:r>
-        <w:t>me key aspects I have considered for the design phase are the colour scheme, spacing, fonts, images, and illustrations. First, I intend to use a natural and earthy colour scheme, utilising colours such as green brown, and soft yellow, as these reflect local and sustainable food theme of Greenfield Local Hub. This will help create an immediate visual connection with the brand’s focus on local farming and environmentally friendly products. Furthermore, I will make use of white space throughout the site to create a clean and modern appearance, allowing key elements such as product images, prices, and calls to action to stand out and be easily noticed by users.</w:t>
-      </w:r>
-    </w:p>
-    <w:p>
-      <w:r>
-        <w:t>For typography, I have chosen the Montserrat font, which is widely used and familiar to users, ensuring readability and comfort when navigating the site. Montserrat also has a modern and clean aesthetic which complements the natural theme while maintaining professionalism. Consistent use of this font across all pages will provide visual cohesion and improve user experience.</w:t>
-      </w:r>
-    </w:p>
-    <w:p>
-      <w:r>
-        <w:t>I have also decided to use professional high-quality images of the products and local producers, following the platform sustainability and local sourcing theme. This will not only make the website visually appealing but will also build trust with customers by showcasing authentic local produce. Additionally, I will include clean, consistent illustrations where appropriate for example in the order tracking or loyalty sections, to support clarity and enhance usability without overwhelming the user.</w:t>
-      </w:r>
-    </w:p>
-    <w:p>
-      <w:r>
-        <w:t>Finally, I will ensure that all visual elements are designed with accessibility in mind, including sufficient contract between text and backgrounds, clear icons, and layout structures that work across desktop, tablet and mobile devices. This will make the platform usable for a wide range of users, including those with visual impairments, while maintaining the professional and modern feel that reflects the values of Greenfield Local Hub.</w:t>
-      </w:r>
-    </w:p>
-    <w:p>
-      <w:pPr>
-        <w:rPr>
-          <w:b/>
-          <w:bCs/>
-        </w:rPr>
-      </w:pPr>
-    </w:p>
-    <w:p>
-      <w:pPr>
-        <w:rPr>
-          <w:b/>
-          <w:bCs/>
-        </w:rPr>
-      </w:pPr>
-    </w:p>
-    <w:p>
-      <w:pPr>
-        <w:rPr>
-          <w:b/>
-          <w:bCs/>
-        </w:rPr>
-      </w:pPr>
-    </w:p>
-    <w:p>
-      <w:pPr>
-        <w:rPr>
-          <w:b/>
-          <w:bCs/>
-        </w:rPr>
-      </w:pPr>
     </w:p>
     <w:p>
       <w:pPr>
@@ -4122,8 +4495,7 @@
         <w:pStyle w:val="Title"/>
       </w:pPr>
       <w:r>
-        <w:lastRenderedPageBreak/>
-        <w:t>Security considerations and risk mitigation</w:t>
+        <w:t>Legal and regulatory requirements</w:t>
       </w:r>
     </w:p>
     <w:p/>
@@ -4154,7 +4526,7 @@
                 <w:b/>
                 <w:bCs/>
               </w:rPr>
-              <w:t>Risk</w:t>
+              <w:t>Legal Guideline</w:t>
             </w:r>
           </w:p>
         </w:tc>
@@ -4174,7 +4546,7 @@
                 <w:b/>
                 <w:bCs/>
               </w:rPr>
-              <w:t>Mitigation</w:t>
+              <w:t>Application</w:t>
             </w:r>
           </w:p>
         </w:tc>
@@ -4186,7 +4558,7 @@
           </w:tcPr>
           <w:p>
             <w:r>
-              <w:t>An attacker could attempt a Distributed Denial of Service (DDOS) attack by sending a large number of automated requests to the product catalogue or order system, overwhelming the server and making the website unavailable to legitimate users attempting to browse products or place orders.</w:t>
+              <w:t>UK GDPR (General Data Protection Regulation)</w:t>
             </w:r>
           </w:p>
         </w:tc>
@@ -4196,7 +4568,22 @@
           </w:tcPr>
           <w:p>
             <w:r>
-              <w:t>To mitigate the risk, I will implement rate limiting and request throttling, which restricts the number of requests that can be sent from a single IP address within a certain time period. This helps prevent automated bots from overwhelming the system. Additionally, the platform will require users to be logged into an account before placing orders, which reduces the risk of automated scripts abusing the order system. The measures will not completely prevent DDoS attacks but they significantly reduce the likelihood of the system being overwhelmed by automated traffic.</w:t>
+              <w:t>The platform will collect and store personal information when customers create accounts, place orders, or update their profiles to comply with UK GDPR, the system will only collect data that is necessary for the ser</w:t>
+            </w:r>
+            <w:r>
+              <w:t>vice to function, such as name, email address, and delivery details.</w:t>
+            </w:r>
+          </w:p>
+          <w:p>
+            <w:r>
+              <w:t xml:space="preserve">Personal data will be stored securely using encryption and password hashing to protect user accounts. Users will also be informed about how </w:t>
+            </w:r>
+            <w:r>
+              <w:lastRenderedPageBreak/>
+              <w:t>their data is used through a clear privacy policy and will have the ability to request access to or deletion of their personal data, ensuring their data rights are respected.</w:t>
+            </w:r>
+            <w:r>
+              <w:t xml:space="preserve"> </w:t>
             </w:r>
           </w:p>
         </w:tc>
@@ -4208,7 +4595,8 @@
           </w:tcPr>
           <w:p>
             <w:r>
-              <w:t>An attacker could attempt a SQL injection attack by entering malicious SQL code into input fields such as login forms, search bars, or product management forms in order to gain unauthorised access to the database and retrieve sensitive information such as user accounts or order data.</w:t>
+              <w:lastRenderedPageBreak/>
+              <w:t>Data Protection Act 2018</w:t>
             </w:r>
           </w:p>
         </w:tc>
@@ -4218,7 +4606,12 @@
           </w:tcPr>
           <w:p>
             <w:r>
-              <w:t>To mitigate this risk the system will use parameterized queries and prepared statements when interacting with the database. This ensures that any user input is treated strictly as data rather than executable SQL code. Additionally, all input fields will include server-side validation and sanitization to ensure that only valid data formats are accepted. This significantly reduces the possibility of attackers injecting malicious database commands.</w:t>
+              <w:t>The Data Protection Act works alongside UK GDPR and ensures that organisations handle personal data responsibly. To apply this law within the platform, al user data will be stored securely and access will be restricted using role-based permissions so that only authorised administrators can access sensitive information.</w:t>
+            </w:r>
+          </w:p>
+          <w:p>
+            <w:r>
+              <w:t>Additionally, data will not be shared with third parties unless unnecessary for the service (for example, delivery services), and this will be clearly explained to users in the privacy policy.</w:t>
             </w:r>
           </w:p>
         </w:tc>
@@ -4230,7 +4623,7 @@
           </w:tcPr>
           <w:p>
             <w:r>
-              <w:t>An attacker could attempt a brute force attack on the login system by repeatedly trying different password combinations in order to gain unauthorized access to a customer or producer account.</w:t>
+              <w:t>PECR (Privacy and Electronic Communications Regulations)</w:t>
             </w:r>
           </w:p>
         </w:tc>
@@ -4240,7 +4633,7 @@
           </w:tcPr>
           <w:p>
             <w:r>
-              <w:t>To mitigate this, the platform will implement strong password policies, requiring passwords to include a combination of uppercase letters, lowercase letters, numbers, and special characters. Additionally, the system will implement account lockout mechanisms after a certain number of failed login attempts, preventing attackers from repeatedly guessing passwords. This significantly reduces the likelihood of brute force attacks succeeding.</w:t>
+              <w:t>The website will use cookies to improve the user experience, such as remembering login sessions or saving preferences. To comply with PECR regulations, the website will include a cookie consent banner allowing users to accept or reject non-essential cookies before they are stored on their device. The system will also clearly explain the purpose of each cookie in the cookie policy, ensuring transparency and user consent before collection tracking data.</w:t>
             </w:r>
           </w:p>
         </w:tc>
@@ -4252,7 +4645,7 @@
           </w:tcPr>
           <w:p>
             <w:r>
-              <w:t>An attacker could perform Cross-Site Scripting (XSS) attack by injecting malicious scripts into input fields such as product descriptions or review sections. If executed, this code could run in another user’s browser, potentially stealing session cookies or redirecting users to malicious websites.</w:t>
+              <w:t>Equality Act 2010/Accessibility Requirements (WCAG)</w:t>
             </w:r>
           </w:p>
         </w:tc>
@@ -4262,7 +4655,10 @@
           </w:tcPr>
           <w:p>
             <w:r>
-              <w:t>To mitigate this risk, all user-submitted content will be validated and encoded before being displayed on web pages. This ensures that any scripts entered into input fields are treated as plain text rather than executable code. Additionally, the system will implement Content Security Policy (CSP) headers, which help prevent unauthorized scripts from running within the website.</w:t>
+              <w:t xml:space="preserve">The Equality Act requires digital services to be accessible to all users, including with disabilities. To comply with this, the platform will implement accessibility features such as adjustable text size, clear navigation, high contrast colour modes, and screen reader compatibility. All images will include alt text and interactive </w:t>
+            </w:r>
+            <w:r>
+              <w:t>elements will support keyboard navigation/ These features ensure the website can be used by a wide range of users and aligns with WCAG accessibility standards.</w:t>
             </w:r>
           </w:p>
         </w:tc>
@@ -4274,171 +4670,71 @@
           </w:tcPr>
           <w:p>
             <w:r>
+              <w:t>Consumer Rights Act 2015</w:t>
+            </w:r>
+          </w:p>
+        </w:tc>
+        <w:tc>
+          <w:tcPr>
+            <w:tcW w:w="4508" w:type="dxa"/>
+          </w:tcPr>
+          <w:p>
+            <w:r>
+              <w:t>As the platform allows customers to purchase food and drink products online, it must ensure that product information is accurate and transparent. The website will clearly display product descriptions, prices, availability, and producer information so that customers can make informed purchasing decisions. If issues occur with an order, customers will have access to support and refund policies that follow consumer protection regulations, ensuring fairness and transparency in transactions.</w:t>
+            </w:r>
+          </w:p>
+        </w:tc>
+      </w:tr>
+      <w:tr>
+        <w:tc>
+          <w:tcPr>
+            <w:tcW w:w="4508" w:type="dxa"/>
+          </w:tcPr>
+          <w:p>
+            <w:r>
+              <w:t>Computer Misuse Act 1990</w:t>
+            </w:r>
+          </w:p>
+        </w:tc>
+        <w:tc>
+          <w:tcPr>
+            <w:tcW w:w="4508" w:type="dxa"/>
+          </w:tcPr>
+          <w:p>
+            <w:r>
+              <w:t xml:space="preserve">The system must protect against unauthorised access or malicious use. To comply with this legislation, the platform will implement secure authentication systems, strong password requirements, and role-based access controls to prevent unauthorised users from accessing restricted areas such as producer dashboard or </w:t>
+            </w:r>
+            <w:r>
               <w:lastRenderedPageBreak/>
-              <w:t>Sensitive user information such as personal details, addresses, and order history could be intercepted by attackers if data is transmitted over an unsecured connection.</w:t>
-            </w:r>
-          </w:p>
-        </w:tc>
+              <w:t>database systems. Monitoring and logging mechanisms will also help detect suspicious activity, helping protect the system from cyber-attacks.</w:t>
+            </w:r>
+          </w:p>
+        </w:tc>
+      </w:tr>
+      <w:tr>
         <w:tc>
           <w:tcPr>
             <w:tcW w:w="4508" w:type="dxa"/>
           </w:tcPr>
           <w:p>
             <w:r>
-              <w:t>To mitigate this risk, the platform will enforce HTTPS encryption across the entire website using SSL/TLS certificates. This ensures that all communication between users and the server is encrypted, preventing attackers from intercepting or reading sensitive data during transmission.</w:t>
-            </w:r>
-          </w:p>
-        </w:tc>
-      </w:tr>
-      <w:tr>
+              <w:lastRenderedPageBreak/>
+              <w:t>Copyright, Designs and Patents Act 1988</w:t>
+            </w:r>
+          </w:p>
+        </w:tc>
         <w:tc>
           <w:tcPr>
             <w:tcW w:w="4508" w:type="dxa"/>
           </w:tcPr>
           <w:p>
             <w:r>
-              <w:t>An attacker could attempt unauthorised access to the producer dashboard in order to modify product prices, alter stock levels, or remove products from the catalogue.</w:t>
-            </w:r>
-          </w:p>
-        </w:tc>
-        <w:tc>
-          <w:tcPr>
-            <w:tcW w:w="4508" w:type="dxa"/>
-          </w:tcPr>
-          <w:p>
-            <w:r>
-              <w:t>To mitigate this risk, the system will implement role-based access control (RBAC). This ensures that only authenticated users with the correct permissions, such as registered producers or administrators, can access sensitive management features. Additionally, authentication checks will be performed before granting access to restricted areas of the system.</w:t>
-            </w:r>
-          </w:p>
-        </w:tc>
-      </w:tr>
-      <w:tr>
-        <w:tc>
-          <w:tcPr>
-            <w:tcW w:w="4508" w:type="dxa"/>
-          </w:tcPr>
-          <w:p>
-            <w:r>
-              <w:t>Users may accidentally or intentionally upload malicious files or inappropriate content when adding product images or updating product information, which could compromise the system or negatively affect the platforms reputation.</w:t>
-            </w:r>
-          </w:p>
-        </w:tc>
-        <w:tc>
-          <w:tcPr>
-            <w:tcW w:w="4508" w:type="dxa"/>
-          </w:tcPr>
-          <w:p>
-            <w:r>
-              <w:t>To mitigate this, the platform will implement file upload validation, restricting uploads to safe file formats such as JPG or PNG and enforcing file size limits. Uploaded files will also be scanned and stored securely on the server to prevent malicious code from being executed.</w:t>
+              <w:t>The platform will include images of products, branding materials, and written descriptions. To comply with copyright law, all images and content used on the website will either be owned by GLH, provided by producers with permission, or sourced from licensed materials. This ensures the platform does not infringe on intellectual property rights while maintaining professional and legally compliant content.</w:t>
             </w:r>
           </w:p>
         </w:tc>
       </w:tr>
     </w:tbl>
-    <w:p>
-      <w:pPr>
-        <w:rPr>
-          <w:b/>
-          <w:bCs/>
-        </w:rPr>
-      </w:pPr>
-    </w:p>
-    <w:p>
-      <w:pPr>
-        <w:rPr>
-          <w:b/>
-          <w:bCs/>
-        </w:rPr>
-      </w:pPr>
-    </w:p>
-    <w:p>
-      <w:pPr>
-        <w:rPr>
-          <w:b/>
-          <w:bCs/>
-        </w:rPr>
-      </w:pPr>
-    </w:p>
-    <w:p>
-      <w:pPr>
-        <w:rPr>
-          <w:b/>
-          <w:bCs/>
-        </w:rPr>
-      </w:pPr>
-    </w:p>
-    <w:p>
-      <w:pPr>
-        <w:rPr>
-          <w:b/>
-          <w:bCs/>
-        </w:rPr>
-      </w:pPr>
-    </w:p>
-    <w:p>
-      <w:pPr>
-        <w:rPr>
-          <w:b/>
-          <w:bCs/>
-        </w:rPr>
-      </w:pPr>
-    </w:p>
-    <w:p>
-      <w:pPr>
-        <w:rPr>
-          <w:b/>
-          <w:bCs/>
-        </w:rPr>
-      </w:pPr>
-    </w:p>
-    <w:p>
-      <w:pPr>
-        <w:rPr>
-          <w:b/>
-          <w:bCs/>
-        </w:rPr>
-      </w:pPr>
-    </w:p>
-    <w:p>
-      <w:pPr>
-        <w:rPr>
-          <w:b/>
-          <w:bCs/>
-        </w:rPr>
-      </w:pPr>
-    </w:p>
-    <w:p>
-      <w:pPr>
-        <w:rPr>
-          <w:b/>
-          <w:bCs/>
-        </w:rPr>
-      </w:pPr>
-    </w:p>
-    <w:p>
-      <w:pPr>
-        <w:rPr>
-          <w:b/>
-          <w:bCs/>
-        </w:rPr>
-      </w:pPr>
-    </w:p>
-    <w:p>
-      <w:pPr>
-        <w:rPr>
-          <w:b/>
-          <w:bCs/>
-        </w:rPr>
-      </w:pPr>
-    </w:p>
-    <w:p>
-      <w:pPr>
-        <w:rPr>
-          <w:b/>
-          <w:bCs/>
-        </w:rPr>
-      </w:pPr>
-    </w:p>
     <w:p>
       <w:pPr>
         <w:rPr>
@@ -4452,249 +4748,49 @@
         <w:pStyle w:val="Title"/>
       </w:pPr>
       <w:r>
-        <w:lastRenderedPageBreak/>
-        <w:t>Legal and regulatory requirements</w:t>
+        <w:t>Assumptions</w:t>
+      </w:r>
+    </w:p>
+    <w:p>
+      <w:r>
+        <w:t>Several assumptions have been made when proposing this system.</w:t>
+      </w:r>
+    </w:p>
+    <w:p>
+      <w:r>
+        <w:t>Customers will have access to a device capable of accessing a modern web browser. Producers will have a basic digital literacy allowing them to manage their product listings through the producer dashboard.</w:t>
+      </w:r>
+      <w:r>
+        <w:t xml:space="preserve"> </w:t>
+      </w:r>
+      <w:r>
+        <w:t>Greenfield Local Hub will provide the necessary infrastructure to host and maintain the system.</w:t>
+      </w:r>
+      <w:r>
+        <w:t xml:space="preserve"> </w:t>
+      </w:r>
+      <w:r>
+        <w:t>Internet connectivity will be available for users accessing the platform.</w:t>
+      </w:r>
+    </w:p>
+    <w:p>
+      <w:r>
+        <w:t>These assumptions allow the system to be designed with the focus on usability, accessibility and reliability.</w:t>
       </w:r>
     </w:p>
     <w:p/>
-    <w:tbl>
-      <w:tblPr>
-        <w:tblStyle w:val="TableGrid"/>
-        <w:tblW w:w="0" w:type="auto"/>
-        <w:tblLook w:val="04A0" w:firstRow="1" w:lastRow="0" w:firstColumn="1" w:lastColumn="0" w:noHBand="0" w:noVBand="1"/>
-      </w:tblPr>
-      <w:tblGrid>
-        <w:gridCol w:w="4508"/>
-        <w:gridCol w:w="4508"/>
-      </w:tblGrid>
-      <w:tr>
-        <w:tc>
-          <w:tcPr>
-            <w:tcW w:w="4508" w:type="dxa"/>
-          </w:tcPr>
-          <w:p>
-            <w:pPr>
-              <w:rPr>
-                <w:b/>
-                <w:bCs/>
-              </w:rPr>
-            </w:pPr>
-            <w:r>
-              <w:rPr>
-                <w:b/>
-                <w:bCs/>
-              </w:rPr>
-              <w:t>Legal Guideline</w:t>
-            </w:r>
-          </w:p>
-        </w:tc>
-        <w:tc>
-          <w:tcPr>
-            <w:tcW w:w="4508" w:type="dxa"/>
-          </w:tcPr>
-          <w:p>
-            <w:pPr>
-              <w:rPr>
-                <w:b/>
-                <w:bCs/>
-              </w:rPr>
-            </w:pPr>
-            <w:r>
-              <w:rPr>
-                <w:b/>
-                <w:bCs/>
-              </w:rPr>
-              <w:t>Application</w:t>
-            </w:r>
-          </w:p>
-        </w:tc>
-      </w:tr>
-      <w:tr>
-        <w:tc>
-          <w:tcPr>
-            <w:tcW w:w="4508" w:type="dxa"/>
-          </w:tcPr>
-          <w:p>
-            <w:r>
-              <w:t>UK GDPR (General Data Protection Regulation)</w:t>
-            </w:r>
-          </w:p>
-        </w:tc>
-        <w:tc>
-          <w:tcPr>
-            <w:tcW w:w="4508" w:type="dxa"/>
-          </w:tcPr>
-          <w:p>
-            <w:r>
-              <w:t>The platform will collect and store personal information when customers create accounts, place orders, or update their profiles to comply with UK GDPR, the system will only collect data that is necessary for the ser</w:t>
-            </w:r>
-            <w:r>
-              <w:t>vice to function, such as name, email address, and delivery details.</w:t>
-            </w:r>
-          </w:p>
-          <w:p>
-            <w:r>
-              <w:t>Personal data will be stored securely using encryption and password hashing to protect user accounts. Users will also be informed about how their data is used through a clear privacy policy and will have the ability to request access to or deletion of their personal data, ensuring their data rights are respected.</w:t>
-            </w:r>
-            <w:r>
-              <w:t xml:space="preserve"> </w:t>
-            </w:r>
-          </w:p>
-        </w:tc>
-      </w:tr>
-      <w:tr>
-        <w:tc>
-          <w:tcPr>
-            <w:tcW w:w="4508" w:type="dxa"/>
-          </w:tcPr>
-          <w:p>
-            <w:r>
-              <w:t>Data Protection Act 2018</w:t>
-            </w:r>
-          </w:p>
-        </w:tc>
-        <w:tc>
-          <w:tcPr>
-            <w:tcW w:w="4508" w:type="dxa"/>
-          </w:tcPr>
-          <w:p>
-            <w:r>
-              <w:t>The Data Protection Act works alongside UK GDPR and ensures that organisations handle personal data responsibly. To apply this law within the platform, al user data will be stored securely and access will be restricted using role-based permissions so that only authorised administrators can access sensitive information.</w:t>
-            </w:r>
-          </w:p>
-          <w:p>
-            <w:r>
-              <w:t>Additionally, data will not be shared with third parties unless unnecessary for the service (for example, delivery services), and this will be clearly explained to users in the privacy policy.</w:t>
-            </w:r>
-          </w:p>
-        </w:tc>
-      </w:tr>
-      <w:tr>
-        <w:tc>
-          <w:tcPr>
-            <w:tcW w:w="4508" w:type="dxa"/>
-          </w:tcPr>
-          <w:p>
-            <w:r>
-              <w:t>PECR (Privacy and Electronic Communications Regulations)</w:t>
-            </w:r>
-          </w:p>
-        </w:tc>
-        <w:tc>
-          <w:tcPr>
-            <w:tcW w:w="4508" w:type="dxa"/>
-          </w:tcPr>
-          <w:p>
-            <w:r>
-              <w:t>The website will use cookies to improve the user experience, such as remembering login sessions or saving preferences. To comply with PECR regulations, the website will include a cookie consent banner allowing users to accept or reject non-essential cookies before they are stored on their device. The system will also clearly explain the purpose of each cookie in the cookie policy, ensuring transparency and user consent before collection tracking data.</w:t>
-            </w:r>
-          </w:p>
-        </w:tc>
-      </w:tr>
-      <w:tr>
-        <w:tc>
-          <w:tcPr>
-            <w:tcW w:w="4508" w:type="dxa"/>
-          </w:tcPr>
-          <w:p>
-            <w:r>
-              <w:t>Equality Act 2010/Accessibility Requirements (WCAG)</w:t>
-            </w:r>
-          </w:p>
-        </w:tc>
-        <w:tc>
-          <w:tcPr>
-            <w:tcW w:w="4508" w:type="dxa"/>
-          </w:tcPr>
-          <w:p>
-            <w:r>
-              <w:t xml:space="preserve">The Equality Act requires digital services to be accessible to all users, including with disabilities. To comply with this, the platform will implement accessibility features such as adjustable text size, clear navigation, high contrast colour modes, and screen reader compatibility. All images will include alt text and interactive </w:t>
-            </w:r>
-            <w:r>
-              <w:t xml:space="preserve">elements will </w:t>
-            </w:r>
-            <w:r>
-              <w:lastRenderedPageBreak/>
-              <w:t>support keyboard navigation/ These features ensure the website can be used by a wide range of users and aligns with WCAG accessibility standards.</w:t>
-            </w:r>
-          </w:p>
-        </w:tc>
-      </w:tr>
-      <w:tr>
-        <w:tc>
-          <w:tcPr>
-            <w:tcW w:w="4508" w:type="dxa"/>
-          </w:tcPr>
-          <w:p>
-            <w:r>
-              <w:lastRenderedPageBreak/>
-              <w:t>Consumer Rights Act 2015</w:t>
-            </w:r>
-          </w:p>
-        </w:tc>
-        <w:tc>
-          <w:tcPr>
-            <w:tcW w:w="4508" w:type="dxa"/>
-          </w:tcPr>
-          <w:p>
-            <w:r>
-              <w:t>As the platform allows customers to purchase food and drink products online, it must ensure that product information is accurate and transparent. The website will clearly display product descriptions, prices, availability, and producer information so that customers can make informed purchasing decisions. If issues occur with an order, customers will have access to support and refund policies that follow consumer protection regulations, ensuring fairness and transparency in transactions.</w:t>
-            </w:r>
-          </w:p>
-        </w:tc>
-      </w:tr>
-      <w:tr>
-        <w:tc>
-          <w:tcPr>
-            <w:tcW w:w="4508" w:type="dxa"/>
-          </w:tcPr>
-          <w:p>
-            <w:r>
-              <w:t>Computer Misuse Act 1990</w:t>
-            </w:r>
-          </w:p>
-        </w:tc>
-        <w:tc>
-          <w:tcPr>
-            <w:tcW w:w="4508" w:type="dxa"/>
-          </w:tcPr>
-          <w:p>
-            <w:r>
-              <w:t>The system must protect against unauthorised access or malicious use. To comply with this legislation, the platform will implement secure authentication systems, strong password requirements, and role-based access controls to prevent unauthorised users from accessing restricted areas such as producer dashboard or database systems. Monitoring and logging mechanisms will also help detect suspicious activity, helping protect the system from cyber-attacks.</w:t>
-            </w:r>
-          </w:p>
-        </w:tc>
-      </w:tr>
-      <w:tr>
-        <w:tc>
-          <w:tcPr>
-            <w:tcW w:w="4508" w:type="dxa"/>
-          </w:tcPr>
-          <w:p>
-            <w:r>
-              <w:t>Copyright, Designs and Patents Act 1988</w:t>
-            </w:r>
-          </w:p>
-        </w:tc>
-        <w:tc>
-          <w:tcPr>
-            <w:tcW w:w="4508" w:type="dxa"/>
-          </w:tcPr>
-          <w:p>
-            <w:r>
-              <w:t>The platform will include images of products, branding materials, and written descriptions. To comply with copyright law, all images and content used on the website will either be owned by GLH, provided by producers with permission, or sourced from licensed materials. This ensures the platform does not infringe on intellectual property rights while maintaining professional and legally compliant content.</w:t>
-            </w:r>
-          </w:p>
-        </w:tc>
-      </w:tr>
-    </w:tbl>
     <w:p>
       <w:pPr>
-        <w:rPr>
-          <w:b/>
-          <w:bCs/>
-        </w:rPr>
+        <w:pStyle w:val="Title"/>
       </w:pPr>
+      <w:r>
+        <w:t>Final remarks</w:t>
+      </w:r>
+    </w:p>
+    <w:p>
+      <w:r>
+        <w:t>The requirements, constraints and considerations identified within this proposal will inform the design phase of the project, where system architecture, interface design and technical implementation approaches will be developed in Task 1B.</w:t>
+      </w:r>
     </w:p>
     <w:sectPr>
       <w:pgSz w:w="11906" w:h="16838"/>
@@ -4876,8 +4972,124 @@
       </w:rPr>
     </w:lvl>
   </w:abstractNum>
+  <w:abstractNum w:abstractNumId="1" w15:restartNumberingAfterBreak="0">
+    <w:nsid w:val="22C9359F"/>
+    <w:multiLevelType w:val="hybridMultilevel"/>
+    <w:tmpl w:val="93FE029C"/>
+    <w:lvl w:ilvl="0" w:tplc="08090001">
+      <w:start w:val="1"/>
+      <w:numFmt w:val="bullet"/>
+      <w:lvlText w:val=""/>
+      <w:lvlJc w:val="left"/>
+      <w:pPr>
+        <w:ind w:left="720" w:hanging="360"/>
+      </w:pPr>
+      <w:rPr>
+        <w:rFonts w:ascii="Symbol" w:hAnsi="Symbol" w:hint="default"/>
+      </w:rPr>
+    </w:lvl>
+    <w:lvl w:ilvl="1" w:tplc="08090003" w:tentative="1">
+      <w:start w:val="1"/>
+      <w:numFmt w:val="bullet"/>
+      <w:lvlText w:val="o"/>
+      <w:lvlJc w:val="left"/>
+      <w:pPr>
+        <w:ind w:left="1440" w:hanging="360"/>
+      </w:pPr>
+      <w:rPr>
+        <w:rFonts w:ascii="Courier New" w:hAnsi="Courier New" w:cs="Courier New" w:hint="default"/>
+      </w:rPr>
+    </w:lvl>
+    <w:lvl w:ilvl="2" w:tplc="08090005" w:tentative="1">
+      <w:start w:val="1"/>
+      <w:numFmt w:val="bullet"/>
+      <w:lvlText w:val=""/>
+      <w:lvlJc w:val="left"/>
+      <w:pPr>
+        <w:ind w:left="2160" w:hanging="360"/>
+      </w:pPr>
+      <w:rPr>
+        <w:rFonts w:ascii="Wingdings" w:hAnsi="Wingdings" w:hint="default"/>
+      </w:rPr>
+    </w:lvl>
+    <w:lvl w:ilvl="3" w:tplc="08090001" w:tentative="1">
+      <w:start w:val="1"/>
+      <w:numFmt w:val="bullet"/>
+      <w:lvlText w:val=""/>
+      <w:lvlJc w:val="left"/>
+      <w:pPr>
+        <w:ind w:left="2880" w:hanging="360"/>
+      </w:pPr>
+      <w:rPr>
+        <w:rFonts w:ascii="Symbol" w:hAnsi="Symbol" w:hint="default"/>
+      </w:rPr>
+    </w:lvl>
+    <w:lvl w:ilvl="4" w:tplc="08090003" w:tentative="1">
+      <w:start w:val="1"/>
+      <w:numFmt w:val="bullet"/>
+      <w:lvlText w:val="o"/>
+      <w:lvlJc w:val="left"/>
+      <w:pPr>
+        <w:ind w:left="3600" w:hanging="360"/>
+      </w:pPr>
+      <w:rPr>
+        <w:rFonts w:ascii="Courier New" w:hAnsi="Courier New" w:cs="Courier New" w:hint="default"/>
+      </w:rPr>
+    </w:lvl>
+    <w:lvl w:ilvl="5" w:tplc="08090005" w:tentative="1">
+      <w:start w:val="1"/>
+      <w:numFmt w:val="bullet"/>
+      <w:lvlText w:val=""/>
+      <w:lvlJc w:val="left"/>
+      <w:pPr>
+        <w:ind w:left="4320" w:hanging="360"/>
+      </w:pPr>
+      <w:rPr>
+        <w:rFonts w:ascii="Wingdings" w:hAnsi="Wingdings" w:hint="default"/>
+      </w:rPr>
+    </w:lvl>
+    <w:lvl w:ilvl="6" w:tplc="08090001" w:tentative="1">
+      <w:start w:val="1"/>
+      <w:numFmt w:val="bullet"/>
+      <w:lvlText w:val=""/>
+      <w:lvlJc w:val="left"/>
+      <w:pPr>
+        <w:ind w:left="5040" w:hanging="360"/>
+      </w:pPr>
+      <w:rPr>
+        <w:rFonts w:ascii="Symbol" w:hAnsi="Symbol" w:hint="default"/>
+      </w:rPr>
+    </w:lvl>
+    <w:lvl w:ilvl="7" w:tplc="08090003" w:tentative="1">
+      <w:start w:val="1"/>
+      <w:numFmt w:val="bullet"/>
+      <w:lvlText w:val="o"/>
+      <w:lvlJc w:val="left"/>
+      <w:pPr>
+        <w:ind w:left="5760" w:hanging="360"/>
+      </w:pPr>
+      <w:rPr>
+        <w:rFonts w:ascii="Courier New" w:hAnsi="Courier New" w:cs="Courier New" w:hint="default"/>
+      </w:rPr>
+    </w:lvl>
+    <w:lvl w:ilvl="8" w:tplc="08090005" w:tentative="1">
+      <w:start w:val="1"/>
+      <w:numFmt w:val="bullet"/>
+      <w:lvlText w:val=""/>
+      <w:lvlJc w:val="left"/>
+      <w:pPr>
+        <w:ind w:left="6480" w:hanging="360"/>
+      </w:pPr>
+      <w:rPr>
+        <w:rFonts w:ascii="Wingdings" w:hAnsi="Wingdings" w:hint="default"/>
+      </w:rPr>
+    </w:lvl>
+  </w:abstractNum>
   <w:num w:numId="1">
     <w:abstractNumId w:val="0"/>
+  </w:num>
+  <w:num w:numId="2">
+    <w:abstractNumId w:val="1"/>
   </w:num>
 </w:numbering>
 </file>
